--- a/article.docx
+++ b/article.docx
@@ -3,942 +3,5375 @@
 <w:document xmlns:wpc="http://schemas.microsoft.com/office/word/2010/wordprocessingCanvas" xmlns:cx="http://schemas.microsoft.com/office/drawing/2014/chartex" xmlns:cx1="http://schemas.microsoft.com/office/drawing/2015/9/8/chartex" xmlns:cx2="http://schemas.microsoft.com/office/drawing/2015/10/21/chartex" xmlns:cx3="http://schemas.microsoft.com/office/drawing/2016/5/9/chartex" xmlns:cx4="http://schemas.microsoft.com/office/drawing/2016/5/10/chartex" xmlns:cx5="http://schemas.microsoft.com/office/drawing/2016/5/11/chartex" xmlns:cx6="http://schemas.microsoft.com/office/drawing/2016/5/12/chartex" xmlns:cx7="http://schemas.microsoft.com/office/drawing/2016/5/13/chartex" xmlns:cx8="http://schemas.microsoft.com/office/drawing/2016/5/14/chartex" xmlns:mc="http://schemas.openxmlformats.org/markup-compatibility/2006" xmlns:aink="http://schemas.microsoft.com/office/drawing/2016/ink" xmlns:am3d="http://schemas.microsoft.com/office/drawing/2017/model3d" xmlns:o="urn:schemas-microsoft-com:office:office" xmlns:oel="http://schemas.microsoft.com/office/2019/extlst" xmlns:r="http://schemas.openxmlformats.org/officeDocument/2006/relationships" xmlns:m="http://schemas.openxmlformats.org/officeDocument/2006/math" xmlns:v="urn:schemas-microsoft-com:vml" xmlns:wp14="http://schemas.microsoft.com/office/word/2010/wordprocessingDrawing" xmlns:wp="http://schemas.openxmlformats.org/drawingml/2006/wordprocessingDrawing" xmlns:w10="urn:schemas-microsoft-com:office:word" xmlns:w="http://schemas.openxmlformats.org/wordprocessingml/2006/main" xmlns:w14="http://schemas.microsoft.com/office/word/2010/wordml" xmlns:w15="http://schemas.microsoft.com/office/word/2012/wordml" xmlns:w16cex="http://schemas.microsoft.com/office/word/2018/wordml/cex" xmlns:w16cid="http://schemas.microsoft.com/office/word/2016/wordml/cid" xmlns:w16="http://schemas.microsoft.com/office/word/2018/wordml" xmlns:w16du="http://schemas.microsoft.com/office/word/2023/wordml/word16du" xmlns:w16sdtdh="http://schemas.microsoft.com/office/word/2020/wordml/sdtdatahash" xmlns:w16sdtfl="http://schemas.microsoft.com/office/word/2024/wordml/sdtformatlock" xmlns:w16se="http://schemas.microsoft.com/office/word/2015/wordml/symex" xmlns:wpg="http://schemas.microsoft.com/office/word/2010/wordprocessingGroup" xmlns:wpi="http://schemas.microsoft.com/office/word/2010/wordprocessingInk" xmlns:wne="http://schemas.microsoft.com/office/word/2006/wordml" xmlns:wps="http://schemas.microsoft.com/office/word/2010/wordprocessingShape" mc:Ignorable="w14 w15 w16se w16cid w16 w16cex w16sdtdh w16sdtfl w16du wp14">
   <w:body>
     <w:p>
-      <w:r>
-        <w:rPr>
+      <w:pPr>
+        <w:rPr>
+          <w:rFonts w:asciiTheme="majorHAnsi" w:hAnsiTheme="majorHAnsi" w:cstheme="majorHAnsi"/>
+        </w:rPr>
+      </w:pPr>
+      <w:r>
+        <w:rPr>
+          <w:rFonts w:asciiTheme="majorHAnsi" w:hAnsiTheme="majorHAnsi" w:cstheme="majorHAnsi"/>
           <w:b/>
         </w:rPr>
         <w:t>The Cyclone Harry on the Central Mediterranean migration route</w:t>
       </w:r>
     </w:p>
     <w:p>
-      <w:r>
+      <w:pPr>
+        <w:rPr>
+          <w:rFonts w:asciiTheme="majorHAnsi" w:hAnsiTheme="majorHAnsi" w:cstheme="majorHAnsi"/>
+        </w:rPr>
+      </w:pPr>
+      <w:r>
+        <w:rPr>
+          <w:rFonts w:asciiTheme="majorHAnsi" w:hAnsiTheme="majorHAnsi" w:cstheme="majorHAnsi"/>
+        </w:rPr>
         <w:t xml:space="preserve">In late January 2026, </w:t>
       </w:r>
       <w:r>
+        <w:rPr>
+          <w:rFonts w:asciiTheme="majorHAnsi" w:hAnsiTheme="majorHAnsi" w:cstheme="majorHAnsi"/>
+        </w:rPr>
         <w:t>the</w:t>
       </w:r>
       <w:r>
+        <w:rPr>
+          <w:rFonts w:asciiTheme="majorHAnsi" w:hAnsiTheme="majorHAnsi" w:cstheme="majorHAnsi"/>
+        </w:rPr>
         <w:t xml:space="preserve"> Mediterranean cyclone </w:t>
       </w:r>
       <w:r>
+        <w:rPr>
+          <w:rFonts w:asciiTheme="majorHAnsi" w:hAnsiTheme="majorHAnsi" w:cstheme="majorHAnsi"/>
+        </w:rPr>
         <w:t>crossed</w:t>
       </w:r>
       <w:r>
-        <w:t xml:space="preserve"> the Strait of Sicily as hundreds of people attempted the sea crossing from Tunisia. More than a thousand were reported dead or missing.</w:t>
+        <w:rPr>
+          <w:rFonts w:asciiTheme="majorHAnsi" w:hAnsiTheme="majorHAnsi" w:cstheme="majorHAnsi"/>
+        </w:rPr>
+        <w:t xml:space="preserve"> the Strait of Sicily </w:t>
+      </w:r>
+      <w:r>
+        <w:rPr>
+          <w:rFonts w:asciiTheme="majorHAnsi" w:hAnsiTheme="majorHAnsi" w:cstheme="majorHAnsi"/>
+        </w:rPr>
+        <w:t>as an unspecified number of</w:t>
+      </w:r>
+      <w:r>
+        <w:rPr>
+          <w:rFonts w:asciiTheme="majorHAnsi" w:hAnsiTheme="majorHAnsi" w:cstheme="majorHAnsi"/>
+        </w:rPr>
+        <w:t xml:space="preserve"> people attempted </w:t>
+      </w:r>
+      <w:r>
+        <w:rPr>
+          <w:rFonts w:asciiTheme="majorHAnsi" w:hAnsiTheme="majorHAnsi" w:cstheme="majorHAnsi"/>
+        </w:rPr>
+        <w:t>to cross the sea</w:t>
+      </w:r>
+      <w:r>
+        <w:rPr>
+          <w:rFonts w:asciiTheme="majorHAnsi" w:hAnsiTheme="majorHAnsi" w:cstheme="majorHAnsi"/>
+        </w:rPr>
+        <w:t xml:space="preserve"> from Tunisia. More than a thousand were reported dead or missing.</w:t>
       </w:r>
     </w:p>
     <w:p>
-      <w:r>
+      <w:pPr>
+        <w:rPr>
+          <w:rFonts w:asciiTheme="majorHAnsi" w:hAnsiTheme="majorHAnsi" w:cstheme="majorHAnsi"/>
+        </w:rPr>
+      </w:pPr>
+      <w:r>
+        <w:rPr>
+          <w:rFonts w:asciiTheme="majorHAnsi" w:hAnsiTheme="majorHAnsi" w:cstheme="majorHAnsi"/>
+        </w:rPr>
         <w:t>Giorgio Coppola — 19 May 2026</w:t>
       </w:r>
     </w:p>
     <w:p>
-      <w:r>
+      <w:pPr>
+        <w:rPr>
+          <w:rFonts w:asciiTheme="majorHAnsi" w:hAnsiTheme="majorHAnsi" w:cstheme="majorHAnsi"/>
+        </w:rPr>
+      </w:pPr>
+      <w:r>
+        <w:rPr>
+          <w:rFonts w:asciiTheme="majorHAnsi" w:hAnsiTheme="majorHAnsi" w:cstheme="majorHAnsi"/>
+        </w:rPr>
         <w:t xml:space="preserve">At the end of January 2026, Cyclone Harry crossed Southern Italy and the North African coast. In the Sicilian town of </w:t>
       </w:r>
-      <w:proofErr w:type="spellStart"/>
-      <w:r>
-        <w:t>Niscemi</w:t>
-      </w:r>
-      <w:proofErr w:type="spellEnd"/>
-      <w:r>
-        <w:t xml:space="preserve">, </w:t>
-      </w:r>
-      <w:r>
-        <w:t xml:space="preserve">a </w:t>
-      </w:r>
-      <w:r>
-        <w:t>landslide</w:t>
-      </w:r>
-      <w:r>
+      <w:r>
+        <w:rPr>
+          <w:rFonts w:asciiTheme="majorHAnsi" w:hAnsiTheme="majorHAnsi" w:cstheme="majorHAnsi"/>
+        </w:rPr>
+        <w:t>[</w:t>
+      </w:r>
+      <w:hyperlink r:id="rId6" w:history="1">
+        <w:r>
+          <w:rPr>
+            <w:rStyle w:val="Collegamentoipertestuale"/>
+            <w:rFonts w:asciiTheme="majorHAnsi" w:hAnsiTheme="majorHAnsi" w:cstheme="majorHAnsi"/>
+          </w:rPr>
+          <w:t xml:space="preserve">Niscemi, </w:t>
+        </w:r>
+        <w:r>
+          <w:rPr>
+            <w:rStyle w:val="Collegamentoipertestuale"/>
+            <w:rFonts w:asciiTheme="majorHAnsi" w:hAnsiTheme="majorHAnsi" w:cstheme="majorHAnsi"/>
+          </w:rPr>
+          <w:t xml:space="preserve">a </w:t>
+        </w:r>
+        <w:r>
+          <w:rPr>
+            <w:rStyle w:val="Collegamentoipertestuale"/>
+            <w:rFonts w:asciiTheme="majorHAnsi" w:hAnsiTheme="majorHAnsi" w:cstheme="majorHAnsi"/>
+          </w:rPr>
+          <w:t>landslide</w:t>
+        </w:r>
+      </w:hyperlink>
+      <w:r>
+        <w:rPr>
+          <w:rFonts w:asciiTheme="majorHAnsi" w:hAnsiTheme="majorHAnsi" w:cstheme="majorHAnsi"/>
+        </w:rPr>
+        <w:t xml:space="preserve"> &lt;</w:t>
+      </w:r>
+      <w:r>
+        <w:rPr>
+          <w:rFonts w:asciiTheme="majorHAnsi" w:hAnsiTheme="majorHAnsi" w:cstheme="majorHAnsi"/>
+        </w:rPr>
+        <w:t>https://www.theguardian.com/world/2026/feb/09/anger-despair-sicilian-town-crumbles-landslide-niscemi</w:t>
+      </w:r>
+      <w:r>
+        <w:rPr>
+          <w:rFonts w:asciiTheme="majorHAnsi" w:hAnsiTheme="majorHAnsi" w:cstheme="majorHAnsi"/>
+        </w:rPr>
+        <w:t>&gt;]</w:t>
+      </w:r>
+      <w:r>
+        <w:rPr>
+          <w:rFonts w:asciiTheme="majorHAnsi" w:hAnsiTheme="majorHAnsi" w:cstheme="majorHAnsi"/>
+        </w:rPr>
         <w:t xml:space="preserve"> </w:t>
       </w:r>
       <w:r>
-        <w:t xml:space="preserve">(TODO: replace Wikipedia with a news source) destroyed buildings and forced more than 1,600 people to </w:t>
+        <w:rPr>
+          <w:rFonts w:asciiTheme="majorHAnsi" w:hAnsiTheme="majorHAnsi" w:cstheme="majorHAnsi"/>
+        </w:rPr>
+        <w:t xml:space="preserve">destroyed buildings and forced more than 1,600 people to </w:t>
       </w:r>
       <w:proofErr w:type="gramStart"/>
       <w:r>
+        <w:rPr>
+          <w:rFonts w:asciiTheme="majorHAnsi" w:hAnsiTheme="majorHAnsi" w:cstheme="majorHAnsi"/>
+        </w:rPr>
         <w:t>evacuate, but</w:t>
       </w:r>
       <w:proofErr w:type="gramEnd"/>
       <w:r>
+        <w:rPr>
+          <w:rFonts w:asciiTheme="majorHAnsi" w:hAnsiTheme="majorHAnsi" w:cstheme="majorHAnsi"/>
+        </w:rPr>
         <w:t xml:space="preserve"> killed no</w:t>
       </w:r>
       <w:r>
+        <w:rPr>
+          <w:rFonts w:asciiTheme="majorHAnsi" w:hAnsiTheme="majorHAnsi" w:cstheme="majorHAnsi"/>
+        </w:rPr>
         <w:t xml:space="preserve"> </w:t>
       </w:r>
       <w:r>
-        <w:t>one. A few miles away, on the water, the same days unfolded differently: more than a thousand people were reported dead or missing in the Central Mediterranean, right after the passage of the storm. Over the following weeks, a handful of anonymous bodies washed ashore</w:t>
-      </w:r>
-      <w:r>
+        <w:rPr>
+          <w:rFonts w:asciiTheme="majorHAnsi" w:hAnsiTheme="majorHAnsi" w:cstheme="majorHAnsi"/>
+        </w:rPr>
+        <w:t xml:space="preserve">one. A few miles away, </w:t>
+      </w:r>
+      <w:r>
+        <w:rPr>
+          <w:rFonts w:asciiTheme="majorHAnsi" w:hAnsiTheme="majorHAnsi" w:cstheme="majorHAnsi"/>
+        </w:rPr>
+        <w:t>at sea</w:t>
+      </w:r>
+      <w:r>
+        <w:rPr>
+          <w:rFonts w:asciiTheme="majorHAnsi" w:hAnsiTheme="majorHAnsi" w:cstheme="majorHAnsi"/>
+        </w:rPr>
+        <w:t>, the same days unfolded differently: more than a thousand people were reported dead or missing in the Central Mediterranean, right after the passage of the storm. Over the following weeks, a handful of anonymous bodies washed ashore</w:t>
+      </w:r>
+      <w:r>
+        <w:rPr>
+          <w:rFonts w:asciiTheme="majorHAnsi" w:hAnsiTheme="majorHAnsi" w:cstheme="majorHAnsi"/>
+        </w:rPr>
         <w:t xml:space="preserve"> </w:t>
       </w:r>
       <w:r>
+        <w:rPr>
+          <w:rFonts w:asciiTheme="majorHAnsi" w:hAnsiTheme="majorHAnsi" w:cstheme="majorHAnsi"/>
+        </w:rPr>
         <w:t>on the beaches of Sicily and Calabria.</w:t>
       </w:r>
       <w:r>
+        <w:rPr>
+          <w:rFonts w:asciiTheme="majorHAnsi" w:hAnsiTheme="majorHAnsi" w:cstheme="majorHAnsi"/>
+        </w:rPr>
         <w:t xml:space="preserve"> </w:t>
       </w:r>
     </w:p>
     <w:p>
       <w:pPr>
         <w:pStyle w:val="NormaleWeb"/>
-        <w:rPr>
-          <w:rFonts w:ascii="Georgia" w:eastAsiaTheme="minorEastAsia" w:hAnsi="Georgia" w:cstheme="minorBidi"/>
-          <w:sz w:val="22"/>
-          <w:szCs w:val="22"/>
-          <w:lang w:val="en-US" w:eastAsia="en-US"/>
+        <w:pBdr>
+          <w:bottom w:val="single" w:sz="6" w:space="1" w:color="auto"/>
+        </w:pBdr>
+        <w:spacing w:line="276" w:lineRule="auto"/>
+        <w:rPr>
+          <w:rFonts w:asciiTheme="majorHAnsi" w:hAnsiTheme="majorHAnsi" w:cstheme="majorHAnsi"/>
+          <w:sz w:val="22"/>
+          <w:szCs w:val="22"/>
         </w:rPr>
       </w:pPr>
       <w:r>
         <w:rPr>
-          <w:rFonts w:ascii="Georgia" w:eastAsiaTheme="minorEastAsia" w:hAnsi="Georgia" w:cstheme="minorBidi"/>
-          <w:sz w:val="22"/>
-          <w:szCs w:val="22"/>
-          <w:lang w:val="en-US" w:eastAsia="en-US"/>
-        </w:rPr>
-        <w:t>The bodies were a few of the many who had left the Tunisian coast in the second half of January, attempting to reach Lampedusa from</w:t>
-      </w:r>
-      <w:r>
-        <w:rPr>
-          <w:rFonts w:ascii="Georgia" w:eastAsiaTheme="minorEastAsia" w:hAnsi="Georgia" w:cstheme="minorBidi"/>
-          <w:sz w:val="22"/>
-          <w:szCs w:val="22"/>
-          <w:lang w:val="en-US" w:eastAsia="en-US"/>
+          <w:rFonts w:asciiTheme="majorHAnsi" w:hAnsiTheme="majorHAnsi" w:cstheme="majorHAnsi"/>
+          <w:sz w:val="22"/>
+          <w:szCs w:val="22"/>
+        </w:rPr>
+        <w:t>The only known survivor from one of these boats</w:t>
+      </w:r>
+      <w:r>
+        <w:rPr>
+          <w:rFonts w:asciiTheme="majorHAnsi" w:hAnsiTheme="majorHAnsi" w:cstheme="majorHAnsi"/>
+          <w:sz w:val="22"/>
+          <w:szCs w:val="22"/>
         </w:rPr>
         <w:t xml:space="preserve"> </w:t>
       </w:r>
       <w:r>
         <w:rPr>
-          <w:rFonts w:ascii="Georgia" w:eastAsiaTheme="minorEastAsia" w:hAnsi="Georgia" w:cstheme="minorBidi"/>
-          <w:sz w:val="22"/>
-          <w:szCs w:val="22"/>
-          <w:lang w:val="en-US" w:eastAsia="en-US"/>
-        </w:rPr>
-        <w:t xml:space="preserve">Sfax. </w:t>
-      </w:r>
-      <w:r>
-        <w:t>The Central Mediterranean route is considered the deadliest migratory sea route in the world. Since 2014, IOM’s Missing Migrants Project has recorded tens of thousands of deaths and disappearances in the Mediterranean, with the Central Mediterranean accounting for the largest share (</w:t>
-      </w:r>
-      <w:r>
+          <w:rFonts w:asciiTheme="majorHAnsi" w:hAnsiTheme="majorHAnsi" w:cstheme="majorHAnsi"/>
+          <w:sz w:val="22"/>
+          <w:szCs w:val="22"/>
+        </w:rPr>
+        <w:t xml:space="preserve">was </w:t>
+      </w:r>
+      <w:r>
+        <w:rPr>
+          <w:rStyle w:val="Enfasigrassetto"/>
+          <w:rFonts w:asciiTheme="majorHAnsi" w:hAnsiTheme="majorHAnsi" w:cstheme="majorHAnsi"/>
+          <w:b w:val="0"/>
+          <w:bCs w:val="0"/>
+          <w:sz w:val="22"/>
+          <w:szCs w:val="22"/>
+        </w:rPr>
+        <w:t>Ramadan Konte</w:t>
+      </w:r>
+      <w:r>
+        <w:rPr>
+          <w:rFonts w:asciiTheme="majorHAnsi" w:hAnsiTheme="majorHAnsi" w:cstheme="majorHAnsi"/>
+          <w:sz w:val="22"/>
+          <w:szCs w:val="22"/>
+        </w:rPr>
+        <w:t xml:space="preserve">, from Sierra Leone. According to his testimony, </w:t>
+      </w:r>
+      <w:r>
+        <w:rPr>
+          <w:rFonts w:asciiTheme="majorHAnsi" w:hAnsiTheme="majorHAnsi" w:cstheme="majorHAnsi"/>
+          <w:sz w:val="22"/>
+          <w:szCs w:val="22"/>
+        </w:rPr>
+        <w:t>[</w:t>
+      </w:r>
+      <w:r>
+        <w:rPr>
+          <w:rFonts w:asciiTheme="majorHAnsi" w:hAnsiTheme="majorHAnsi" w:cstheme="majorHAnsi"/>
+          <w:sz w:val="22"/>
+          <w:szCs w:val="22"/>
+        </w:rPr>
         <w:fldChar w:fldCharType="begin"/>
       </w:r>
       <w:r>
-        <w:instrText>HYPERLINK "https://missingmigrants.iom.int/region/mediterranean?utm_source=chatgpt.com" \t "_new"</w:instrText>
-      </w:r>
-      <w:r>
+        <w:rPr>
+          <w:rFonts w:asciiTheme="majorHAnsi" w:hAnsiTheme="majorHAnsi" w:cstheme="majorHAnsi"/>
+          <w:sz w:val="22"/>
+          <w:szCs w:val="22"/>
+        </w:rPr>
+        <w:instrText>HYPERLINK "https://mediterranearescue.org/it/news/potrebbero-essere-1000-le-persone-disperse-in-mare-durante-il-ciclone-harry"</w:instrText>
+      </w:r>
+      <w:r>
+        <w:rPr>
+          <w:rFonts w:asciiTheme="majorHAnsi" w:hAnsiTheme="majorHAnsi" w:cstheme="majorHAnsi"/>
+          <w:sz w:val="22"/>
+          <w:szCs w:val="22"/>
+        </w:rPr>
+      </w:r>
+      <w:r>
+        <w:rPr>
+          <w:rFonts w:asciiTheme="majorHAnsi" w:hAnsiTheme="majorHAnsi" w:cstheme="majorHAnsi"/>
+          <w:sz w:val="22"/>
+          <w:szCs w:val="22"/>
+        </w:rPr>
         <w:fldChar w:fldCharType="separate"/>
       </w:r>
       <w:r>
         <w:rPr>
           <w:rStyle w:val="Collegamentoipertestuale"/>
-        </w:rPr>
-        <w:t>https://missingmigrants.iom.int/region/mediterranean</w:t>
-      </w:r>
-      <w:r>
+          <w:rFonts w:asciiTheme="majorHAnsi" w:hAnsiTheme="majorHAnsi" w:cstheme="majorHAnsi"/>
+          <w:sz w:val="22"/>
+          <w:szCs w:val="22"/>
+        </w:rPr>
+        <w:t>reported by Mediterranea</w:t>
+      </w:r>
+      <w:r>
+        <w:rPr>
+          <w:rFonts w:asciiTheme="majorHAnsi" w:hAnsiTheme="majorHAnsi" w:cstheme="majorHAnsi"/>
+          <w:sz w:val="22"/>
+          <w:szCs w:val="22"/>
+        </w:rPr>
         <w:fldChar w:fldCharType="end"/>
       </w:r>
       <w:r>
-        <w:t xml:space="preserve">). </w:t>
-      </w:r>
-      <w:r>
-        <w:rPr>
-          <w:rFonts w:ascii="Georgia" w:eastAsiaTheme="minorEastAsia" w:hAnsi="Georgia" w:cstheme="minorBidi"/>
-          <w:sz w:val="22"/>
-          <w:szCs w:val="22"/>
-          <w:lang w:val="en-US" w:eastAsia="en-US"/>
-        </w:rPr>
-        <w:t>By IOM's count, more than 1,300 people died on the Central Mediterranean route in all of 2025</w:t>
-      </w:r>
-      <w:r>
-        <w:rPr>
-          <w:rFonts w:ascii="Georgia" w:eastAsiaTheme="minorEastAsia" w:hAnsi="Georgia" w:cstheme="minorBidi"/>
-          <w:sz w:val="22"/>
-          <w:szCs w:val="22"/>
-          <w:lang w:val="en-US" w:eastAsia="en-US"/>
-        </w:rPr>
-        <w:t xml:space="preserve"> (</w:t>
-      </w:r>
-      <w:r>
-        <w:rPr>
-          <w:rFonts w:ascii="Georgia" w:eastAsiaTheme="minorEastAsia" w:hAnsi="Georgia" w:cstheme="minorBidi"/>
-          <w:sz w:val="22"/>
-          <w:szCs w:val="22"/>
-          <w:lang w:val="en-US" w:eastAsia="en-US"/>
-        </w:rPr>
-        <w:t>https://www.reuters.com/world/hundreds-feared-missing-or-dead-trying-cross-mediterranean-says-un-migration-2026-01-26/</w:t>
-      </w:r>
-      <w:r>
-        <w:rPr>
-          <w:rFonts w:ascii="Georgia" w:eastAsiaTheme="minorEastAsia" w:hAnsi="Georgia" w:cstheme="minorBidi"/>
-          <w:sz w:val="22"/>
-          <w:szCs w:val="22"/>
-          <w:lang w:val="en-US" w:eastAsia="en-US"/>
-        </w:rPr>
-        <w:t>).</w:t>
-      </w:r>
-      <w:r>
-        <w:rPr>
-          <w:rFonts w:ascii="Georgia" w:eastAsiaTheme="minorEastAsia" w:hAnsi="Georgia" w:cstheme="minorBidi"/>
-          <w:sz w:val="22"/>
-          <w:szCs w:val="22"/>
-          <w:lang w:val="en-US" w:eastAsia="en-US"/>
-        </w:rPr>
-        <w:t xml:space="preserve"> Cyclone Harry produced a comparable toll in roughly one week.</w:t>
-      </w:r>
-      <w:r>
-        <w:rPr>
-          <w:rFonts w:ascii="Georgia" w:eastAsiaTheme="minorEastAsia" w:hAnsi="Georgia" w:cstheme="minorBidi"/>
-          <w:sz w:val="22"/>
-          <w:szCs w:val="22"/>
-          <w:lang w:val="en-US" w:eastAsia="en-US"/>
-        </w:rPr>
-        <w:t xml:space="preserve"> </w:t>
+        <w:rPr>
+          <w:rFonts w:asciiTheme="majorHAnsi" w:hAnsiTheme="majorHAnsi" w:cstheme="majorHAnsi"/>
+          <w:sz w:val="22"/>
+          <w:szCs w:val="22"/>
+        </w:rPr>
+        <w:t>, &lt;</w:t>
+      </w:r>
+      <w:r>
+        <w:rPr>
+          <w:rFonts w:asciiTheme="majorHAnsi" w:hAnsiTheme="majorHAnsi" w:cstheme="majorHAnsi"/>
+          <w:sz w:val="22"/>
+          <w:szCs w:val="22"/>
+        </w:rPr>
+        <w:fldChar w:fldCharType="begin"/>
+      </w:r>
+      <w:r>
+        <w:rPr>
+          <w:rFonts w:asciiTheme="majorHAnsi" w:hAnsiTheme="majorHAnsi" w:cstheme="majorHAnsi"/>
+          <w:sz w:val="22"/>
+          <w:szCs w:val="22"/>
+        </w:rPr>
+        <w:instrText>HYPERLINK "https://mediterranearescue.org/it/news/potrebbero-essere-1000-le-persone-disperse-in-mare-durante-il-ciclone-harry"</w:instrText>
+      </w:r>
+      <w:r>
+        <w:rPr>
+          <w:rFonts w:asciiTheme="majorHAnsi" w:hAnsiTheme="majorHAnsi" w:cstheme="majorHAnsi"/>
+          <w:sz w:val="22"/>
+          <w:szCs w:val="22"/>
+        </w:rPr>
+        <w:fldChar w:fldCharType="separate"/>
+      </w:r>
+      <w:r>
+        <w:rPr>
+          <w:rStyle w:val="Collegamentoipertestuale"/>
+          <w:rFonts w:asciiTheme="majorHAnsi" w:hAnsiTheme="majorHAnsi" w:cstheme="majorHAnsi"/>
+          <w:sz w:val="22"/>
+          <w:szCs w:val="22"/>
+        </w:rPr>
+        <w:t>https://mediterranearescue.org/it/news/potrebbero-essere-1000-le-persone-disperse-in-mare-durante-il-ciclone-harry</w:t>
+      </w:r>
+      <w:r>
+        <w:rPr>
+          <w:rFonts w:asciiTheme="majorHAnsi" w:hAnsiTheme="majorHAnsi" w:cstheme="majorHAnsi"/>
+          <w:sz w:val="22"/>
+          <w:szCs w:val="22"/>
+        </w:rPr>
+        <w:fldChar w:fldCharType="end"/>
+      </w:r>
+      <w:r>
+        <w:rPr>
+          <w:rFonts w:asciiTheme="majorHAnsi" w:hAnsiTheme="majorHAnsi" w:cstheme="majorHAnsi"/>
+          <w:sz w:val="22"/>
+          <w:szCs w:val="22"/>
+        </w:rPr>
+        <w:t>&gt;]</w:t>
+      </w:r>
+      <w:r>
+        <w:rPr>
+          <w:rFonts w:asciiTheme="majorHAnsi" w:hAnsiTheme="majorHAnsi" w:cstheme="majorHAnsi"/>
+          <w:sz w:val="22"/>
+          <w:szCs w:val="22"/>
+        </w:rPr>
+        <w:t xml:space="preserve">, he left Sfax on a boat carrying around </w:t>
+      </w:r>
+      <w:r>
+        <w:rPr>
+          <w:rStyle w:val="Enfasigrassetto"/>
+          <w:rFonts w:asciiTheme="majorHAnsi" w:hAnsiTheme="majorHAnsi" w:cstheme="majorHAnsi"/>
+          <w:b w:val="0"/>
+          <w:bCs w:val="0"/>
+          <w:sz w:val="22"/>
+          <w:szCs w:val="22"/>
+        </w:rPr>
+        <w:t>50 people</w:t>
+      </w:r>
+      <w:r>
+        <w:rPr>
+          <w:rFonts w:asciiTheme="majorHAnsi" w:hAnsiTheme="majorHAnsi" w:cstheme="majorHAnsi"/>
+          <w:sz w:val="22"/>
+          <w:szCs w:val="22"/>
+        </w:rPr>
+        <w:t xml:space="preserve">. During the storm, the boat capsized. Konte survived for more than </w:t>
+      </w:r>
+      <w:r>
+        <w:rPr>
+          <w:rStyle w:val="Enfasigrassetto"/>
+          <w:rFonts w:asciiTheme="majorHAnsi" w:hAnsiTheme="majorHAnsi" w:cstheme="majorHAnsi"/>
+          <w:sz w:val="22"/>
+          <w:szCs w:val="22"/>
+        </w:rPr>
+        <w:t xml:space="preserve">24 </w:t>
+      </w:r>
+      <w:r>
+        <w:rPr>
+          <w:rStyle w:val="Enfasigrassetto"/>
+          <w:rFonts w:asciiTheme="majorHAnsi" w:hAnsiTheme="majorHAnsi" w:cstheme="majorHAnsi"/>
+          <w:b w:val="0"/>
+          <w:bCs w:val="0"/>
+          <w:sz w:val="22"/>
+          <w:szCs w:val="22"/>
+        </w:rPr>
+        <w:t>hours</w:t>
+      </w:r>
+      <w:r>
+        <w:rPr>
+          <w:rFonts w:asciiTheme="majorHAnsi" w:hAnsiTheme="majorHAnsi" w:cstheme="majorHAnsi"/>
+          <w:sz w:val="22"/>
+          <w:szCs w:val="22"/>
+        </w:rPr>
+        <w:t xml:space="preserve"> in the open sea before being rescued by the merchant ship </w:t>
+      </w:r>
+      <w:r>
+        <w:rPr>
+          <w:rStyle w:val="Enfasicorsivo"/>
+          <w:rFonts w:asciiTheme="majorHAnsi" w:hAnsiTheme="majorHAnsi" w:cstheme="majorHAnsi"/>
+          <w:sz w:val="22"/>
+          <w:szCs w:val="22"/>
+        </w:rPr>
+        <w:t>Star</w:t>
+      </w:r>
+      <w:r>
+        <w:rPr>
+          <w:rFonts w:asciiTheme="majorHAnsi" w:hAnsiTheme="majorHAnsi" w:cstheme="majorHAnsi"/>
+          <w:sz w:val="22"/>
+          <w:szCs w:val="22"/>
+        </w:rPr>
+        <w:t xml:space="preserve">, captained by Ahmed Omar Shafik, </w:t>
+      </w:r>
+      <w:r>
+        <w:rPr>
+          <w:rFonts w:asciiTheme="majorHAnsi" w:hAnsiTheme="majorHAnsi" w:cstheme="majorHAnsi"/>
+          <w:sz w:val="22"/>
+          <w:szCs w:val="22"/>
+        </w:rPr>
+        <w:t xml:space="preserve">off the </w:t>
+      </w:r>
+      <w:r>
+        <w:rPr>
+          <w:rFonts w:asciiTheme="majorHAnsi" w:hAnsiTheme="majorHAnsi" w:cstheme="majorHAnsi"/>
+          <w:sz w:val="22"/>
+          <w:szCs w:val="22"/>
+        </w:rPr>
+        <w:t xml:space="preserve">east </w:t>
+      </w:r>
+      <w:r>
+        <w:rPr>
+          <w:rFonts w:asciiTheme="majorHAnsi" w:hAnsiTheme="majorHAnsi" w:cstheme="majorHAnsi"/>
+          <w:sz w:val="22"/>
+          <w:szCs w:val="22"/>
+        </w:rPr>
+        <w:t xml:space="preserve">coast </w:t>
+      </w:r>
+      <w:r>
+        <w:rPr>
+          <w:rFonts w:asciiTheme="majorHAnsi" w:hAnsiTheme="majorHAnsi" w:cstheme="majorHAnsi"/>
+          <w:sz w:val="22"/>
+          <w:szCs w:val="22"/>
+        </w:rPr>
+        <w:t>of Tunisia and south of Malta. When he was pulled aboard, bodies were visible in the water around him. From that single boat, he lost his brother, his brother’s wife</w:t>
+      </w:r>
+      <w:r>
+        <w:rPr>
+          <w:rFonts w:asciiTheme="majorHAnsi" w:hAnsiTheme="majorHAnsi" w:cstheme="majorHAnsi"/>
+          <w:sz w:val="22"/>
+          <w:szCs w:val="22"/>
+        </w:rPr>
+        <w:t>,</w:t>
+      </w:r>
+      <w:r>
+        <w:rPr>
+          <w:rFonts w:asciiTheme="majorHAnsi" w:hAnsiTheme="majorHAnsi" w:cstheme="majorHAnsi"/>
+          <w:sz w:val="22"/>
+          <w:szCs w:val="22"/>
+        </w:rPr>
+        <w:t xml:space="preserve"> and his nephew.</w:t>
       </w:r>
     </w:p>
     <w:p>
       <w:pPr>
         <w:pStyle w:val="NormaleWeb"/>
+        <w:pBdr>
+          <w:bottom w:val="single" w:sz="6" w:space="1" w:color="auto"/>
+        </w:pBdr>
+        <w:spacing w:line="276" w:lineRule="auto"/>
+        <w:rPr>
+          <w:rFonts w:asciiTheme="majorHAnsi" w:hAnsiTheme="majorHAnsi" w:cstheme="majorHAnsi"/>
+          <w:sz w:val="22"/>
+          <w:szCs w:val="22"/>
+        </w:rPr>
       </w:pPr>
       <w:r>
-        <w:t>According to Refugees in Libya</w:t>
-      </w:r>
-      <w:r>
-        <w:t xml:space="preserve"> (</w:t>
-      </w:r>
-      <w:r>
-        <w:t>https://www.refugeesinlibya.org/post/over-1-000-people-missing-in-the-mediterranean-following-cyclone-harry-what-we-know-and-what-rema</w:t>
-      </w:r>
-      <w:r>
-        <w:t>)</w:t>
-      </w:r>
-      <w:r>
-        <w:t xml:space="preserve"> and Mediterranea Saving Humans</w:t>
-      </w:r>
-      <w:r>
-        <w:t xml:space="preserve"> (</w:t>
-      </w:r>
-      <w:r>
-        <w:t>https://mediterranearescue.org/it/news/potrebbero-essere-1000-le-persone-disperse-in-mare-durante-il-ciclone-harry</w:t>
-      </w:r>
-      <w:r>
-        <w:t>)</w:t>
-      </w:r>
-      <w:r>
-        <w:t xml:space="preserve">, this number came from an official maritime alert transmitted through the Inmarsat network by the Italian Coast Guard’s Maritime Rescue Coordination Centre in Rome. The alert, dated </w:t>
+        <w:rPr>
+          <w:rFonts w:asciiTheme="majorHAnsi" w:hAnsiTheme="majorHAnsi" w:cstheme="majorHAnsi"/>
+          <w:sz w:val="22"/>
+          <w:szCs w:val="22"/>
+        </w:rPr>
+        <w:t xml:space="preserve">The Central Mediterranean route is known as the deadliest migratory sea route worldwide. Since 2014, </w:t>
+      </w:r>
+      <w:r>
+        <w:rPr>
+          <w:rFonts w:asciiTheme="majorHAnsi" w:hAnsiTheme="majorHAnsi" w:cstheme="majorHAnsi"/>
+          <w:sz w:val="22"/>
+          <w:szCs w:val="22"/>
+        </w:rPr>
+        <w:t>[</w:t>
+      </w:r>
+      <w:r>
+        <w:rPr>
+          <w:rFonts w:asciiTheme="majorHAnsi" w:hAnsiTheme="majorHAnsi" w:cstheme="majorHAnsi"/>
+          <w:sz w:val="22"/>
+          <w:szCs w:val="22"/>
+        </w:rPr>
+        <w:fldChar w:fldCharType="begin"/>
+      </w:r>
+      <w:r>
+        <w:rPr>
+          <w:rFonts w:asciiTheme="majorHAnsi" w:hAnsiTheme="majorHAnsi" w:cstheme="majorHAnsi"/>
+          <w:sz w:val="22"/>
+          <w:szCs w:val="22"/>
+        </w:rPr>
+        <w:instrText>HYPERLINK "https://missingmigrants.iom.int/region/mediterranean?utm_source=chatgpt.com"</w:instrText>
+      </w:r>
+      <w:r>
+        <w:rPr>
+          <w:rFonts w:asciiTheme="majorHAnsi" w:hAnsiTheme="majorHAnsi" w:cstheme="majorHAnsi"/>
+          <w:sz w:val="22"/>
+          <w:szCs w:val="22"/>
+        </w:rPr>
+      </w:r>
+      <w:r>
+        <w:rPr>
+          <w:rFonts w:asciiTheme="majorHAnsi" w:hAnsiTheme="majorHAnsi" w:cstheme="majorHAnsi"/>
+          <w:sz w:val="22"/>
+          <w:szCs w:val="22"/>
+        </w:rPr>
+        <w:fldChar w:fldCharType="separate"/>
+      </w:r>
+      <w:r>
+        <w:rPr>
+          <w:rStyle w:val="Collegamentoipertestuale"/>
+          <w:rFonts w:asciiTheme="majorHAnsi" w:hAnsiTheme="majorHAnsi" w:cstheme="majorHAnsi"/>
+          <w:sz w:val="22"/>
+          <w:szCs w:val="22"/>
+        </w:rPr>
+        <w:t>IOM’s Missing Migrants Pr</w:t>
+      </w:r>
+      <w:r>
+        <w:rPr>
+          <w:rStyle w:val="Collegamentoipertestuale"/>
+          <w:rFonts w:asciiTheme="majorHAnsi" w:hAnsiTheme="majorHAnsi" w:cstheme="majorHAnsi"/>
+          <w:sz w:val="22"/>
+          <w:szCs w:val="22"/>
+        </w:rPr>
+        <w:t>o</w:t>
+      </w:r>
+      <w:r>
+        <w:rPr>
+          <w:rStyle w:val="Collegamentoipertestuale"/>
+          <w:rFonts w:asciiTheme="majorHAnsi" w:hAnsiTheme="majorHAnsi" w:cstheme="majorHAnsi"/>
+          <w:sz w:val="22"/>
+          <w:szCs w:val="22"/>
+        </w:rPr>
+        <w:t>ject</w:t>
+      </w:r>
+      <w:r>
+        <w:rPr>
+          <w:rFonts w:asciiTheme="majorHAnsi" w:hAnsiTheme="majorHAnsi" w:cstheme="majorHAnsi"/>
+          <w:sz w:val="22"/>
+          <w:szCs w:val="22"/>
+        </w:rPr>
+        <w:fldChar w:fldCharType="end"/>
+      </w:r>
+      <w:r>
+        <w:rPr>
+          <w:rFonts w:asciiTheme="majorHAnsi" w:hAnsiTheme="majorHAnsi" w:cstheme="majorHAnsi"/>
+          <w:sz w:val="22"/>
+          <w:szCs w:val="22"/>
+        </w:rPr>
+        <w:t xml:space="preserve"> &lt;</w:t>
+      </w:r>
+      <w:r>
+        <w:rPr>
+          <w:rFonts w:asciiTheme="majorHAnsi" w:hAnsiTheme="majorHAnsi" w:cstheme="majorHAnsi"/>
+          <w:sz w:val="22"/>
+          <w:szCs w:val="22"/>
+        </w:rPr>
+        <w:t>https://missingmigrants.iom.int/region/mediterranean?utm_source=chatgpt.com</w:t>
+      </w:r>
+      <w:r>
+        <w:rPr>
+          <w:rFonts w:asciiTheme="majorHAnsi" w:hAnsiTheme="majorHAnsi" w:cstheme="majorHAnsi"/>
+          <w:sz w:val="22"/>
+          <w:szCs w:val="22"/>
+        </w:rPr>
+        <w:t>&gt;]</w:t>
+      </w:r>
+      <w:r>
+        <w:rPr>
+          <w:rFonts w:asciiTheme="majorHAnsi" w:hAnsiTheme="majorHAnsi" w:cstheme="majorHAnsi"/>
+          <w:sz w:val="22"/>
+          <w:szCs w:val="22"/>
+        </w:rPr>
+        <w:t xml:space="preserve"> has documented tens of thousands of deaths and disappearances, with the majority occurring on this route. In 2025 alone, over 1,300 people lost their lives there. Cyclone Harry caused </w:t>
+      </w:r>
+      <w:r>
+        <w:rPr>
+          <w:rFonts w:asciiTheme="majorHAnsi" w:hAnsiTheme="majorHAnsi" w:cstheme="majorHAnsi"/>
+          <w:sz w:val="22"/>
+          <w:szCs w:val="22"/>
+        </w:rPr>
+        <w:t>[</w:t>
+      </w:r>
+      <w:r>
+        <w:rPr>
+          <w:rFonts w:asciiTheme="majorHAnsi" w:hAnsiTheme="majorHAnsi" w:cstheme="majorHAnsi"/>
+          <w:sz w:val="22"/>
+          <w:szCs w:val="22"/>
+        </w:rPr>
+        <w:fldChar w:fldCharType="begin"/>
+      </w:r>
+      <w:r>
+        <w:rPr>
+          <w:rFonts w:asciiTheme="majorHAnsi" w:hAnsiTheme="majorHAnsi" w:cstheme="majorHAnsi"/>
+          <w:sz w:val="22"/>
+          <w:szCs w:val="22"/>
+        </w:rPr>
+        <w:instrText>HYPERLINK "https://www.avvenire.it/attualita/la-denuncia-dellong-oltre-mille-migranti-dispersi-durante-il-ciclone-harry_104016"</w:instrText>
+      </w:r>
+      <w:r>
+        <w:rPr>
+          <w:rFonts w:asciiTheme="majorHAnsi" w:hAnsiTheme="majorHAnsi" w:cstheme="majorHAnsi"/>
+          <w:sz w:val="22"/>
+          <w:szCs w:val="22"/>
+        </w:rPr>
+      </w:r>
+      <w:r>
+        <w:rPr>
+          <w:rFonts w:asciiTheme="majorHAnsi" w:hAnsiTheme="majorHAnsi" w:cstheme="majorHAnsi"/>
+          <w:sz w:val="22"/>
+          <w:szCs w:val="22"/>
+        </w:rPr>
+        <w:fldChar w:fldCharType="separate"/>
+      </w:r>
+      <w:r>
+        <w:rPr>
+          <w:rStyle w:val="Collegamentoipertestuale"/>
+          <w:rFonts w:asciiTheme="majorHAnsi" w:hAnsiTheme="majorHAnsi" w:cstheme="majorHAnsi"/>
+          <w:sz w:val="22"/>
+          <w:szCs w:val="22"/>
+        </w:rPr>
+        <w:t>a similar lo</w:t>
+      </w:r>
+      <w:r>
+        <w:rPr>
+          <w:rStyle w:val="Collegamentoipertestuale"/>
+          <w:rFonts w:asciiTheme="majorHAnsi" w:hAnsiTheme="majorHAnsi" w:cstheme="majorHAnsi"/>
+          <w:sz w:val="22"/>
+          <w:szCs w:val="22"/>
+        </w:rPr>
+        <w:t>s</w:t>
+      </w:r>
+      <w:r>
+        <w:rPr>
+          <w:rStyle w:val="Collegamentoipertestuale"/>
+          <w:rFonts w:asciiTheme="majorHAnsi" w:hAnsiTheme="majorHAnsi" w:cstheme="majorHAnsi"/>
+          <w:sz w:val="22"/>
+          <w:szCs w:val="22"/>
+        </w:rPr>
+        <w:t>s</w:t>
+      </w:r>
+      <w:r>
+        <w:rPr>
+          <w:rFonts w:asciiTheme="majorHAnsi" w:hAnsiTheme="majorHAnsi" w:cstheme="majorHAnsi"/>
+          <w:sz w:val="22"/>
+          <w:szCs w:val="22"/>
+        </w:rPr>
+        <w:fldChar w:fldCharType="end"/>
+      </w:r>
+      <w:r>
+        <w:rPr>
+          <w:rFonts w:asciiTheme="majorHAnsi" w:hAnsiTheme="majorHAnsi" w:cstheme="majorHAnsi"/>
+          <w:sz w:val="22"/>
+          <w:szCs w:val="22"/>
+        </w:rPr>
+        <w:t xml:space="preserve"> &lt;</w:t>
+      </w:r>
+      <w:r>
+        <w:rPr>
+          <w:rFonts w:asciiTheme="majorHAnsi" w:hAnsiTheme="majorHAnsi" w:cstheme="majorHAnsi"/>
+          <w:sz w:val="22"/>
+          <w:szCs w:val="22"/>
+        </w:rPr>
+        <w:t>https://www.avvenire.it/attualita/la-denuncia-dellong-oltre-mille-migranti-dispersi-durante-il-ciclone-harry_104016</w:t>
+      </w:r>
+      <w:r>
+        <w:rPr>
+          <w:rFonts w:asciiTheme="majorHAnsi" w:hAnsiTheme="majorHAnsi" w:cstheme="majorHAnsi"/>
+          <w:sz w:val="22"/>
+          <w:szCs w:val="22"/>
+        </w:rPr>
+        <w:t>&gt;]</w:t>
+      </w:r>
+      <w:r>
+        <w:rPr>
+          <w:rFonts w:asciiTheme="majorHAnsi" w:hAnsiTheme="majorHAnsi" w:cstheme="majorHAnsi"/>
+          <w:sz w:val="22"/>
+          <w:szCs w:val="22"/>
+        </w:rPr>
+        <w:t xml:space="preserve">, with waves reaching </w:t>
       </w:r>
       <w:r>
         <w:rPr>
           <w:rStyle w:val="Enfasigrassetto"/>
-        </w:rPr>
-        <w:t>24 January 2026</w:t>
-      </w:r>
-      <w:r>
-        <w:t xml:space="preserve">, referred to </w:t>
+          <w:rFonts w:asciiTheme="majorHAnsi" w:hAnsiTheme="majorHAnsi" w:cstheme="majorHAnsi"/>
+          <w:b w:val="0"/>
+          <w:bCs w:val="0"/>
+          <w:sz w:val="22"/>
+          <w:szCs w:val="22"/>
+        </w:rPr>
+        <w:t>seven met</w:t>
       </w:r>
       <w:r>
         <w:rPr>
           <w:rStyle w:val="Enfasigrassetto"/>
-        </w:rPr>
-        <w:t>eight separate SAR cases</w:t>
-      </w:r>
-      <w:r>
-        <w:t xml:space="preserve">: eight boats that had left Sfax between </w:t>
+          <w:rFonts w:asciiTheme="majorHAnsi" w:hAnsiTheme="majorHAnsi" w:cstheme="majorHAnsi"/>
+          <w:b w:val="0"/>
+          <w:bCs w:val="0"/>
+          <w:sz w:val="22"/>
+          <w:szCs w:val="22"/>
+        </w:rPr>
+        <w:t>er</w:t>
       </w:r>
       <w:r>
         <w:rPr>
           <w:rStyle w:val="Enfasigrassetto"/>
-        </w:rPr>
-        <w:t>14 and 21 January</w:t>
-      </w:r>
-      <w:r>
-        <w:t xml:space="preserve">, carrying about </w:t>
+          <w:rFonts w:asciiTheme="majorHAnsi" w:hAnsiTheme="majorHAnsi" w:cstheme="majorHAnsi"/>
+          <w:b w:val="0"/>
+          <w:bCs w:val="0"/>
+          <w:sz w:val="22"/>
+          <w:szCs w:val="22"/>
+        </w:rPr>
+        <w:t>s</w:t>
+      </w:r>
+      <w:r>
+        <w:rPr>
+          <w:rFonts w:asciiTheme="majorHAnsi" w:hAnsiTheme="majorHAnsi" w:cstheme="majorHAnsi"/>
+          <w:sz w:val="22"/>
+          <w:szCs w:val="22"/>
+        </w:rPr>
+        <w:t xml:space="preserve"> and winds over </w:t>
       </w:r>
       <w:r>
         <w:rPr>
           <w:rStyle w:val="Enfasigrassetto"/>
-        </w:rPr>
-        <w:t>380 people in total</w:t>
-      </w:r>
-      <w:r>
-        <w:t xml:space="preserve">. As of that date, none of those boats had been found, and no confirmed rescues linked to those eight cases had been reported </w:t>
-      </w:r>
-      <w:r>
-        <w:t xml:space="preserve">(quote needed). </w:t>
-      </w:r>
-      <w:r>
-        <w:t>However, testimonies collected in Tunisia by Refugees in Libya and from families of people who had disappeared after leaving the Sfax area describe the number of missing persons during that day as closer to 1000</w:t>
-      </w:r>
-      <w:r>
-        <w:t>.</w:t>
+          <w:rFonts w:asciiTheme="majorHAnsi" w:hAnsiTheme="majorHAnsi" w:cstheme="majorHAnsi"/>
+          <w:b w:val="0"/>
+          <w:bCs w:val="0"/>
+          <w:sz w:val="22"/>
+          <w:szCs w:val="22"/>
+        </w:rPr>
+        <w:t>54 knots</w:t>
+      </w:r>
+      <w:r>
+        <w:rPr>
+          <w:rFonts w:asciiTheme="majorHAnsi" w:hAnsiTheme="majorHAnsi" w:cstheme="majorHAnsi"/>
+          <w:sz w:val="22"/>
+          <w:szCs w:val="22"/>
+        </w:rPr>
+        <w:t xml:space="preserve"> in about a week. The primary causes of death are structural: overloaded rubber dinghies, unseaworthy boats, lack of rescue vessels, and most critically, the absence of legal migration options.</w:t>
       </w:r>
     </w:p>
     <w:p>
       <w:pPr>
         <w:pStyle w:val="NormaleWeb"/>
+        <w:pBdr>
+          <w:bottom w:val="single" w:sz="6" w:space="1" w:color="auto"/>
+        </w:pBdr>
+        <w:spacing w:line="276" w:lineRule="auto"/>
+        <w:rPr>
+          <w:rFonts w:asciiTheme="majorHAnsi" w:hAnsiTheme="majorHAnsi" w:cstheme="majorHAnsi"/>
+          <w:sz w:val="22"/>
+          <w:szCs w:val="22"/>
+        </w:rPr>
       </w:pPr>
       <w:r>
-        <w:t xml:space="preserve">The storm was therefore not the only cause of the disaster. It was the trigger that turned an already deadly journey into a mass casualty event. The boats disappeared while the Central Mediterranean was being hit by Cyclone Harry, with waves reportedly reaching </w:t>
-      </w:r>
-      <w:r>
-        <w:rPr>
-          <w:rStyle w:val="Enfasigrassetto"/>
-        </w:rPr>
-        <w:t>seven metres</w:t>
-      </w:r>
-      <w:r>
-        <w:t xml:space="preserve"> and winds above </w:t>
-      </w:r>
-      <w:r>
-        <w:rPr>
-          <w:rStyle w:val="Enfasigrassetto"/>
-        </w:rPr>
-        <w:t>54 knots</w:t>
-      </w:r>
-      <w:r>
+        <w:rPr>
+          <w:rFonts w:asciiTheme="majorHAnsi" w:hAnsiTheme="majorHAnsi" w:cstheme="majorHAnsi"/>
+          <w:sz w:val="22"/>
+          <w:szCs w:val="22"/>
+        </w:rPr>
+        <w:t xml:space="preserve">This </w:t>
+      </w:r>
+      <w:r>
+        <w:rPr>
+          <w:rFonts w:asciiTheme="majorHAnsi" w:hAnsiTheme="majorHAnsi" w:cstheme="majorHAnsi"/>
+          <w:sz w:val="22"/>
+          <w:szCs w:val="22"/>
+        </w:rPr>
+        <w:t>matters</w:t>
+      </w:r>
+      <w:r>
+        <w:rPr>
+          <w:rFonts w:asciiTheme="majorHAnsi" w:hAnsiTheme="majorHAnsi" w:cstheme="majorHAnsi"/>
+          <w:sz w:val="22"/>
+          <w:szCs w:val="22"/>
+        </w:rPr>
+        <w:t xml:space="preserve"> because rescue capacity influences </w:t>
+      </w:r>
+      <w:r>
+        <w:rPr>
+          <w:rFonts w:asciiTheme="majorHAnsi" w:hAnsiTheme="majorHAnsi" w:cstheme="majorHAnsi"/>
+          <w:sz w:val="22"/>
+          <w:szCs w:val="22"/>
+        </w:rPr>
+        <w:t xml:space="preserve">the possibility of </w:t>
+      </w:r>
+      <w:r>
+        <w:rPr>
+          <w:rFonts w:asciiTheme="majorHAnsi" w:hAnsiTheme="majorHAnsi" w:cstheme="majorHAnsi"/>
+          <w:sz w:val="22"/>
+          <w:szCs w:val="22"/>
+        </w:rPr>
+        <w:t>surviva</w:t>
+      </w:r>
+      <w:r>
+        <w:rPr>
+          <w:rFonts w:asciiTheme="majorHAnsi" w:hAnsiTheme="majorHAnsi" w:cstheme="majorHAnsi"/>
+          <w:sz w:val="22"/>
+          <w:szCs w:val="22"/>
+        </w:rPr>
+        <w:t>l</w:t>
+      </w:r>
+      <w:r>
+        <w:rPr>
+          <w:rFonts w:asciiTheme="majorHAnsi" w:hAnsiTheme="majorHAnsi" w:cstheme="majorHAnsi"/>
+          <w:sz w:val="22"/>
+          <w:szCs w:val="22"/>
+        </w:rPr>
+        <w:t>. When Italy scaled back its Mare Nostrum operation</w:t>
+      </w:r>
+      <w:r>
+        <w:rPr>
+          <w:rFonts w:asciiTheme="majorHAnsi" w:hAnsiTheme="majorHAnsi" w:cstheme="majorHAnsi"/>
+          <w:sz w:val="22"/>
+          <w:szCs w:val="22"/>
+        </w:rPr>
+        <w:t xml:space="preserve">, substituting it with </w:t>
+      </w:r>
+      <w:r>
+        <w:rPr>
+          <w:rFonts w:asciiTheme="majorHAnsi" w:hAnsiTheme="majorHAnsi" w:cstheme="majorHAnsi"/>
+          <w:sz w:val="22"/>
+          <w:szCs w:val="22"/>
+        </w:rPr>
+        <w:t xml:space="preserve">the smaller </w:t>
+      </w:r>
+      <w:r>
+        <w:rPr>
+          <w:rFonts w:asciiTheme="majorHAnsi" w:hAnsiTheme="majorHAnsi" w:cstheme="majorHAnsi"/>
+          <w:sz w:val="22"/>
+          <w:szCs w:val="22"/>
+        </w:rPr>
+        <w:t xml:space="preserve">EU-led </w:t>
+      </w:r>
+      <w:r>
+        <w:rPr>
+          <w:rFonts w:asciiTheme="majorHAnsi" w:hAnsiTheme="majorHAnsi" w:cstheme="majorHAnsi"/>
+          <w:sz w:val="22"/>
+          <w:szCs w:val="22"/>
+        </w:rPr>
+        <w:t>Triton mission, mortality rates on the route increased dramatically (</w:t>
+      </w:r>
+      <w:r>
+        <w:rPr>
+          <w:rFonts w:asciiTheme="majorHAnsi" w:hAnsiTheme="majorHAnsi" w:cstheme="majorHAnsi"/>
+          <w:sz w:val="22"/>
+          <w:szCs w:val="22"/>
+        </w:rPr>
+        <w:t>[</w:t>
+      </w:r>
+      <w:r>
+        <w:rPr>
+          <w:rFonts w:asciiTheme="majorHAnsi" w:hAnsiTheme="majorHAnsi" w:cstheme="majorHAnsi"/>
+          <w:sz w:val="22"/>
+          <w:szCs w:val="22"/>
+        </w:rPr>
+        <w:fldChar w:fldCharType="begin"/>
+      </w:r>
+      <w:r>
+        <w:rPr>
+          <w:rFonts w:asciiTheme="majorHAnsi" w:hAnsiTheme="majorHAnsi" w:cstheme="majorHAnsi"/>
+          <w:sz w:val="22"/>
+          <w:szCs w:val="22"/>
+        </w:rPr>
+        <w:instrText>HYPERLINK "https://content.forensic-architecture.org/wp-content/uploads/2023/04/2016_Report_Death-By-Rescue.pdf"</w:instrText>
+      </w:r>
+      <w:r>
+        <w:rPr>
+          <w:rFonts w:asciiTheme="majorHAnsi" w:hAnsiTheme="majorHAnsi" w:cstheme="majorHAnsi"/>
+          <w:sz w:val="22"/>
+          <w:szCs w:val="22"/>
+        </w:rPr>
+      </w:r>
+      <w:r>
+        <w:rPr>
+          <w:rFonts w:asciiTheme="majorHAnsi" w:hAnsiTheme="majorHAnsi" w:cstheme="majorHAnsi"/>
+          <w:sz w:val="22"/>
+          <w:szCs w:val="22"/>
+        </w:rPr>
+        <w:fldChar w:fldCharType="separate"/>
+      </w:r>
+      <w:r>
+        <w:rPr>
+          <w:rStyle w:val="Collegamentoipertestuale"/>
+          <w:rFonts w:asciiTheme="majorHAnsi" w:hAnsiTheme="majorHAnsi" w:cstheme="majorHAnsi"/>
+          <w:sz w:val="22"/>
+          <w:szCs w:val="22"/>
+        </w:rPr>
+        <w:t xml:space="preserve">Heller </w:t>
+      </w:r>
+      <w:r>
+        <w:rPr>
+          <w:rStyle w:val="Collegamentoipertestuale"/>
+          <w:rFonts w:asciiTheme="majorHAnsi" w:hAnsiTheme="majorHAnsi" w:cstheme="majorHAnsi"/>
+          <w:sz w:val="22"/>
+          <w:szCs w:val="22"/>
+        </w:rPr>
+        <w:t>&amp;</w:t>
+      </w:r>
+      <w:r>
+        <w:rPr>
+          <w:rStyle w:val="Collegamentoipertestuale"/>
+          <w:rFonts w:asciiTheme="majorHAnsi" w:hAnsiTheme="majorHAnsi" w:cstheme="majorHAnsi"/>
+          <w:sz w:val="22"/>
+          <w:szCs w:val="22"/>
+        </w:rPr>
+        <w:t xml:space="preserve"> Pezzani, 2016</w:t>
+      </w:r>
+      <w:r>
+        <w:rPr>
+          <w:rFonts w:asciiTheme="majorHAnsi" w:hAnsiTheme="majorHAnsi" w:cstheme="majorHAnsi"/>
+          <w:sz w:val="22"/>
+          <w:szCs w:val="22"/>
+        </w:rPr>
+        <w:fldChar w:fldCharType="end"/>
+      </w:r>
+      <w:r>
+        <w:rPr>
+          <w:rFonts w:asciiTheme="majorHAnsi" w:hAnsiTheme="majorHAnsi" w:cstheme="majorHAnsi"/>
+          <w:sz w:val="22"/>
+          <w:szCs w:val="22"/>
+        </w:rPr>
+        <w:t xml:space="preserve"> &lt;</w:t>
+      </w:r>
+      <w:r>
+        <w:rPr>
+          <w:rFonts w:asciiTheme="majorHAnsi" w:hAnsiTheme="majorHAnsi" w:cstheme="majorHAnsi"/>
+          <w:sz w:val="22"/>
+          <w:szCs w:val="22"/>
+        </w:rPr>
+        <w:t>https://content.forensic-architecture.org/wp-content/uploads/2023/04/2016_Report_Death-By-Rescue.pdf</w:t>
+      </w:r>
+      <w:r>
+        <w:rPr>
+          <w:rFonts w:asciiTheme="majorHAnsi" w:hAnsiTheme="majorHAnsi" w:cstheme="majorHAnsi"/>
+          <w:sz w:val="22"/>
+          <w:szCs w:val="22"/>
+        </w:rPr>
+        <w:t>&gt;]</w:t>
+      </w:r>
+      <w:r>
+        <w:rPr>
+          <w:rFonts w:asciiTheme="majorHAnsi" w:hAnsiTheme="majorHAnsi" w:cstheme="majorHAnsi"/>
+          <w:sz w:val="22"/>
+          <w:szCs w:val="22"/>
+        </w:rPr>
+        <w:t xml:space="preserve">) — a risk </w:t>
+      </w:r>
+      <w:r>
+        <w:rPr>
+          <w:rFonts w:asciiTheme="majorHAnsi" w:hAnsiTheme="majorHAnsi" w:cstheme="majorHAnsi"/>
+          <w:sz w:val="22"/>
+          <w:szCs w:val="22"/>
+        </w:rPr>
+        <w:t>[</w:t>
+      </w:r>
+      <w:r>
+        <w:rPr>
+          <w:rFonts w:asciiTheme="majorHAnsi" w:hAnsiTheme="majorHAnsi" w:cstheme="majorHAnsi"/>
+          <w:sz w:val="22"/>
+          <w:szCs w:val="22"/>
+        </w:rPr>
+        <w:fldChar w:fldCharType="begin"/>
+      </w:r>
+      <w:r>
+        <w:rPr>
+          <w:rFonts w:asciiTheme="majorHAnsi" w:hAnsiTheme="majorHAnsi" w:cstheme="majorHAnsi"/>
+          <w:sz w:val="22"/>
+          <w:szCs w:val="22"/>
+        </w:rPr>
+        <w:instrText>HYPERLINK "https://www.europarl.europa.eu/RegData/etudes/BRIE/2021/659442/EPRS_BRI%282021%29659442_EN.pdf"</w:instrText>
+      </w:r>
+      <w:r>
+        <w:rPr>
+          <w:rFonts w:asciiTheme="majorHAnsi" w:hAnsiTheme="majorHAnsi" w:cstheme="majorHAnsi"/>
+          <w:sz w:val="22"/>
+          <w:szCs w:val="22"/>
+        </w:rPr>
+      </w:r>
+      <w:r>
+        <w:rPr>
+          <w:rFonts w:asciiTheme="majorHAnsi" w:hAnsiTheme="majorHAnsi" w:cstheme="majorHAnsi"/>
+          <w:sz w:val="22"/>
+          <w:szCs w:val="22"/>
+        </w:rPr>
+        <w:fldChar w:fldCharType="separate"/>
+      </w:r>
+      <w:r>
+        <w:rPr>
+          <w:rStyle w:val="Collegamentoipertestuale"/>
+          <w:rFonts w:asciiTheme="majorHAnsi" w:hAnsiTheme="majorHAnsi" w:cstheme="majorHAnsi"/>
+          <w:sz w:val="22"/>
+          <w:szCs w:val="22"/>
+        </w:rPr>
+        <w:t>EU po</w:t>
+      </w:r>
+      <w:r>
+        <w:rPr>
+          <w:rStyle w:val="Collegamentoipertestuale"/>
+          <w:rFonts w:asciiTheme="majorHAnsi" w:hAnsiTheme="majorHAnsi" w:cstheme="majorHAnsi"/>
+          <w:sz w:val="22"/>
+          <w:szCs w:val="22"/>
+        </w:rPr>
+        <w:t>l</w:t>
+      </w:r>
+      <w:r>
+        <w:rPr>
+          <w:rStyle w:val="Collegamentoipertestuale"/>
+          <w:rFonts w:asciiTheme="majorHAnsi" w:hAnsiTheme="majorHAnsi" w:cstheme="majorHAnsi"/>
+          <w:sz w:val="22"/>
+          <w:szCs w:val="22"/>
+        </w:rPr>
+        <w:t>icyma</w:t>
+      </w:r>
+      <w:r>
+        <w:rPr>
+          <w:rStyle w:val="Collegamentoipertestuale"/>
+          <w:rFonts w:asciiTheme="majorHAnsi" w:hAnsiTheme="majorHAnsi" w:cstheme="majorHAnsi"/>
+          <w:sz w:val="22"/>
+          <w:szCs w:val="22"/>
+        </w:rPr>
+        <w:t>k</w:t>
+      </w:r>
+      <w:r>
+        <w:rPr>
+          <w:rStyle w:val="Collegamentoipertestuale"/>
+          <w:rFonts w:asciiTheme="majorHAnsi" w:hAnsiTheme="majorHAnsi" w:cstheme="majorHAnsi"/>
+          <w:sz w:val="22"/>
+          <w:szCs w:val="22"/>
+        </w:rPr>
+        <w:t>ers</w:t>
+      </w:r>
+      <w:r>
+        <w:rPr>
+          <w:rFonts w:asciiTheme="majorHAnsi" w:hAnsiTheme="majorHAnsi" w:cstheme="majorHAnsi"/>
+          <w:sz w:val="22"/>
+          <w:szCs w:val="22"/>
+        </w:rPr>
+        <w:fldChar w:fldCharType="end"/>
+      </w:r>
+      <w:r>
+        <w:rPr>
+          <w:rFonts w:asciiTheme="majorHAnsi" w:hAnsiTheme="majorHAnsi" w:cstheme="majorHAnsi"/>
+          <w:sz w:val="22"/>
+          <w:szCs w:val="22"/>
+        </w:rPr>
+        <w:t xml:space="preserve"> &lt;</w:t>
+      </w:r>
+      <w:r>
+        <w:rPr>
+          <w:rFonts w:asciiTheme="majorHAnsi" w:hAnsiTheme="majorHAnsi" w:cstheme="majorHAnsi"/>
+          <w:sz w:val="22"/>
+          <w:szCs w:val="22"/>
+        </w:rPr>
+        <w:t>https://www.europarl.europa.eu/RegData/etudes/BRIE/2021/659442/EPRS_BRI%282021%296</w:t>
+      </w:r>
+      <w:r>
+        <w:rPr>
+          <w:rFonts w:asciiTheme="majorHAnsi" w:hAnsiTheme="majorHAnsi" w:cstheme="majorHAnsi"/>
+          <w:sz w:val="22"/>
+          <w:szCs w:val="22"/>
+        </w:rPr>
+        <w:lastRenderedPageBreak/>
+        <w:t>59442_EN.pdf</w:t>
+      </w:r>
+      <w:r>
+        <w:rPr>
+          <w:rFonts w:asciiTheme="majorHAnsi" w:hAnsiTheme="majorHAnsi" w:cstheme="majorHAnsi"/>
+          <w:sz w:val="22"/>
+          <w:szCs w:val="22"/>
+        </w:rPr>
+        <w:t>&gt;]</w:t>
+      </w:r>
+      <w:r>
+        <w:rPr>
+          <w:rFonts w:asciiTheme="majorHAnsi" w:hAnsiTheme="majorHAnsi" w:cstheme="majorHAnsi"/>
+          <w:sz w:val="22"/>
+          <w:szCs w:val="22"/>
+        </w:rPr>
+        <w:t xml:space="preserve"> had been warned about in advance</w:t>
+      </w:r>
+      <w:r>
+        <w:rPr>
+          <w:rFonts w:asciiTheme="majorHAnsi" w:hAnsiTheme="majorHAnsi" w:cstheme="majorHAnsi"/>
+          <w:sz w:val="22"/>
+          <w:szCs w:val="22"/>
+        </w:rPr>
+        <w:t xml:space="preserve">  The legal scholar Violeta Moreno-Lax calls this "interdiction by omission": when destination states delegate</w:t>
+      </w:r>
+      <w:r>
+        <w:rPr>
+          <w:rFonts w:asciiTheme="majorHAnsi" w:hAnsiTheme="majorHAnsi" w:cstheme="majorHAnsi"/>
+          <w:sz w:val="22"/>
+          <w:szCs w:val="22"/>
+        </w:rPr>
+        <w:t xml:space="preserve"> (or “externalize”)</w:t>
+      </w:r>
+      <w:r>
+        <w:rPr>
+          <w:rFonts w:asciiTheme="majorHAnsi" w:hAnsiTheme="majorHAnsi" w:cstheme="majorHAnsi"/>
+          <w:sz w:val="22"/>
+          <w:szCs w:val="22"/>
+        </w:rPr>
+        <w:t xml:space="preserve"> their duty to rescue to third countries or private actors that cannot — or will not — fulfil it, non-rescue itself becomes a deliberate tool of border control (</w:t>
+      </w:r>
+      <w:r>
+        <w:rPr>
+          <w:rFonts w:asciiTheme="majorHAnsi" w:hAnsiTheme="majorHAnsi" w:cstheme="majorHAnsi"/>
+          <w:sz w:val="22"/>
+          <w:szCs w:val="22"/>
+        </w:rPr>
+        <w:t>[</w:t>
+      </w:r>
+      <w:r>
+        <w:rPr>
+          <w:rFonts w:asciiTheme="majorHAnsi" w:hAnsiTheme="majorHAnsi" w:cstheme="majorHAnsi"/>
+          <w:sz w:val="22"/>
+          <w:szCs w:val="22"/>
+        </w:rPr>
+        <w:fldChar w:fldCharType="begin"/>
+      </w:r>
+      <w:r>
+        <w:rPr>
+          <w:rFonts w:asciiTheme="majorHAnsi" w:hAnsiTheme="majorHAnsi" w:cstheme="majorHAnsi"/>
+          <w:sz w:val="22"/>
+          <w:szCs w:val="22"/>
+        </w:rPr>
+        <w:instrText>HYPERLINK "https://papers.ssrn.com/sol3/papers.cfm?abstract_id=3623029"</w:instrText>
+      </w:r>
+      <w:r>
+        <w:rPr>
+          <w:rFonts w:asciiTheme="majorHAnsi" w:hAnsiTheme="majorHAnsi" w:cstheme="majorHAnsi"/>
+          <w:sz w:val="22"/>
+          <w:szCs w:val="22"/>
+        </w:rPr>
+      </w:r>
+      <w:r>
+        <w:rPr>
+          <w:rFonts w:asciiTheme="majorHAnsi" w:hAnsiTheme="majorHAnsi" w:cstheme="majorHAnsi"/>
+          <w:sz w:val="22"/>
+          <w:szCs w:val="22"/>
+        </w:rPr>
+        <w:fldChar w:fldCharType="separate"/>
+      </w:r>
+      <w:r>
+        <w:rPr>
+          <w:rStyle w:val="Collegamentoipertestuale"/>
+          <w:rFonts w:asciiTheme="majorHAnsi" w:hAnsiTheme="majorHAnsi" w:cstheme="majorHAnsi"/>
+          <w:sz w:val="22"/>
+          <w:szCs w:val="22"/>
+        </w:rPr>
+        <w:t>Moreno-L</w:t>
+      </w:r>
+      <w:r>
+        <w:rPr>
+          <w:rStyle w:val="Collegamentoipertestuale"/>
+          <w:rFonts w:asciiTheme="majorHAnsi" w:hAnsiTheme="majorHAnsi" w:cstheme="majorHAnsi"/>
+          <w:sz w:val="22"/>
+          <w:szCs w:val="22"/>
+        </w:rPr>
+        <w:t>a</w:t>
+      </w:r>
+      <w:r>
+        <w:rPr>
+          <w:rStyle w:val="Collegamentoipertestuale"/>
+          <w:rFonts w:asciiTheme="majorHAnsi" w:hAnsiTheme="majorHAnsi" w:cstheme="majorHAnsi"/>
+          <w:sz w:val="22"/>
+          <w:szCs w:val="22"/>
+        </w:rPr>
+        <w:t>x</w:t>
+      </w:r>
+      <w:r>
+        <w:rPr>
+          <w:rStyle w:val="Collegamentoipertestuale"/>
+          <w:rFonts w:asciiTheme="majorHAnsi" w:hAnsiTheme="majorHAnsi" w:cstheme="majorHAnsi"/>
+          <w:sz w:val="22"/>
+          <w:szCs w:val="22"/>
+        </w:rPr>
+        <w:t>, 2020</w:t>
+      </w:r>
+      <w:r>
+        <w:rPr>
+          <w:rFonts w:asciiTheme="majorHAnsi" w:hAnsiTheme="majorHAnsi" w:cstheme="majorHAnsi"/>
+          <w:sz w:val="22"/>
+          <w:szCs w:val="22"/>
+        </w:rPr>
+        <w:fldChar w:fldCharType="end"/>
+      </w:r>
+      <w:r>
+        <w:rPr>
+          <w:rFonts w:asciiTheme="majorHAnsi" w:hAnsiTheme="majorHAnsi" w:cstheme="majorHAnsi"/>
+          <w:sz w:val="22"/>
+          <w:szCs w:val="22"/>
+        </w:rPr>
+        <w:t xml:space="preserve"> &lt;</w:t>
+      </w:r>
+      <w:r>
+        <w:rPr>
+          <w:rFonts w:asciiTheme="majorHAnsi" w:hAnsiTheme="majorHAnsi" w:cstheme="majorHAnsi"/>
+          <w:sz w:val="22"/>
+          <w:szCs w:val="22"/>
+        </w:rPr>
+        <w:t>https://papers.ssrn.com/sol3/papers.cfm?abstract_id=3623029</w:t>
+      </w:r>
+      <w:r>
+        <w:rPr>
+          <w:rFonts w:asciiTheme="majorHAnsi" w:hAnsiTheme="majorHAnsi" w:cstheme="majorHAnsi"/>
+          <w:sz w:val="22"/>
+          <w:szCs w:val="22"/>
+        </w:rPr>
+        <w:t>&gt;]</w:t>
+      </w:r>
+      <w:r>
+        <w:rPr>
+          <w:rFonts w:asciiTheme="majorHAnsi" w:hAnsiTheme="majorHAnsi" w:cstheme="majorHAnsi"/>
+          <w:sz w:val="22"/>
+          <w:szCs w:val="22"/>
+        </w:rPr>
+        <w:t xml:space="preserve">; </w:t>
+      </w:r>
+      <w:r>
+        <w:rPr>
+          <w:rFonts w:asciiTheme="majorHAnsi" w:hAnsiTheme="majorHAnsi" w:cstheme="majorHAnsi"/>
+          <w:sz w:val="22"/>
+          <w:szCs w:val="22"/>
+        </w:rPr>
+        <w:t>[</w:t>
+      </w:r>
+      <w:r>
+        <w:rPr>
+          <w:rFonts w:asciiTheme="majorHAnsi" w:hAnsiTheme="majorHAnsi" w:cstheme="majorHAnsi"/>
+          <w:sz w:val="22"/>
+          <w:szCs w:val="22"/>
+        </w:rPr>
+        <w:fldChar w:fldCharType="begin"/>
+      </w:r>
+      <w:r>
+        <w:rPr>
+          <w:rFonts w:asciiTheme="majorHAnsi" w:hAnsiTheme="majorHAnsi" w:cstheme="majorHAnsi"/>
+          <w:sz w:val="22"/>
+          <w:szCs w:val="22"/>
+        </w:rPr>
+        <w:instrText>HYPERLINK "https://www.cambridge.org/core/journals/international-and-comparative-law-quarterly/article/securitization-of-search-and-rescue-at-sea-the-response-to-boat-migration-in-the-mediterranean-and-offshore-australia/A13E77F859B6A2CB8CE8A44B34FE0DFB"</w:instrText>
+      </w:r>
+      <w:r>
+        <w:rPr>
+          <w:rFonts w:asciiTheme="majorHAnsi" w:hAnsiTheme="majorHAnsi" w:cstheme="majorHAnsi"/>
+          <w:sz w:val="22"/>
+          <w:szCs w:val="22"/>
+        </w:rPr>
+      </w:r>
+      <w:r>
+        <w:rPr>
+          <w:rFonts w:asciiTheme="majorHAnsi" w:hAnsiTheme="majorHAnsi" w:cstheme="majorHAnsi"/>
+          <w:sz w:val="22"/>
+          <w:szCs w:val="22"/>
+        </w:rPr>
+        <w:fldChar w:fldCharType="separate"/>
+      </w:r>
+      <w:r>
+        <w:rPr>
+          <w:rStyle w:val="Collegamentoipertestuale"/>
+          <w:rFonts w:asciiTheme="majorHAnsi" w:hAnsiTheme="majorHAnsi" w:cstheme="majorHAnsi"/>
+          <w:sz w:val="22"/>
+          <w:szCs w:val="22"/>
+        </w:rPr>
+        <w:t>20</w:t>
+      </w:r>
+      <w:r>
+        <w:rPr>
+          <w:rStyle w:val="Collegamentoipertestuale"/>
+          <w:rFonts w:asciiTheme="majorHAnsi" w:hAnsiTheme="majorHAnsi" w:cstheme="majorHAnsi"/>
+          <w:sz w:val="22"/>
+          <w:szCs w:val="22"/>
+        </w:rPr>
+        <w:t>1</w:t>
+      </w:r>
+      <w:r>
+        <w:rPr>
+          <w:rStyle w:val="Collegamentoipertestuale"/>
+          <w:rFonts w:asciiTheme="majorHAnsi" w:hAnsiTheme="majorHAnsi" w:cstheme="majorHAnsi"/>
+          <w:sz w:val="22"/>
+          <w:szCs w:val="22"/>
+        </w:rPr>
+        <w:t>8</w:t>
+      </w:r>
+      <w:r>
+        <w:rPr>
+          <w:rFonts w:asciiTheme="majorHAnsi" w:hAnsiTheme="majorHAnsi" w:cstheme="majorHAnsi"/>
+          <w:sz w:val="22"/>
+          <w:szCs w:val="22"/>
+        </w:rPr>
+        <w:fldChar w:fldCharType="end"/>
+      </w:r>
+      <w:r>
+        <w:rPr>
+          <w:rFonts w:asciiTheme="majorHAnsi" w:hAnsiTheme="majorHAnsi" w:cstheme="majorHAnsi"/>
+          <w:sz w:val="22"/>
+          <w:szCs w:val="22"/>
+        </w:rPr>
+        <w:t xml:space="preserve"> &lt;</w:t>
+      </w:r>
+      <w:r>
+        <w:rPr>
+          <w:rFonts w:asciiTheme="majorHAnsi" w:hAnsiTheme="majorHAnsi" w:cstheme="majorHAnsi"/>
+          <w:sz w:val="22"/>
+          <w:szCs w:val="22"/>
+        </w:rPr>
+        <w:t>https://www.cambridge.org/core/journals/international-and-comparative-law-quarterly/article/securitization-of-search-and-rescue-at-sea-the-response-to-boat-migration-in-the-mediterranean-and-offshore-australia/A13E77F859B6A2CB8CE8A44B34FE0DFB</w:t>
+      </w:r>
+      <w:r>
+        <w:rPr>
+          <w:rFonts w:asciiTheme="majorHAnsi" w:hAnsiTheme="majorHAnsi" w:cstheme="majorHAnsi"/>
+          <w:sz w:val="22"/>
+          <w:szCs w:val="22"/>
+        </w:rPr>
+        <w:t>&gt;]</w:t>
+      </w:r>
+      <w:r>
+        <w:rPr>
+          <w:rFonts w:asciiTheme="majorHAnsi" w:hAnsiTheme="majorHAnsi" w:cstheme="majorHAnsi"/>
+          <w:sz w:val="22"/>
+          <w:szCs w:val="22"/>
+        </w:rPr>
+        <w:t>).</w:t>
+      </w:r>
+      <w:r>
+        <w:rPr>
+          <w:rFonts w:asciiTheme="majorHAnsi" w:hAnsiTheme="majorHAnsi" w:cstheme="majorHAnsi"/>
+          <w:sz w:val="22"/>
+          <w:szCs w:val="22"/>
+        </w:rPr>
         <w:t xml:space="preserve"> </w:t>
       </w:r>
       <w:r>
-        <w:t>(</w:t>
-      </w:r>
-      <w:r>
-        <w:fldChar w:fldCharType="begin"/>
-      </w:r>
-      <w:r>
-        <w:instrText>HYPERLINK "https://www.avvenire.it/attualita/la-denuncia-dellong-oltre-mille-migranti-dispersi-durante-il-ciclone-harry_104016?utm_source=chatgpt.com" \t "_new"</w:instrText>
-      </w:r>
-      <w:r>
-        <w:fldChar w:fldCharType="separate"/>
-      </w:r>
-      <w:r>
-        <w:rPr>
-          <w:rStyle w:val="Collegamentoipertestuale"/>
-        </w:rPr>
-        <w:t>https://www.avvenire.it/attualita/la-denuncia-dellong-oltre-mille-migranti-dispersi-durante-il-ciclone-harry_104016</w:t>
-      </w:r>
-      <w:r>
-        <w:fldChar w:fldCharType="end"/>
-      </w:r>
-      <w:r>
-        <w:t xml:space="preserve">). But the main </w:t>
-      </w:r>
-      <w:r>
-        <w:lastRenderedPageBreak/>
-        <w:t>causes of death on this route are structural: overloaded rubber dinghies, unseaworthy boats, the absence of rescue vessels, and, above all, the lack of legal pathways.</w:t>
+        <w:rPr>
+          <w:rFonts w:asciiTheme="majorHAnsi" w:hAnsiTheme="majorHAnsi" w:cstheme="majorHAnsi"/>
+          <w:sz w:val="22"/>
+          <w:szCs w:val="22"/>
+        </w:rPr>
+        <w:t xml:space="preserve">  </w:t>
       </w:r>
     </w:p>
     <w:p>
       <w:pPr>
         <w:pStyle w:val="NormaleWeb"/>
+        <w:pBdr>
+          <w:bottom w:val="single" w:sz="6" w:space="1" w:color="auto"/>
+        </w:pBdr>
+        <w:spacing w:line="276" w:lineRule="auto"/>
+        <w:rPr>
+          <w:rFonts w:asciiTheme="majorHAnsi" w:hAnsiTheme="majorHAnsi" w:cstheme="majorHAnsi"/>
+          <w:sz w:val="22"/>
+          <w:szCs w:val="22"/>
+        </w:rPr>
       </w:pPr>
       <w:r>
-        <w:t>This matters because rescue capacity changes the probability of survival. When state-led search and rescue is reduced, and when NGO ships are blocked, delayed or criminalised, a rubber dinghy in distress has fewer chances of being found. In a cyclone, with no rescue ship nearby and no reliable monitoring of departures, a boat can simply disappear.</w:t>
+        <w:rPr>
+          <w:rFonts w:asciiTheme="majorHAnsi" w:hAnsiTheme="majorHAnsi" w:cstheme="majorHAnsi"/>
+          <w:sz w:val="22"/>
+          <w:szCs w:val="22"/>
+        </w:rPr>
+        <w:t>The standard counter-argument — that rescue ships act as a "pull factor" — does not hold up under quantitative scrutiny. A regression</w:t>
+      </w:r>
+      <w:r>
+        <w:rPr>
+          <w:rFonts w:asciiTheme="majorHAnsi" w:hAnsiTheme="majorHAnsi" w:cstheme="majorHAnsi"/>
+          <w:sz w:val="22"/>
+          <w:szCs w:val="22"/>
+        </w:rPr>
+        <w:t xml:space="preserve"> </w:t>
+      </w:r>
+      <w:r>
+        <w:rPr>
+          <w:rFonts w:asciiTheme="majorHAnsi" w:hAnsiTheme="majorHAnsi" w:cstheme="majorHAnsi"/>
+          <w:sz w:val="22"/>
+          <w:szCs w:val="22"/>
+        </w:rPr>
+        <w:t>analysis of Libya-to-Italy crossings found that the only statistically significant predictors of departures were weather conditions and  political stability on the Libyan side; NGO presence had no significant effect (</w:t>
+      </w:r>
+      <w:r>
+        <w:rPr>
+          <w:rFonts w:asciiTheme="majorHAnsi" w:hAnsiTheme="majorHAnsi" w:cstheme="majorHAnsi"/>
+          <w:sz w:val="22"/>
+          <w:szCs w:val="22"/>
+        </w:rPr>
+        <w:t>[</w:t>
+      </w:r>
+      <w:r>
+        <w:rPr>
+          <w:rFonts w:asciiTheme="majorHAnsi" w:hAnsiTheme="majorHAnsi" w:cstheme="majorHAnsi"/>
+          <w:sz w:val="22"/>
+          <w:szCs w:val="22"/>
+        </w:rPr>
+        <w:fldChar w:fldCharType="begin"/>
+      </w:r>
+      <w:r>
+        <w:rPr>
+          <w:rFonts w:asciiTheme="majorHAnsi" w:hAnsiTheme="majorHAnsi" w:cstheme="majorHAnsi"/>
+          <w:sz w:val="22"/>
+          <w:szCs w:val="22"/>
+        </w:rPr>
+        <w:instrText>HYPERLINK "https://link.springer.com/article/10.1007/s10610-020-09464-1"</w:instrText>
+      </w:r>
+      <w:r>
+        <w:rPr>
+          <w:rFonts w:asciiTheme="majorHAnsi" w:hAnsiTheme="majorHAnsi" w:cstheme="majorHAnsi"/>
+          <w:sz w:val="22"/>
+          <w:szCs w:val="22"/>
+        </w:rPr>
+      </w:r>
+      <w:r>
+        <w:rPr>
+          <w:rFonts w:asciiTheme="majorHAnsi" w:hAnsiTheme="majorHAnsi" w:cstheme="majorHAnsi"/>
+          <w:sz w:val="22"/>
+          <w:szCs w:val="22"/>
+        </w:rPr>
+        <w:fldChar w:fldCharType="separate"/>
+      </w:r>
+      <w:r>
+        <w:rPr>
+          <w:rStyle w:val="Collegamentoipertestuale"/>
+          <w:rFonts w:asciiTheme="majorHAnsi" w:hAnsiTheme="majorHAnsi" w:cstheme="majorHAnsi"/>
+          <w:sz w:val="22"/>
+          <w:szCs w:val="22"/>
+        </w:rPr>
+        <w:t>C</w:t>
+      </w:r>
+      <w:r>
+        <w:rPr>
+          <w:rStyle w:val="Collegamentoipertestuale"/>
+          <w:rFonts w:asciiTheme="majorHAnsi" w:hAnsiTheme="majorHAnsi" w:cstheme="majorHAnsi"/>
+          <w:sz w:val="22"/>
+          <w:szCs w:val="22"/>
+        </w:rPr>
+        <w:t>u</w:t>
+      </w:r>
+      <w:r>
+        <w:rPr>
+          <w:rStyle w:val="Collegamentoipertestuale"/>
+          <w:rFonts w:asciiTheme="majorHAnsi" w:hAnsiTheme="majorHAnsi" w:cstheme="majorHAnsi"/>
+          <w:sz w:val="22"/>
+          <w:szCs w:val="22"/>
+        </w:rPr>
+        <w:t>su</w:t>
+      </w:r>
+      <w:r>
+        <w:rPr>
+          <w:rStyle w:val="Collegamentoipertestuale"/>
+          <w:rFonts w:asciiTheme="majorHAnsi" w:hAnsiTheme="majorHAnsi" w:cstheme="majorHAnsi"/>
+          <w:sz w:val="22"/>
+          <w:szCs w:val="22"/>
+        </w:rPr>
+        <w:t>m</w:t>
+      </w:r>
+      <w:r>
+        <w:rPr>
+          <w:rStyle w:val="Collegamentoipertestuale"/>
+          <w:rFonts w:asciiTheme="majorHAnsi" w:hAnsiTheme="majorHAnsi" w:cstheme="majorHAnsi"/>
+          <w:sz w:val="22"/>
+          <w:szCs w:val="22"/>
+        </w:rPr>
+        <w:t>ano &amp; Villa, 202</w:t>
+      </w:r>
+      <w:r>
+        <w:rPr>
+          <w:rStyle w:val="Collegamentoipertestuale"/>
+          <w:rFonts w:asciiTheme="majorHAnsi" w:hAnsiTheme="majorHAnsi" w:cstheme="majorHAnsi"/>
+          <w:sz w:val="22"/>
+          <w:szCs w:val="22"/>
+        </w:rPr>
+        <w:t>0</w:t>
+      </w:r>
+      <w:r>
+        <w:rPr>
+          <w:rFonts w:asciiTheme="majorHAnsi" w:hAnsiTheme="majorHAnsi" w:cstheme="majorHAnsi"/>
+          <w:sz w:val="22"/>
+          <w:szCs w:val="22"/>
+        </w:rPr>
+        <w:fldChar w:fldCharType="end"/>
+      </w:r>
+      <w:r>
+        <w:rPr>
+          <w:rFonts w:asciiTheme="majorHAnsi" w:hAnsiTheme="majorHAnsi" w:cstheme="majorHAnsi"/>
+          <w:sz w:val="22"/>
+          <w:szCs w:val="22"/>
+        </w:rPr>
+        <w:t xml:space="preserve"> &lt;</w:t>
+      </w:r>
+      <w:r>
+        <w:rPr>
+          <w:rFonts w:asciiTheme="majorHAnsi" w:hAnsiTheme="majorHAnsi" w:cstheme="majorHAnsi"/>
+          <w:sz w:val="22"/>
+          <w:szCs w:val="22"/>
+        </w:rPr>
+        <w:t>https://link.springer.com/article/10.1007/s10610-020-09464-1</w:t>
+      </w:r>
+      <w:r>
+        <w:rPr>
+          <w:rFonts w:asciiTheme="majorHAnsi" w:hAnsiTheme="majorHAnsi" w:cstheme="majorHAnsi"/>
+          <w:sz w:val="22"/>
+          <w:szCs w:val="22"/>
+        </w:rPr>
+        <w:t>&gt;]</w:t>
+      </w:r>
+      <w:r>
+        <w:rPr>
+          <w:rFonts w:asciiTheme="majorHAnsi" w:hAnsiTheme="majorHAnsi" w:cstheme="majorHAnsi"/>
+          <w:sz w:val="22"/>
+          <w:szCs w:val="22"/>
+        </w:rPr>
+        <w:t xml:space="preserve">). A more recent </w:t>
+      </w:r>
+      <w:r>
+        <w:rPr>
+          <w:rFonts w:asciiTheme="majorHAnsi" w:hAnsiTheme="majorHAnsi" w:cstheme="majorHAnsi"/>
+          <w:sz w:val="22"/>
+          <w:szCs w:val="22"/>
+        </w:rPr>
+        <w:t>causal study employing machine learning</w:t>
+      </w:r>
+      <w:r>
+        <w:rPr>
+          <w:rFonts w:asciiTheme="majorHAnsi" w:hAnsiTheme="majorHAnsi" w:cstheme="majorHAnsi"/>
+          <w:sz w:val="22"/>
+          <w:szCs w:val="22"/>
+        </w:rPr>
+        <w:t xml:space="preserve"> (</w:t>
+      </w:r>
+      <w:r>
+        <w:rPr>
+          <w:rFonts w:asciiTheme="majorHAnsi" w:hAnsiTheme="majorHAnsi" w:cstheme="majorHAnsi"/>
+          <w:sz w:val="22"/>
+          <w:szCs w:val="22"/>
+        </w:rPr>
+        <w:t>[</w:t>
+      </w:r>
+      <w:r>
+        <w:rPr>
+          <w:rFonts w:asciiTheme="majorHAnsi" w:hAnsiTheme="majorHAnsi" w:cstheme="majorHAnsi"/>
+          <w:sz w:val="22"/>
+          <w:szCs w:val="22"/>
+        </w:rPr>
+        <w:fldChar w:fldCharType="begin"/>
+      </w:r>
+      <w:r>
+        <w:rPr>
+          <w:rFonts w:asciiTheme="majorHAnsi" w:hAnsiTheme="majorHAnsi" w:cstheme="majorHAnsi"/>
+          <w:sz w:val="22"/>
+          <w:szCs w:val="22"/>
+        </w:rPr>
+        <w:instrText>HYPERLINK "https://www.nature.com/articles/s41598-023-38119-4"</w:instrText>
+      </w:r>
+      <w:r>
+        <w:rPr>
+          <w:rFonts w:asciiTheme="majorHAnsi" w:hAnsiTheme="majorHAnsi" w:cstheme="majorHAnsi"/>
+          <w:sz w:val="22"/>
+          <w:szCs w:val="22"/>
+        </w:rPr>
+      </w:r>
+      <w:r>
+        <w:rPr>
+          <w:rFonts w:asciiTheme="majorHAnsi" w:hAnsiTheme="majorHAnsi" w:cstheme="majorHAnsi"/>
+          <w:sz w:val="22"/>
+          <w:szCs w:val="22"/>
+        </w:rPr>
+        <w:fldChar w:fldCharType="separate"/>
+      </w:r>
+      <w:r>
+        <w:rPr>
+          <w:rStyle w:val="Collegamentoipertestuale"/>
+          <w:rFonts w:asciiTheme="majorHAnsi" w:hAnsiTheme="majorHAnsi" w:cstheme="majorHAnsi"/>
+          <w:sz w:val="22"/>
+          <w:szCs w:val="22"/>
+        </w:rPr>
+        <w:t>Rodríguez Sá</w:t>
+      </w:r>
+      <w:r>
+        <w:rPr>
+          <w:rStyle w:val="Collegamentoipertestuale"/>
+          <w:rFonts w:asciiTheme="majorHAnsi" w:hAnsiTheme="majorHAnsi" w:cstheme="majorHAnsi"/>
+          <w:sz w:val="22"/>
+          <w:szCs w:val="22"/>
+        </w:rPr>
+        <w:t>n</w:t>
+      </w:r>
+      <w:r>
+        <w:rPr>
+          <w:rStyle w:val="Collegamentoipertestuale"/>
+          <w:rFonts w:asciiTheme="majorHAnsi" w:hAnsiTheme="majorHAnsi" w:cstheme="majorHAnsi"/>
+          <w:sz w:val="22"/>
+          <w:szCs w:val="22"/>
+        </w:rPr>
+        <w:t>chez et al., 20</w:t>
+      </w:r>
+      <w:r>
+        <w:rPr>
+          <w:rStyle w:val="Collegamentoipertestuale"/>
+          <w:rFonts w:asciiTheme="majorHAnsi" w:hAnsiTheme="majorHAnsi" w:cstheme="majorHAnsi"/>
+          <w:sz w:val="22"/>
+          <w:szCs w:val="22"/>
+        </w:rPr>
+        <w:t>2</w:t>
+      </w:r>
+      <w:r>
+        <w:rPr>
+          <w:rStyle w:val="Collegamentoipertestuale"/>
+          <w:rFonts w:asciiTheme="majorHAnsi" w:hAnsiTheme="majorHAnsi" w:cstheme="majorHAnsi"/>
+          <w:sz w:val="22"/>
+          <w:szCs w:val="22"/>
+        </w:rPr>
+        <w:t>3</w:t>
+      </w:r>
+      <w:r>
+        <w:rPr>
+          <w:rFonts w:asciiTheme="majorHAnsi" w:hAnsiTheme="majorHAnsi" w:cstheme="majorHAnsi"/>
+          <w:sz w:val="22"/>
+          <w:szCs w:val="22"/>
+        </w:rPr>
+        <w:fldChar w:fldCharType="end"/>
+      </w:r>
+      <w:r>
+        <w:rPr>
+          <w:rFonts w:asciiTheme="majorHAnsi" w:hAnsiTheme="majorHAnsi" w:cstheme="majorHAnsi"/>
+          <w:sz w:val="22"/>
+          <w:szCs w:val="22"/>
+        </w:rPr>
+        <w:t xml:space="preserve"> &lt;</w:t>
+      </w:r>
+      <w:r>
+        <w:rPr>
+          <w:rFonts w:asciiTheme="majorHAnsi" w:hAnsiTheme="majorHAnsi" w:cstheme="majorHAnsi"/>
+          <w:sz w:val="22"/>
+          <w:szCs w:val="22"/>
+        </w:rPr>
+        <w:t>https://www.nature.com/articles/s41598-023-38119-4</w:t>
+      </w:r>
+      <w:r>
+        <w:rPr>
+          <w:rFonts w:asciiTheme="majorHAnsi" w:hAnsiTheme="majorHAnsi" w:cstheme="majorHAnsi"/>
+          <w:sz w:val="22"/>
+          <w:szCs w:val="22"/>
+        </w:rPr>
+        <w:t>&gt;]</w:t>
+      </w:r>
+      <w:r>
+        <w:rPr>
+          <w:rFonts w:asciiTheme="majorHAnsi" w:hAnsiTheme="majorHAnsi" w:cstheme="majorHAnsi"/>
+          <w:sz w:val="22"/>
+          <w:szCs w:val="22"/>
+        </w:rPr>
+        <w:t>) reached the same conclusion for the Central Mediterranean route</w:t>
+      </w:r>
+      <w:r>
+        <w:rPr>
+          <w:rFonts w:asciiTheme="majorHAnsi" w:hAnsiTheme="majorHAnsi" w:cstheme="majorHAnsi"/>
+          <w:sz w:val="22"/>
+          <w:szCs w:val="22"/>
+        </w:rPr>
+        <w:t xml:space="preserve"> </w:t>
+      </w:r>
+      <w:r>
+        <w:rPr>
+          <w:rFonts w:asciiTheme="majorHAnsi" w:hAnsiTheme="majorHAnsi" w:cstheme="majorHAnsi"/>
+          <w:sz w:val="22"/>
+          <w:szCs w:val="22"/>
+        </w:rPr>
+        <w:t xml:space="preserve">over 2011–2020: state and private rescue operations did not increase migration flows. What </w:t>
+      </w:r>
+      <w:r>
+        <w:rPr>
+          <w:rFonts w:asciiTheme="majorHAnsi" w:hAnsiTheme="majorHAnsi" w:cstheme="majorHAnsi"/>
+          <w:sz w:val="22"/>
+          <w:szCs w:val="22"/>
+        </w:rPr>
+        <w:t>drives</w:t>
+      </w:r>
+      <w:r>
+        <w:rPr>
+          <w:rFonts w:asciiTheme="majorHAnsi" w:hAnsiTheme="majorHAnsi" w:cstheme="majorHAnsi"/>
+          <w:sz w:val="22"/>
+          <w:szCs w:val="22"/>
+        </w:rPr>
+        <w:t xml:space="preserve"> variation in</w:t>
+      </w:r>
+      <w:r>
+        <w:rPr>
+          <w:rFonts w:asciiTheme="majorHAnsi" w:hAnsiTheme="majorHAnsi" w:cstheme="majorHAnsi"/>
+          <w:sz w:val="22"/>
+          <w:szCs w:val="22"/>
+        </w:rPr>
+        <w:t xml:space="preserve"> </w:t>
+      </w:r>
+      <w:r>
+        <w:rPr>
+          <w:rFonts w:asciiTheme="majorHAnsi" w:hAnsiTheme="majorHAnsi" w:cstheme="majorHAnsi"/>
+          <w:sz w:val="22"/>
+          <w:szCs w:val="22"/>
+        </w:rPr>
+        <w:t>crossings w</w:t>
+      </w:r>
+      <w:r>
+        <w:rPr>
+          <w:rFonts w:asciiTheme="majorHAnsi" w:hAnsiTheme="majorHAnsi" w:cstheme="majorHAnsi"/>
+          <w:sz w:val="22"/>
+          <w:szCs w:val="22"/>
+        </w:rPr>
+        <w:t>as</w:t>
+      </w:r>
+      <w:r>
+        <w:rPr>
+          <w:rFonts w:asciiTheme="majorHAnsi" w:hAnsiTheme="majorHAnsi" w:cstheme="majorHAnsi"/>
+          <w:sz w:val="22"/>
+          <w:szCs w:val="22"/>
+        </w:rPr>
+        <w:t xml:space="preserve"> conflicts in countries of origin and transit, alongside commodity prices, currency exchange rates, natural disasters</w:t>
+      </w:r>
+      <w:r>
+        <w:rPr>
+          <w:rFonts w:asciiTheme="majorHAnsi" w:hAnsiTheme="majorHAnsi" w:cstheme="majorHAnsi"/>
+          <w:sz w:val="22"/>
+          <w:szCs w:val="22"/>
+        </w:rPr>
+        <w:t>,</w:t>
+      </w:r>
+      <w:r>
+        <w:rPr>
+          <w:rFonts w:asciiTheme="majorHAnsi" w:hAnsiTheme="majorHAnsi" w:cstheme="majorHAnsi"/>
+          <w:sz w:val="22"/>
+          <w:szCs w:val="22"/>
+        </w:rPr>
+        <w:t xml:space="preserve"> and</w:t>
+      </w:r>
+      <w:r>
+        <w:rPr>
+          <w:rFonts w:asciiTheme="majorHAnsi" w:hAnsiTheme="majorHAnsi" w:cstheme="majorHAnsi"/>
+          <w:sz w:val="22"/>
+          <w:szCs w:val="22"/>
+        </w:rPr>
+        <w:t xml:space="preserve"> </w:t>
+      </w:r>
+      <w:r>
+        <w:rPr>
+          <w:rFonts w:asciiTheme="majorHAnsi" w:hAnsiTheme="majorHAnsi" w:cstheme="majorHAnsi"/>
+          <w:sz w:val="22"/>
+          <w:szCs w:val="22"/>
+        </w:rPr>
+        <w:t>weather conditions. Rescue, the paper concludes, is a response to</w:t>
+      </w:r>
+      <w:r>
+        <w:rPr>
+          <w:rFonts w:asciiTheme="majorHAnsi" w:hAnsiTheme="majorHAnsi" w:cstheme="majorHAnsi"/>
+          <w:sz w:val="22"/>
+          <w:szCs w:val="22"/>
+        </w:rPr>
+        <w:t xml:space="preserve"> </w:t>
+      </w:r>
+      <w:r>
+        <w:rPr>
+          <w:rFonts w:asciiTheme="majorHAnsi" w:hAnsiTheme="majorHAnsi" w:cstheme="majorHAnsi"/>
+          <w:sz w:val="22"/>
+          <w:szCs w:val="22"/>
+        </w:rPr>
+        <w:t>the flow of migration — not its cause.</w:t>
+      </w:r>
+      <w:r>
+        <w:rPr>
+          <w:rFonts w:asciiTheme="majorHAnsi" w:hAnsiTheme="majorHAnsi" w:cstheme="majorHAnsi"/>
+          <w:sz w:val="22"/>
+          <w:szCs w:val="22"/>
+        </w:rPr>
+        <w:t xml:space="preserve"> </w:t>
+      </w:r>
+      <w:r>
+        <w:rPr>
+          <w:rFonts w:asciiTheme="majorHAnsi" w:hAnsiTheme="majorHAnsi" w:cstheme="majorHAnsi"/>
+          <w:sz w:val="22"/>
+          <w:szCs w:val="22"/>
+        </w:rPr>
+        <w:t xml:space="preserve">When NGO ships are obstructed, delayed, or criminalized, it is not departures that change but survival rates. </w:t>
       </w:r>
     </w:p>
     <w:p>
       <w:pPr>
         <w:pStyle w:val="NormaleWeb"/>
+        <w:pBdr>
+          <w:bottom w:val="single" w:sz="6" w:space="1" w:color="auto"/>
+        </w:pBdr>
+        <w:spacing w:line="276" w:lineRule="auto"/>
+        <w:rPr>
+          <w:rFonts w:asciiTheme="majorHAnsi" w:hAnsiTheme="majorHAnsi" w:cstheme="majorHAnsi"/>
+          <w:sz w:val="22"/>
+          <w:szCs w:val="22"/>
+        </w:rPr>
       </w:pPr>
       <w:r>
-        <w:t>The situation in Tunisia helps explain why so many people may have left in such dangerous conditions. People do not always choose when to cross. Sometimes they cross because staying has become impossible. Human Rights Watch documented abuses by Tunisian security forces against Black African migrants, refugees and asylum seekers, including beatings, arbitrary arrests, forced evictions and collective expulsions (</w:t>
-      </w:r>
-      <w:r>
+        <w:rPr>
+          <w:rFonts w:asciiTheme="majorHAnsi" w:hAnsiTheme="majorHAnsi" w:cstheme="majorHAnsi"/>
+          <w:sz w:val="22"/>
+          <w:szCs w:val="22"/>
+        </w:rPr>
+        <w:t xml:space="preserve">This is what externalization looks like in practice. </w:t>
+      </w:r>
+      <w:r>
+        <w:rPr>
+          <w:rFonts w:asciiTheme="majorHAnsi" w:hAnsiTheme="majorHAnsi" w:cstheme="majorHAnsi"/>
+          <w:sz w:val="22"/>
+          <w:szCs w:val="22"/>
+        </w:rPr>
+        <w:t>O</w:t>
+      </w:r>
+      <w:r>
+        <w:rPr>
+          <w:rFonts w:asciiTheme="majorHAnsi" w:hAnsiTheme="majorHAnsi" w:cstheme="majorHAnsi"/>
+          <w:sz w:val="22"/>
+          <w:szCs w:val="22"/>
+        </w:rPr>
+        <w:t>n the</w:t>
+      </w:r>
+      <w:r>
+        <w:rPr>
+          <w:rFonts w:asciiTheme="majorHAnsi" w:hAnsiTheme="majorHAnsi" w:cstheme="majorHAnsi"/>
+          <w:sz w:val="22"/>
+          <w:szCs w:val="22"/>
+        </w:rPr>
+        <w:t>se</w:t>
+      </w:r>
+      <w:r>
+        <w:rPr>
+          <w:rFonts w:asciiTheme="majorHAnsi" w:hAnsiTheme="majorHAnsi" w:cstheme="majorHAnsi"/>
+          <w:sz w:val="22"/>
+          <w:szCs w:val="22"/>
+        </w:rPr>
+        <w:t xml:space="preserve"> very same day</w:t>
+      </w:r>
+      <w:r>
+        <w:rPr>
+          <w:rFonts w:asciiTheme="majorHAnsi" w:hAnsiTheme="majorHAnsi" w:cstheme="majorHAnsi"/>
+          <w:sz w:val="22"/>
+          <w:szCs w:val="22"/>
+        </w:rPr>
+        <w:t>s of the tragedy</w:t>
+      </w:r>
+      <w:r>
+        <w:rPr>
+          <w:rFonts w:asciiTheme="majorHAnsi" w:hAnsiTheme="majorHAnsi" w:cstheme="majorHAnsi"/>
+          <w:sz w:val="22"/>
+          <w:szCs w:val="22"/>
+        </w:rPr>
+        <w:t>, the 21st of January 2026,</w:t>
+      </w:r>
+      <w:r>
+        <w:rPr>
+          <w:rFonts w:asciiTheme="majorHAnsi" w:hAnsiTheme="majorHAnsi" w:cstheme="majorHAnsi"/>
+          <w:sz w:val="22"/>
+          <w:szCs w:val="22"/>
+        </w:rPr>
+        <w:t xml:space="preserve"> </w:t>
+      </w:r>
+      <w:r>
+        <w:rPr>
+          <w:rFonts w:asciiTheme="majorHAnsi" w:hAnsiTheme="majorHAnsi" w:cstheme="majorHAnsi"/>
+          <w:sz w:val="22"/>
+          <w:szCs w:val="22"/>
+        </w:rPr>
+        <w:t xml:space="preserve">the </w:t>
+      </w:r>
+      <w:r>
+        <w:rPr>
+          <w:rFonts w:asciiTheme="majorHAnsi" w:hAnsiTheme="majorHAnsi" w:cstheme="majorHAnsi"/>
+          <w:sz w:val="22"/>
+          <w:szCs w:val="22"/>
+        </w:rPr>
+        <w:t>[</w:t>
+      </w:r>
+      <w:r>
+        <w:rPr>
+          <w:rFonts w:asciiTheme="majorHAnsi" w:hAnsiTheme="majorHAnsi" w:cstheme="majorHAnsi"/>
+          <w:sz w:val="22"/>
+          <w:szCs w:val="22"/>
+        </w:rPr>
         <w:fldChar w:fldCharType="begin"/>
       </w:r>
       <w:r>
-        <w:instrText>HYPERLINK "https://www.hrw.org/news/2023/07/19/tunisia-no-safe-haven-black-african-migrants-refugees?utm_source=chatgpt.com" \t "_new"</w:instrText>
-      </w:r>
-      <w:r>
+        <w:rPr>
+          <w:rFonts w:asciiTheme="majorHAnsi" w:hAnsiTheme="majorHAnsi" w:cstheme="majorHAnsi"/>
+          <w:sz w:val="22"/>
+          <w:szCs w:val="22"/>
+        </w:rPr>
+        <w:instrText>HYPERLINK "https://www.infomigrants.net/en/post/69438/eu-delivers-more-migration-control-equipment-to-tunisian-national-guard"</w:instrText>
+      </w:r>
+      <w:r>
+        <w:rPr>
+          <w:rFonts w:asciiTheme="majorHAnsi" w:hAnsiTheme="majorHAnsi" w:cstheme="majorHAnsi"/>
+          <w:sz w:val="22"/>
+          <w:szCs w:val="22"/>
+        </w:rPr>
+      </w:r>
+      <w:r>
+        <w:rPr>
+          <w:rFonts w:asciiTheme="majorHAnsi" w:hAnsiTheme="majorHAnsi" w:cstheme="majorHAnsi"/>
+          <w:sz w:val="22"/>
+          <w:szCs w:val="22"/>
+        </w:rPr>
         <w:fldChar w:fldCharType="separate"/>
       </w:r>
       <w:r>
         <w:rPr>
           <w:rStyle w:val="Collegamentoipertestuale"/>
-        </w:rPr>
-        <w:t>https://www.hrw.org/news/2023/07/19/tunisia-no-safe-haven-black-african-migrants-refugees</w:t>
-      </w:r>
-      <w:r>
+          <w:rFonts w:asciiTheme="majorHAnsi" w:hAnsiTheme="majorHAnsi" w:cstheme="majorHAnsi"/>
+          <w:sz w:val="22"/>
+          <w:szCs w:val="22"/>
+        </w:rPr>
+        <w:t>EU d</w:t>
+      </w:r>
+      <w:r>
+        <w:rPr>
+          <w:rStyle w:val="Collegamentoipertestuale"/>
+          <w:rFonts w:asciiTheme="majorHAnsi" w:hAnsiTheme="majorHAnsi" w:cstheme="majorHAnsi"/>
+          <w:sz w:val="22"/>
+          <w:szCs w:val="22"/>
+        </w:rPr>
+        <w:t>e</w:t>
+      </w:r>
+      <w:r>
+        <w:rPr>
+          <w:rStyle w:val="Collegamentoipertestuale"/>
+          <w:rFonts w:asciiTheme="majorHAnsi" w:hAnsiTheme="majorHAnsi" w:cstheme="majorHAnsi"/>
+          <w:sz w:val="22"/>
+          <w:szCs w:val="22"/>
+        </w:rPr>
+        <w:t>l</w:t>
+      </w:r>
+      <w:r>
+        <w:rPr>
+          <w:rStyle w:val="Collegamentoipertestuale"/>
+          <w:rFonts w:asciiTheme="majorHAnsi" w:hAnsiTheme="majorHAnsi" w:cstheme="majorHAnsi"/>
+          <w:sz w:val="22"/>
+          <w:szCs w:val="22"/>
+        </w:rPr>
+        <w:t>i</w:t>
+      </w:r>
+      <w:r>
+        <w:rPr>
+          <w:rStyle w:val="Collegamentoipertestuale"/>
+          <w:rFonts w:asciiTheme="majorHAnsi" w:hAnsiTheme="majorHAnsi" w:cstheme="majorHAnsi"/>
+          <w:sz w:val="22"/>
+          <w:szCs w:val="22"/>
+        </w:rPr>
+        <w:t>vered over 21 million euros' worth of new land and sea border-control equipment to Tunisian authorities</w:t>
+      </w:r>
+      <w:r>
+        <w:rPr>
+          <w:rFonts w:asciiTheme="majorHAnsi" w:hAnsiTheme="majorHAnsi" w:cstheme="majorHAnsi"/>
+          <w:sz w:val="22"/>
+          <w:szCs w:val="22"/>
+        </w:rPr>
         <w:fldChar w:fldCharType="end"/>
       </w:r>
       <w:r>
-        <w:t>). Amnesty International later described racial profiling, arbitrary detention, collective expulsions and violence against refugees and migrants in Tunisia, and warned that EU cooperation with Tunisia risks complicity when it prioritises containment over protection (</w:t>
-      </w:r>
-      <w:r>
-        <w:fldChar w:fldCharType="begin"/>
-      </w:r>
-      <w:r>
-        <w:instrText>HYPERLINK "https://www.amnesty.org/en/latest/news/2025/11/tunisia-rampant-violations-against-refugees-migrants-eu-risks-complicity/?utm_source=chatgpt.com" \t "_new"</w:instrText>
-      </w:r>
-      <w:r>
-        <w:fldChar w:fldCharType="separate"/>
-      </w:r>
-      <w:r>
-        <w:rPr>
-          <w:rStyle w:val="Collegamentoipertestuale"/>
-        </w:rPr>
-        <w:t>https://www.amnesty.org/en/latest/news/2025/11/tunisia-rampant-violations-against-refugees-migrants-eu-risks-complicity/</w:t>
-      </w:r>
-      <w:r>
-        <w:fldChar w:fldCharType="end"/>
-      </w:r>
-      <w:r>
-        <w:t>).</w:t>
+        <w:rPr>
+          <w:rFonts w:asciiTheme="majorHAnsi" w:hAnsiTheme="majorHAnsi" w:cstheme="majorHAnsi"/>
+          <w:sz w:val="22"/>
+          <w:szCs w:val="22"/>
+        </w:rPr>
+        <w:t xml:space="preserve"> &lt;</w:t>
+      </w:r>
+      <w:r>
+        <w:rPr>
+          <w:rFonts w:asciiTheme="majorHAnsi" w:hAnsiTheme="majorHAnsi" w:cstheme="majorHAnsi"/>
+          <w:sz w:val="22"/>
+          <w:szCs w:val="22"/>
+        </w:rPr>
+        <w:t>https://www.infomigrants.net/en/post/69438/eu-delivers-more-migration-control-equipment-to-tunisian-national-guard</w:t>
+      </w:r>
+      <w:r>
+        <w:rPr>
+          <w:rFonts w:asciiTheme="majorHAnsi" w:hAnsiTheme="majorHAnsi" w:cstheme="majorHAnsi"/>
+          <w:sz w:val="22"/>
+          <w:szCs w:val="22"/>
+        </w:rPr>
+        <w:t>&gt;]</w:t>
+      </w:r>
+      <w:r>
+        <w:rPr>
+          <w:rFonts w:asciiTheme="majorHAnsi" w:hAnsiTheme="majorHAnsi" w:cstheme="majorHAnsi"/>
+          <w:sz w:val="22"/>
+          <w:szCs w:val="22"/>
+        </w:rPr>
+        <w:t xml:space="preserve">. The transfer was the </w:t>
+      </w:r>
+      <w:r>
+        <w:rPr>
+          <w:rFonts w:asciiTheme="majorHAnsi" w:hAnsiTheme="majorHAnsi" w:cstheme="majorHAnsi"/>
+          <w:sz w:val="22"/>
+          <w:szCs w:val="22"/>
+        </w:rPr>
+        <w:t>most recent</w:t>
+      </w:r>
+      <w:r>
+        <w:rPr>
+          <w:rFonts w:asciiTheme="majorHAnsi" w:hAnsiTheme="majorHAnsi" w:cstheme="majorHAnsi"/>
+          <w:sz w:val="22"/>
+          <w:szCs w:val="22"/>
+        </w:rPr>
+        <w:t xml:space="preserve"> step in a policy </w:t>
+      </w:r>
+      <w:r>
+        <w:rPr>
+          <w:rFonts w:asciiTheme="majorHAnsi" w:hAnsiTheme="majorHAnsi" w:cstheme="majorHAnsi"/>
+          <w:sz w:val="22"/>
+          <w:szCs w:val="22"/>
+        </w:rPr>
+        <w:t xml:space="preserve">framework </w:t>
+      </w:r>
+      <w:r>
+        <w:rPr>
+          <w:rFonts w:asciiTheme="majorHAnsi" w:hAnsiTheme="majorHAnsi" w:cstheme="majorHAnsi"/>
+          <w:sz w:val="22"/>
+          <w:szCs w:val="22"/>
+        </w:rPr>
+        <w:t xml:space="preserve">formalized </w:t>
+      </w:r>
+      <w:r>
+        <w:rPr>
+          <w:rFonts w:asciiTheme="majorHAnsi" w:hAnsiTheme="majorHAnsi" w:cstheme="majorHAnsi"/>
+          <w:sz w:val="22"/>
+          <w:szCs w:val="22"/>
+        </w:rPr>
+        <w:t>by</w:t>
+      </w:r>
+      <w:r>
+        <w:rPr>
+          <w:rFonts w:asciiTheme="majorHAnsi" w:hAnsiTheme="majorHAnsi" w:cstheme="majorHAnsi"/>
+          <w:sz w:val="22"/>
+          <w:szCs w:val="22"/>
+        </w:rPr>
+        <w:t xml:space="preserve"> the 2016 agreement with Turkey, the 2017 MoU with Libya, the 2023 MoU with Tunisia, a</w:t>
+      </w:r>
+      <w:r>
+        <w:rPr>
+          <w:rFonts w:asciiTheme="majorHAnsi" w:hAnsiTheme="majorHAnsi" w:cstheme="majorHAnsi"/>
+          <w:sz w:val="22"/>
+          <w:szCs w:val="22"/>
+        </w:rPr>
+        <w:t>nd</w:t>
+      </w:r>
+      <w:r>
+        <w:rPr>
+          <w:rFonts w:asciiTheme="majorHAnsi" w:hAnsiTheme="majorHAnsi" w:cstheme="majorHAnsi"/>
+          <w:sz w:val="22"/>
+          <w:szCs w:val="22"/>
+        </w:rPr>
+        <w:t xml:space="preserve"> cooperation agreements with Morocco and Algeria. </w:t>
       </w:r>
     </w:p>
     <w:p>
       <w:pPr>
         <w:pStyle w:val="NormaleWeb"/>
+        <w:pBdr>
+          <w:bottom w:val="single" w:sz="6" w:space="1" w:color="auto"/>
+        </w:pBdr>
+        <w:spacing w:line="276" w:lineRule="auto"/>
+        <w:rPr>
+          <w:rFonts w:asciiTheme="majorHAnsi" w:hAnsiTheme="majorHAnsi" w:cstheme="majorHAnsi"/>
+          <w:sz w:val="22"/>
+          <w:szCs w:val="22"/>
+        </w:rPr>
       </w:pPr>
-      <w:r>
-        <w:t>In the days before the shipwrecks, testimonies from Sfax describ</w:t>
-      </w:r>
-      <w:r>
-        <w:t>e</w:t>
-      </w:r>
-      <w:r>
-        <w:t xml:space="preserve"> raids, military pressure</w:t>
-      </w:r>
-      <w:r>
-        <w:t>,</w:t>
-      </w:r>
-      <w:r>
-        <w:t xml:space="preserve"> and the destruction of informal settlements in the olive groves around the city</w:t>
-      </w:r>
-      <w:r>
-        <w:t xml:space="preserve"> (</w:t>
-      </w:r>
-      <w:r>
-        <w:t>https://www.radioradicale.it/scheda/780899/ciclone-harry-mille-migranti-potrebbero-essere-dispersi-in-mare-collegamento-con</w:t>
-      </w:r>
-      <w:r>
-        <w:t>)</w:t>
-      </w:r>
-      <w:r>
-        <w:t>. According to these accounts, controls on the beaches were relaxed at the same time, allowing many boats to leave despite the bad weather</w:t>
-      </w:r>
-      <w:r>
-        <w:t>.</w:t>
+    </w:p>
+    <w:p>
+      <w:pPr>
+        <w:rPr>
+          <w:rFonts w:asciiTheme="majorHAnsi" w:hAnsiTheme="majorHAnsi" w:cstheme="majorHAnsi"/>
+        </w:rPr>
+      </w:pPr>
+      <w:r>
+        <w:rPr>
+          <w:rFonts w:asciiTheme="majorHAnsi" w:hAnsiTheme="majorHAnsi" w:cstheme="majorHAnsi"/>
+          <w:b/>
+        </w:rPr>
+        <w:t>12 January 2026 — Departures begin</w:t>
       </w:r>
     </w:p>
     <w:p>
       <w:pPr>
         <w:pStyle w:val="NormaleWeb"/>
+        <w:pBdr>
+          <w:bottom w:val="single" w:sz="6" w:space="1" w:color="auto"/>
+        </w:pBdr>
+        <w:spacing w:line="276" w:lineRule="auto"/>
+        <w:rPr>
+          <w:rFonts w:asciiTheme="majorHAnsi" w:hAnsiTheme="majorHAnsi" w:cstheme="majorHAnsi"/>
+          <w:sz w:val="22"/>
+          <w:szCs w:val="22"/>
+        </w:rPr>
       </w:pPr>
       <w:r>
-        <w:t xml:space="preserve">The only known survivor from one of these boats was </w:t>
-      </w:r>
-      <w:r>
-        <w:rPr>
-          <w:rStyle w:val="Enfasigrassetto"/>
-        </w:rPr>
-        <w:t>Ramadan Konte</w:t>
-      </w:r>
-      <w:r>
-        <w:t xml:space="preserve">, from Sierra Leone. According to his testimony, reported by Mediterranea, he left Sfax on a boat carrying around </w:t>
-      </w:r>
-      <w:r>
-        <w:rPr>
-          <w:rStyle w:val="Enfasigrassetto"/>
-        </w:rPr>
-        <w:t>50 people</w:t>
-      </w:r>
-      <w:r>
-        <w:t xml:space="preserve">. During the storm, the boat capsized. Konte survived for more than </w:t>
-      </w:r>
-      <w:r>
-        <w:rPr>
-          <w:rStyle w:val="Enfasigrassetto"/>
-        </w:rPr>
-        <w:t>24 hours</w:t>
-      </w:r>
-      <w:r>
-        <w:t xml:space="preserve"> in the open sea before being rescued by the merchant ship </w:t>
-      </w:r>
-      <w:r>
-        <w:rPr>
-          <w:rStyle w:val="Enfasicorsivo"/>
-        </w:rPr>
-        <w:t>Star</w:t>
-      </w:r>
-      <w:r>
-        <w:t>, captained by Ahmed Omar Shafik, east of Tunisia and south of Malta. When he was pulled aboard, bodies were visible in the water around him. From that single boat, he lost his brother, his brother’s wife and his nephew (</w:t>
-      </w:r>
-      <w:r>
+        <w:rPr>
+          <w:rFonts w:asciiTheme="majorHAnsi" w:hAnsiTheme="majorHAnsi" w:cstheme="majorHAnsi"/>
+          <w:sz w:val="22"/>
+          <w:szCs w:val="22"/>
+        </w:rPr>
+        <w:t xml:space="preserve">In the days before the shipwrecks, </w:t>
+      </w:r>
+      <w:r>
+        <w:rPr>
+          <w:rFonts w:asciiTheme="majorHAnsi" w:hAnsiTheme="majorHAnsi" w:cstheme="majorHAnsi"/>
+          <w:sz w:val="22"/>
+          <w:szCs w:val="22"/>
+        </w:rPr>
+        <w:t>[</w:t>
+      </w:r>
+      <w:r>
+        <w:rPr>
+          <w:rFonts w:asciiTheme="majorHAnsi" w:hAnsiTheme="majorHAnsi" w:cstheme="majorHAnsi"/>
+          <w:sz w:val="22"/>
+          <w:szCs w:val="22"/>
+        </w:rPr>
         <w:fldChar w:fldCharType="begin"/>
       </w:r>
       <w:r>
-        <w:instrText>HYPERLINK "https://mediterranearescue.org/it/news/potrebbero-essere-1000-le-persone-disperse-in-mare-durante-il-ciclone-harry?utm_source=chatgpt.com" \t "_new"</w:instrText>
-      </w:r>
-      <w:r>
+        <w:rPr>
+          <w:rFonts w:asciiTheme="majorHAnsi" w:hAnsiTheme="majorHAnsi" w:cstheme="majorHAnsi"/>
+          <w:sz w:val="22"/>
+          <w:szCs w:val="22"/>
+        </w:rPr>
+        <w:instrText>HYPERLINK "https://www.infomigrants.net/en/post/69058/life-in-tunisia-is-getting-worse-every-day-a-young-senegalese-who-lost-everything-in-the-destruction-of-his-shelter"</w:instrText>
+      </w:r>
+      <w:r>
+        <w:rPr>
+          <w:rFonts w:asciiTheme="majorHAnsi" w:hAnsiTheme="majorHAnsi" w:cstheme="majorHAnsi"/>
+          <w:sz w:val="22"/>
+          <w:szCs w:val="22"/>
+        </w:rPr>
+      </w:r>
+      <w:r>
+        <w:rPr>
+          <w:rFonts w:asciiTheme="majorHAnsi" w:hAnsiTheme="majorHAnsi" w:cstheme="majorHAnsi"/>
+          <w:sz w:val="22"/>
+          <w:szCs w:val="22"/>
+        </w:rPr>
         <w:fldChar w:fldCharType="separate"/>
       </w:r>
       <w:r>
         <w:rPr>
           <w:rStyle w:val="Collegamentoipertestuale"/>
-        </w:rPr>
-        <w:t>https://mediterranearescue.org/it/news/potrebbero-essere-1000-le-persone-disperse-in-mare-durante-il-ciclone-harry</w:t>
-      </w:r>
-      <w:r>
+          <w:rFonts w:asciiTheme="majorHAnsi" w:hAnsiTheme="majorHAnsi" w:cstheme="majorHAnsi"/>
+          <w:sz w:val="22"/>
+          <w:szCs w:val="22"/>
+        </w:rPr>
+        <w:t>testimonie</w:t>
+      </w:r>
+      <w:r>
+        <w:rPr>
+          <w:rStyle w:val="Collegamentoipertestuale"/>
+          <w:rFonts w:asciiTheme="majorHAnsi" w:hAnsiTheme="majorHAnsi" w:cstheme="majorHAnsi"/>
+          <w:sz w:val="22"/>
+          <w:szCs w:val="22"/>
+        </w:rPr>
+        <w:t>s</w:t>
+      </w:r>
+      <w:r>
+        <w:rPr>
+          <w:rStyle w:val="Collegamentoipertestuale"/>
+          <w:rFonts w:asciiTheme="majorHAnsi" w:hAnsiTheme="majorHAnsi" w:cstheme="majorHAnsi"/>
+          <w:sz w:val="22"/>
+          <w:szCs w:val="22"/>
+        </w:rPr>
+        <w:t xml:space="preserve"> fr</w:t>
+      </w:r>
+      <w:r>
+        <w:rPr>
+          <w:rStyle w:val="Collegamentoipertestuale"/>
+          <w:rFonts w:asciiTheme="majorHAnsi" w:hAnsiTheme="majorHAnsi" w:cstheme="majorHAnsi"/>
+          <w:sz w:val="22"/>
+          <w:szCs w:val="22"/>
+        </w:rPr>
+        <w:t>o</w:t>
+      </w:r>
+      <w:r>
+        <w:rPr>
+          <w:rStyle w:val="Collegamentoipertestuale"/>
+          <w:rFonts w:asciiTheme="majorHAnsi" w:hAnsiTheme="majorHAnsi" w:cstheme="majorHAnsi"/>
+          <w:sz w:val="22"/>
+          <w:szCs w:val="22"/>
+        </w:rPr>
+        <w:t>m Sfax</w:t>
+      </w:r>
+      <w:r>
+        <w:rPr>
+          <w:rFonts w:asciiTheme="majorHAnsi" w:hAnsiTheme="majorHAnsi" w:cstheme="majorHAnsi"/>
+          <w:sz w:val="22"/>
+          <w:szCs w:val="22"/>
+        </w:rPr>
         <w:fldChar w:fldCharType="end"/>
       </w:r>
       <w:r>
-        <w:t>).</w:t>
+        <w:rPr>
+          <w:rFonts w:asciiTheme="majorHAnsi" w:hAnsiTheme="majorHAnsi" w:cstheme="majorHAnsi"/>
+          <w:sz w:val="22"/>
+          <w:szCs w:val="22"/>
+        </w:rPr>
+        <w:t xml:space="preserve"> &lt;</w:t>
+      </w:r>
+      <w:r>
+        <w:rPr>
+          <w:rFonts w:asciiTheme="majorHAnsi" w:hAnsiTheme="majorHAnsi" w:cstheme="majorHAnsi"/>
+          <w:sz w:val="22"/>
+          <w:szCs w:val="22"/>
+        </w:rPr>
+        <w:t>https://www.infomigrants.net/en/post/69058/life-in-tunisia-is-getting-worse-every-day-a-young-senegalese-who-lost-everything-in-the-destruction-of-his-shelter</w:t>
+      </w:r>
+      <w:r>
+        <w:rPr>
+          <w:rFonts w:asciiTheme="majorHAnsi" w:hAnsiTheme="majorHAnsi" w:cstheme="majorHAnsi"/>
+          <w:sz w:val="22"/>
+          <w:szCs w:val="22"/>
+        </w:rPr>
+        <w:t>&gt;]</w:t>
+      </w:r>
+      <w:r>
+        <w:rPr>
+          <w:rFonts w:asciiTheme="majorHAnsi" w:hAnsiTheme="majorHAnsi" w:cstheme="majorHAnsi"/>
+          <w:sz w:val="22"/>
+          <w:szCs w:val="22"/>
+        </w:rPr>
+        <w:t xml:space="preserve"> describe raids, military pressure, and the destruction of informal settlements in the olive groves around the city. According to these accounts, controls on the beaches were relaxed at the same time, allowing many boats to leave despite the bad weather</w:t>
+      </w:r>
+      <w:r>
+        <w:rPr>
+          <w:rFonts w:asciiTheme="majorHAnsi" w:hAnsiTheme="majorHAnsi" w:cstheme="majorHAnsi"/>
+          <w:sz w:val="22"/>
+          <w:szCs w:val="22"/>
+        </w:rPr>
+        <w:t>.</w:t>
       </w:r>
     </w:p>
     <w:p>
       <w:pPr>
         <w:pStyle w:val="NormaleWeb"/>
+        <w:pBdr>
+          <w:bottom w:val="single" w:sz="6" w:space="1" w:color="auto"/>
+        </w:pBdr>
+        <w:spacing w:line="276" w:lineRule="auto"/>
+        <w:rPr>
+          <w:rFonts w:asciiTheme="majorHAnsi" w:hAnsiTheme="majorHAnsi" w:cstheme="majorHAnsi"/>
+          <w:sz w:val="22"/>
+          <w:szCs w:val="22"/>
+        </w:rPr>
       </w:pPr>
       <w:r>
-        <w:t>Identifying the dead is extremely difficult. Bodies recovered after days or weeks at sea may be decomposed, making visual recognition impossible. Families are often in Tunisia, Libya, Sierra Leone, Guinea, Côte d’Ivoire, Cameroon, Gambia or elsewhere, with little access to Italian authorities and no clear way to provide DNA samples. For this reason, Alarm Phone, Mediterranea, ASGI and Mem.Med asked Italian authorities to collect DNA, fingerprints and post-mortem data, and to ensure that burials could be traced (</w:t>
-      </w:r>
-      <w:r>
+        <w:rPr>
+          <w:rFonts w:asciiTheme="majorHAnsi" w:hAnsiTheme="majorHAnsi" w:cstheme="majorHAnsi"/>
+          <w:sz w:val="22"/>
+          <w:szCs w:val="22"/>
+        </w:rPr>
+        <w:lastRenderedPageBreak/>
+        <w:t xml:space="preserve">The situation in Tunisia helps explain why so many people may have left </w:t>
+      </w:r>
+      <w:r>
+        <w:rPr>
+          <w:rFonts w:asciiTheme="majorHAnsi" w:hAnsiTheme="majorHAnsi" w:cstheme="majorHAnsi"/>
+          <w:sz w:val="22"/>
+          <w:szCs w:val="22"/>
+        </w:rPr>
+        <w:t>under</w:t>
+      </w:r>
+      <w:r>
+        <w:rPr>
+          <w:rFonts w:asciiTheme="majorHAnsi" w:hAnsiTheme="majorHAnsi" w:cstheme="majorHAnsi"/>
+          <w:sz w:val="22"/>
+          <w:szCs w:val="22"/>
+        </w:rPr>
+        <w:t xml:space="preserve"> such dangerous conditions. People do not always choose when to cross. Sometimes they cross because staying has become impossible. </w:t>
+      </w:r>
+      <w:r>
+        <w:rPr>
+          <w:rFonts w:asciiTheme="majorHAnsi" w:hAnsiTheme="majorHAnsi" w:cstheme="majorHAnsi"/>
+          <w:sz w:val="22"/>
+          <w:szCs w:val="22"/>
+        </w:rPr>
+        <w:t>[</w:t>
+      </w:r>
+      <w:r>
+        <w:rPr>
+          <w:rFonts w:asciiTheme="majorHAnsi" w:hAnsiTheme="majorHAnsi" w:cstheme="majorHAnsi"/>
+          <w:sz w:val="22"/>
+          <w:szCs w:val="22"/>
+        </w:rPr>
         <w:fldChar w:fldCharType="begin"/>
       </w:r>
       <w:r>
-        <w:instrText>HYPERLINK "https://lavialibera.it/it-schede-2598-corpi_migranti_ciclone_harry_appello_identificare_dare_nome?utm_source=chatgpt.com" \t "_new"</w:instrText>
-      </w:r>
-      <w:r>
+        <w:rPr>
+          <w:rFonts w:asciiTheme="majorHAnsi" w:hAnsiTheme="majorHAnsi" w:cstheme="majorHAnsi"/>
+          <w:sz w:val="22"/>
+          <w:szCs w:val="22"/>
+        </w:rPr>
+        <w:instrText>HYPERLINK "https://www.hrw.org/news/2023/07/19/tunisia-no-safe-haven-black-african-migrants-refugees"</w:instrText>
+      </w:r>
+      <w:r>
+        <w:rPr>
+          <w:rFonts w:asciiTheme="majorHAnsi" w:hAnsiTheme="majorHAnsi" w:cstheme="majorHAnsi"/>
+          <w:sz w:val="22"/>
+          <w:szCs w:val="22"/>
+        </w:rPr>
+      </w:r>
+      <w:r>
+        <w:rPr>
+          <w:rFonts w:asciiTheme="majorHAnsi" w:hAnsiTheme="majorHAnsi" w:cstheme="majorHAnsi"/>
+          <w:sz w:val="22"/>
+          <w:szCs w:val="22"/>
+        </w:rPr>
         <w:fldChar w:fldCharType="separate"/>
       </w:r>
       <w:r>
         <w:rPr>
           <w:rStyle w:val="Collegamentoipertestuale"/>
-        </w:rPr>
-        <w:t>https://lavialibera.it/it-schede-2598-corpi_migranti_ciclone_harry_appello_identificare_dare_nome</w:t>
-      </w:r>
-      <w:r>
+          <w:rFonts w:asciiTheme="majorHAnsi" w:hAnsiTheme="majorHAnsi" w:cstheme="majorHAnsi"/>
+          <w:sz w:val="22"/>
+          <w:szCs w:val="22"/>
+        </w:rPr>
+        <w:t>Human</w:t>
+      </w:r>
+      <w:r>
+        <w:rPr>
+          <w:rStyle w:val="Collegamentoipertestuale"/>
+          <w:rFonts w:asciiTheme="majorHAnsi" w:hAnsiTheme="majorHAnsi" w:cstheme="majorHAnsi"/>
+          <w:sz w:val="22"/>
+          <w:szCs w:val="22"/>
+        </w:rPr>
+        <w:t xml:space="preserve"> </w:t>
+      </w:r>
+      <w:r>
+        <w:rPr>
+          <w:rStyle w:val="Collegamentoipertestuale"/>
+          <w:rFonts w:asciiTheme="majorHAnsi" w:hAnsiTheme="majorHAnsi" w:cstheme="majorHAnsi"/>
+          <w:sz w:val="22"/>
+          <w:szCs w:val="22"/>
+        </w:rPr>
+        <w:t>Ri</w:t>
+      </w:r>
+      <w:r>
+        <w:rPr>
+          <w:rStyle w:val="Collegamentoipertestuale"/>
+          <w:rFonts w:asciiTheme="majorHAnsi" w:hAnsiTheme="majorHAnsi" w:cstheme="majorHAnsi"/>
+          <w:sz w:val="22"/>
+          <w:szCs w:val="22"/>
+        </w:rPr>
+        <w:t>g</w:t>
+      </w:r>
+      <w:r>
+        <w:rPr>
+          <w:rStyle w:val="Collegamentoipertestuale"/>
+          <w:rFonts w:asciiTheme="majorHAnsi" w:hAnsiTheme="majorHAnsi" w:cstheme="majorHAnsi"/>
+          <w:sz w:val="22"/>
+          <w:szCs w:val="22"/>
+        </w:rPr>
+        <w:t>hts Watch</w:t>
+      </w:r>
+      <w:r>
+        <w:rPr>
+          <w:rFonts w:asciiTheme="majorHAnsi" w:hAnsiTheme="majorHAnsi" w:cstheme="majorHAnsi"/>
+          <w:sz w:val="22"/>
+          <w:szCs w:val="22"/>
+        </w:rPr>
         <w:fldChar w:fldCharType="end"/>
       </w:r>
       <w:r>
-        <w:t>). Without these procedures, people can disappear twice: first in the sea, and then again in the administrative silence that follows.</w:t>
-      </w:r>
-    </w:p>
-    <w:p>
-      <w:r>
-        <w:rPr>
-          <w:b/>
-        </w:rPr>
-        <w:lastRenderedPageBreak/>
-        <w:t>12 January 2026 — Departures begin</w:t>
-      </w:r>
-    </w:p>
-    <w:p>
-      <w:r>
-        <w:t>In the weeks preceding the storm, hundreds of people prepared to leave Tunisia in small rubber dinghies and wooden boats. The Central Mediterranean Route — roughly 300 kilometres between the Tunisian and Libyan coasts and the Italian island of Lampedusa — is the world's most-documented deadly migration corridor.</w:t>
-      </w:r>
-    </w:p>
-    <w:p>
-      <w:r>
-        <w:t>The animation shows the full 37-day window, from 12 January to 17 February 2026. Black circles accumulate as incidents are recorded.</w:t>
-      </w:r>
-    </w:p>
-    <w:p>
-      <w:r>
-        <w:rPr>
-          <w:b/>
-        </w:rPr>
-        <w:t>22 January 2026 — The cyclone reaches its peak</w:t>
-      </w:r>
-    </w:p>
-    <w:p>
-      <w:r>
-        <w:t>On 22 January, Cyclone Harry intensified over the Strait of Sicily. Sustained winds exceeded 80 km/h and wave heights rose sharply across the crossing zone. Multiple boats in the water at the time capsized or were swamped.</w:t>
-      </w:r>
-    </w:p>
-    <w:p>
-      <w:r>
-        <w:t>Of the hundreds of people who had departed from Tunisia in the days prior, only a single person was pulled from the sea alive — rescued after being spotted by a ship, clinging to a lifebuoy. The photograph at the top of this page shows that moment.</w:t>
-      </w:r>
-    </w:p>
-    <w:p>
-      <w:r>
-        <w:t>The satellite view above shows the cyclone from space: the coldest cloud tops (white and magenta) mark the deepest convection at the storm's centre. Toggle to the wind &amp; pressure view to see the same period through ERA5 meteorological data.</w:t>
-      </w:r>
-    </w:p>
-    <w:p>
-      <w:r>
-        <w:rPr>
-          <w:b/>
-        </w:rPr>
-        <w:t>February 2026 — Bodies wash ashore</w:t>
-      </w:r>
-    </w:p>
-    <w:p>
-      <w:r>
-        <w:t>In the weeks after the storm, the sea returned some of what it had taken. Bodies began washing up on the beaches of Lampedusa, Sicily, and the coast of Calabria — the toe of the Italian boot. The visualization zooms into the Calabrian coast as circles accumulate on shore.</w:t>
-      </w:r>
-    </w:p>
-    <w:p>
-      <w:r>
-        <w:t>Each body recovered represented a family waiting for news. Activists and forensic teams worked to identify the deceased, many of whom had no documentation. Most will remain unnamed.</w:t>
-      </w:r>
-    </w:p>
-    <w:p>
-      <w:r>
-        <w:rPr>
-          <w:b/>
-        </w:rPr>
-        <w:t>17 February 2026 — Over a thousand dead or missing</w:t>
-      </w:r>
-    </w:p>
-    <w:p>
-      <w:r>
-        <w:t>By mid-February, UNITED for Intercultural Action had recorded 20 incidents directly linked to Cyclone Harry, accounting for 1,109 deaths. The IOM's Missing Migrants Project — which tracks a broader set of events including subsequent body recoveries along Italian and Libyan coasts — registered 25 events in the same window, totalling 499 dead or missing.</w:t>
-      </w:r>
-    </w:p>
-    <w:p>
-      <w:r>
-        <w:t>The real toll is almost certainly higher. Many boats never make it to a shore that could report them missing. Many bodies are never recovered.</w:t>
-      </w:r>
-    </w:p>
-    <w:p>
-      <w:r>
-        <w:rPr>
-          <w:b/>
-        </w:rPr>
-        <w:t>What the data captured</w:t>
-      </w:r>
-    </w:p>
-    <w:p>
-      <w:r>
-        <w:lastRenderedPageBreak/>
-        <w:t>UNITED counted only events linked to Cyclone Harry. IOM counted every Central Mediterranean incident in the same weeks. Their numbers don't agree.</w:t>
-      </w:r>
-    </w:p>
-    <w:p>
-      <w:r>
-        <w:rPr>
-          <w:b/>
-        </w:rPr>
-        <w:t>Discussion</w:t>
-      </w:r>
-    </w:p>
-    <w:p>
-      <w:r>
-        <w:t>[Body paragraph — Why the sources differ in their counts, and what that tells us about the limits of documentation at sea.]</w:t>
+        <w:rPr>
+          <w:rFonts w:asciiTheme="majorHAnsi" w:hAnsiTheme="majorHAnsi" w:cstheme="majorHAnsi"/>
+          <w:sz w:val="22"/>
+          <w:szCs w:val="22"/>
+        </w:rPr>
+        <w:t xml:space="preserve"> &lt;</w:t>
+      </w:r>
+      <w:r>
+        <w:rPr>
+          <w:rFonts w:asciiTheme="majorHAnsi" w:hAnsiTheme="majorHAnsi" w:cstheme="majorHAnsi"/>
+          <w:sz w:val="22"/>
+          <w:szCs w:val="22"/>
+        </w:rPr>
+        <w:t>https://www.hrw.org/news/2023/07/19/tunisia-no-safe-haven-black-african-migrants-refugees</w:t>
+      </w:r>
+      <w:r>
+        <w:rPr>
+          <w:rFonts w:asciiTheme="majorHAnsi" w:hAnsiTheme="majorHAnsi" w:cstheme="majorHAnsi"/>
+          <w:sz w:val="22"/>
+          <w:szCs w:val="22"/>
+        </w:rPr>
+        <w:t>&gt;]</w:t>
+      </w:r>
+      <w:r>
+        <w:rPr>
+          <w:rFonts w:asciiTheme="majorHAnsi" w:hAnsiTheme="majorHAnsi" w:cstheme="majorHAnsi"/>
+          <w:sz w:val="22"/>
+          <w:szCs w:val="22"/>
+        </w:rPr>
+        <w:t xml:space="preserve"> documented abuses by Tunisian security forces against Black African migrants, refugees</w:t>
+      </w:r>
+      <w:r>
+        <w:rPr>
+          <w:rFonts w:asciiTheme="majorHAnsi" w:hAnsiTheme="majorHAnsi" w:cstheme="majorHAnsi"/>
+          <w:sz w:val="22"/>
+          <w:szCs w:val="22"/>
+        </w:rPr>
+        <w:t>,</w:t>
+      </w:r>
+      <w:r>
+        <w:rPr>
+          <w:rFonts w:asciiTheme="majorHAnsi" w:hAnsiTheme="majorHAnsi" w:cstheme="majorHAnsi"/>
+          <w:sz w:val="22"/>
+          <w:szCs w:val="22"/>
+        </w:rPr>
+        <w:t xml:space="preserve"> and asylum seekers, including beatings, arbitrary arrests, forced evictions</w:t>
+      </w:r>
+      <w:r>
+        <w:rPr>
+          <w:rFonts w:asciiTheme="majorHAnsi" w:hAnsiTheme="majorHAnsi" w:cstheme="majorHAnsi"/>
+          <w:sz w:val="22"/>
+          <w:szCs w:val="22"/>
+        </w:rPr>
+        <w:t>,</w:t>
+      </w:r>
+      <w:r>
+        <w:rPr>
+          <w:rFonts w:asciiTheme="majorHAnsi" w:hAnsiTheme="majorHAnsi" w:cstheme="majorHAnsi"/>
+          <w:sz w:val="22"/>
+          <w:szCs w:val="22"/>
+        </w:rPr>
+        <w:t xml:space="preserve"> and collective expulsions. </w:t>
+      </w:r>
+      <w:r>
+        <w:rPr>
+          <w:rFonts w:asciiTheme="majorHAnsi" w:hAnsiTheme="majorHAnsi" w:cstheme="majorHAnsi"/>
+          <w:sz w:val="22"/>
+          <w:szCs w:val="22"/>
+        </w:rPr>
+        <w:t>[</w:t>
+      </w:r>
+      <w:r>
+        <w:rPr>
+          <w:rFonts w:asciiTheme="majorHAnsi" w:hAnsiTheme="majorHAnsi" w:cstheme="majorHAnsi"/>
+          <w:sz w:val="22"/>
+          <w:szCs w:val="22"/>
+        </w:rPr>
+        <w:fldChar w:fldCharType="begin"/>
+      </w:r>
+      <w:r>
+        <w:rPr>
+          <w:rFonts w:asciiTheme="majorHAnsi" w:hAnsiTheme="majorHAnsi" w:cstheme="majorHAnsi"/>
+          <w:sz w:val="22"/>
+          <w:szCs w:val="22"/>
+        </w:rPr>
+        <w:instrText>HYPERLINK "https://www.amnesty.org/en/latest/news/2025/11/tunisia-rampant-violations-against-refugees-migrants-eu-risks-complicity/"</w:instrText>
+      </w:r>
+      <w:r>
+        <w:rPr>
+          <w:rFonts w:asciiTheme="majorHAnsi" w:hAnsiTheme="majorHAnsi" w:cstheme="majorHAnsi"/>
+          <w:sz w:val="22"/>
+          <w:szCs w:val="22"/>
+        </w:rPr>
+      </w:r>
+      <w:r>
+        <w:rPr>
+          <w:rFonts w:asciiTheme="majorHAnsi" w:hAnsiTheme="majorHAnsi" w:cstheme="majorHAnsi"/>
+          <w:sz w:val="22"/>
+          <w:szCs w:val="22"/>
+        </w:rPr>
+        <w:fldChar w:fldCharType="separate"/>
+      </w:r>
+      <w:r>
+        <w:rPr>
+          <w:rStyle w:val="Collegamentoipertestuale"/>
+          <w:rFonts w:asciiTheme="majorHAnsi" w:hAnsiTheme="majorHAnsi" w:cstheme="majorHAnsi"/>
+          <w:sz w:val="22"/>
+          <w:szCs w:val="22"/>
+        </w:rPr>
+        <w:t>A</w:t>
+      </w:r>
+      <w:r>
+        <w:rPr>
+          <w:rStyle w:val="Collegamentoipertestuale"/>
+          <w:rFonts w:asciiTheme="majorHAnsi" w:hAnsiTheme="majorHAnsi" w:cstheme="majorHAnsi"/>
+          <w:sz w:val="22"/>
+          <w:szCs w:val="22"/>
+        </w:rPr>
+        <w:t>m</w:t>
+      </w:r>
+      <w:r>
+        <w:rPr>
+          <w:rStyle w:val="Collegamentoipertestuale"/>
+          <w:rFonts w:asciiTheme="majorHAnsi" w:hAnsiTheme="majorHAnsi" w:cstheme="majorHAnsi"/>
+          <w:sz w:val="22"/>
+          <w:szCs w:val="22"/>
+        </w:rPr>
+        <w:t>nesty Interna</w:t>
+      </w:r>
+      <w:r>
+        <w:rPr>
+          <w:rStyle w:val="Collegamentoipertestuale"/>
+          <w:rFonts w:asciiTheme="majorHAnsi" w:hAnsiTheme="majorHAnsi" w:cstheme="majorHAnsi"/>
+          <w:sz w:val="22"/>
+          <w:szCs w:val="22"/>
+        </w:rPr>
+        <w:t>t</w:t>
+      </w:r>
+      <w:r>
+        <w:rPr>
+          <w:rStyle w:val="Collegamentoipertestuale"/>
+          <w:rFonts w:asciiTheme="majorHAnsi" w:hAnsiTheme="majorHAnsi" w:cstheme="majorHAnsi"/>
+          <w:sz w:val="22"/>
+          <w:szCs w:val="22"/>
+        </w:rPr>
+        <w:t>ional</w:t>
+      </w:r>
+      <w:r>
+        <w:rPr>
+          <w:rFonts w:asciiTheme="majorHAnsi" w:hAnsiTheme="majorHAnsi" w:cstheme="majorHAnsi"/>
+          <w:sz w:val="22"/>
+          <w:szCs w:val="22"/>
+        </w:rPr>
+        <w:fldChar w:fldCharType="end"/>
+      </w:r>
+      <w:r>
+        <w:rPr>
+          <w:rFonts w:asciiTheme="majorHAnsi" w:hAnsiTheme="majorHAnsi" w:cstheme="majorHAnsi"/>
+          <w:sz w:val="22"/>
+          <w:szCs w:val="22"/>
+        </w:rPr>
+        <w:t xml:space="preserve"> &lt;</w:t>
+      </w:r>
+      <w:r>
+        <w:rPr>
+          <w:rFonts w:asciiTheme="majorHAnsi" w:hAnsiTheme="majorHAnsi" w:cstheme="majorHAnsi"/>
+          <w:sz w:val="22"/>
+          <w:szCs w:val="22"/>
+        </w:rPr>
+        <w:t>https://www.amnesty.org/en/latest/news/2025/11/tunisia-rampant-violations-against-refugees-migrants-eu-risks-complicity/</w:t>
+      </w:r>
+      <w:r>
+        <w:rPr>
+          <w:rFonts w:asciiTheme="majorHAnsi" w:hAnsiTheme="majorHAnsi" w:cstheme="majorHAnsi"/>
+          <w:sz w:val="22"/>
+          <w:szCs w:val="22"/>
+        </w:rPr>
+        <w:t>&gt;]</w:t>
+      </w:r>
+      <w:r>
+        <w:rPr>
+          <w:rFonts w:asciiTheme="majorHAnsi" w:hAnsiTheme="majorHAnsi" w:cstheme="majorHAnsi"/>
+          <w:sz w:val="22"/>
+          <w:szCs w:val="22"/>
+        </w:rPr>
+        <w:t xml:space="preserve"> later described racial profiling, arbitrary detention, collective expulsions</w:t>
+      </w:r>
+      <w:r>
+        <w:rPr>
+          <w:rFonts w:asciiTheme="majorHAnsi" w:hAnsiTheme="majorHAnsi" w:cstheme="majorHAnsi"/>
+          <w:sz w:val="22"/>
+          <w:szCs w:val="22"/>
+        </w:rPr>
+        <w:t>,</w:t>
+      </w:r>
+      <w:r>
+        <w:rPr>
+          <w:rFonts w:asciiTheme="majorHAnsi" w:hAnsiTheme="majorHAnsi" w:cstheme="majorHAnsi"/>
+          <w:sz w:val="22"/>
+          <w:szCs w:val="22"/>
+        </w:rPr>
+        <w:t xml:space="preserve"> and violence against refugees and migrants in Tunisia, and warned that EU cooperation with Tunisia risks complicity </w:t>
+      </w:r>
+      <w:r>
+        <w:rPr>
+          <w:rFonts w:asciiTheme="majorHAnsi" w:hAnsiTheme="majorHAnsi" w:cstheme="majorHAnsi"/>
+          <w:sz w:val="22"/>
+          <w:szCs w:val="22"/>
+        </w:rPr>
+        <w:t>if</w:t>
+      </w:r>
+      <w:r>
+        <w:rPr>
+          <w:rFonts w:asciiTheme="majorHAnsi" w:hAnsiTheme="majorHAnsi" w:cstheme="majorHAnsi"/>
+          <w:sz w:val="22"/>
+          <w:szCs w:val="22"/>
+        </w:rPr>
+        <w:t xml:space="preserve"> it prioriti</w:t>
+      </w:r>
+      <w:r>
+        <w:rPr>
+          <w:rFonts w:asciiTheme="majorHAnsi" w:hAnsiTheme="majorHAnsi" w:cstheme="majorHAnsi"/>
+          <w:sz w:val="22"/>
+          <w:szCs w:val="22"/>
+        </w:rPr>
+        <w:t>z</w:t>
+      </w:r>
+      <w:r>
+        <w:rPr>
+          <w:rFonts w:asciiTheme="majorHAnsi" w:hAnsiTheme="majorHAnsi" w:cstheme="majorHAnsi"/>
+          <w:sz w:val="22"/>
+          <w:szCs w:val="22"/>
+        </w:rPr>
+        <w:t>es containment over protection</w:t>
+      </w:r>
+      <w:r>
+        <w:rPr>
+          <w:rFonts w:asciiTheme="majorHAnsi" w:hAnsiTheme="majorHAnsi" w:cstheme="majorHAnsi"/>
+          <w:sz w:val="22"/>
+          <w:szCs w:val="22"/>
+        </w:rPr>
+        <w:t>.</w:t>
       </w:r>
     </w:p>
     <w:p>
       <w:pPr>
         <w:pStyle w:val="NormaleWeb"/>
+        <w:pBdr>
+          <w:bottom w:val="single" w:sz="6" w:space="1" w:color="auto"/>
+        </w:pBdr>
+        <w:spacing w:line="276" w:lineRule="auto"/>
+        <w:rPr>
+          <w:rFonts w:asciiTheme="majorHAnsi" w:hAnsiTheme="majorHAnsi" w:cstheme="majorHAnsi"/>
+          <w:sz w:val="22"/>
+          <w:szCs w:val="22"/>
+        </w:rPr>
       </w:pPr>
       <w:r>
-        <w:t>Both datasets are minimum estimates. The IOM describes all of its figures as such; UNITED estimates that the true death toll at Europe's borders is roughly three times the documented count. The core problem is what researchers call "invisible shipwrecks": boats that leave shore, disappear with no survivors, and leave no trace. Without a passenger manifest — which no rubber dinghy carries — it is impossible to know how many people were aboard any given vessel. Bodies that drift or sink in deep water are rarely recovered. Italy's coast guard stopped publishing detailed monthly rescue reports in 2020; Tunisia ceased releasing incident data in June 2024. The figures in this article represent what was documented. They are floors, not totals.</w:t>
+        <w:rPr>
+          <w:rFonts w:asciiTheme="majorHAnsi" w:hAnsiTheme="majorHAnsi" w:cstheme="majorHAnsi"/>
+          <w:sz w:val="22"/>
+          <w:szCs w:val="22"/>
+        </w:rPr>
+        <w:t>The animation shows the full 37-day window, from 12 January to 17 February 2026. Black circles accumulate as incidents are recorded.</w:t>
       </w:r>
     </w:p>
     <w:p>
-      <w:r>
-        <w:t>[Body paragraph — The broader context: how the Central Mediterranean became the world's most documented deadly border, and what accountability, if any, has followed.]</w:t>
-      </w:r>
+      <w:pPr>
+        <w:pStyle w:val="NormaleWeb"/>
+        <w:pBdr>
+          <w:bottom w:val="single" w:sz="6" w:space="1" w:color="auto"/>
+        </w:pBdr>
+        <w:spacing w:line="276" w:lineRule="auto"/>
+        <w:rPr>
+          <w:rFonts w:asciiTheme="majorHAnsi" w:hAnsiTheme="majorHAnsi" w:cstheme="majorHAnsi"/>
+          <w:sz w:val="22"/>
+          <w:szCs w:val="22"/>
+        </w:rPr>
+      </w:pPr>
     </w:p>
     <w:p>
-      <w:r>
-        <w:rPr>
+      <w:pPr>
+        <w:rPr>
+          <w:rFonts w:asciiTheme="majorHAnsi" w:hAnsiTheme="majorHAnsi" w:cstheme="majorHAnsi"/>
+        </w:rPr>
+      </w:pPr>
+      <w:r>
+        <w:rPr>
+          <w:rFonts w:asciiTheme="majorHAnsi" w:hAnsiTheme="majorHAnsi" w:cstheme="majorHAnsi"/>
           <w:b/>
-          <w:bCs/>
-        </w:rPr>
-        <w:t>References.</w:t>
-      </w:r>
-      <w:r>
-        <w:br/>
-        <w:t>Copernicus Climate Change Service. (2026). </w:t>
-      </w:r>
-      <w:r>
-        <w:rPr>
-          <w:i/>
-          <w:iCs/>
-        </w:rPr>
-        <w:t>ERA5 hourly data on single levels, 1940–present.</w:t>
-      </w:r>
-      <w:r>
-        <w:t> </w:t>
-      </w:r>
-      <w:hyperlink r:id="rId6" w:history="1">
-        <w:r>
-          <w:rPr>
-            <w:rStyle w:val="Collegamentoipertestuale"/>
-          </w:rPr>
-          <w:t>cds.climate.copernicus.eu</w:t>
-        </w:r>
-      </w:hyperlink>
-      <w:r>
-        <w:br/>
-        <w:t>EUMETSAT. (2026). </w:t>
-      </w:r>
-      <w:proofErr w:type="spellStart"/>
-      <w:r>
-        <w:rPr>
-          <w:i/>
-          <w:iCs/>
-        </w:rPr>
-        <w:t>Meteosat</w:t>
-      </w:r>
-      <w:proofErr w:type="spellEnd"/>
-      <w:r>
-        <w:rPr>
-          <w:i/>
-          <w:iCs/>
-        </w:rPr>
-        <w:t xml:space="preserve"> MSG SEVIRI Level 1.5 data.</w:t>
-      </w:r>
-      <w:r>
-        <w:t> </w:t>
+        </w:rPr>
+        <w:t>2</w:t>
+      </w:r>
+      <w:r>
+        <w:rPr>
+          <w:rFonts w:asciiTheme="majorHAnsi" w:hAnsiTheme="majorHAnsi" w:cstheme="majorHAnsi"/>
+          <w:b/>
+        </w:rPr>
+        <w:t>1</w:t>
+      </w:r>
+      <w:r>
+        <w:rPr>
+          <w:rFonts w:asciiTheme="majorHAnsi" w:hAnsiTheme="majorHAnsi" w:cstheme="majorHAnsi"/>
+          <w:b/>
+        </w:rPr>
+        <w:t xml:space="preserve"> January 2026 — The cyclone reaches its peak</w:t>
+      </w:r>
+    </w:p>
+    <w:p>
+      <w:pPr>
+        <w:rPr>
+          <w:rFonts w:asciiTheme="majorHAnsi" w:hAnsiTheme="majorHAnsi" w:cstheme="majorHAnsi"/>
+        </w:rPr>
+      </w:pPr>
+      <w:r>
+        <w:rPr>
+          <w:rFonts w:asciiTheme="majorHAnsi" w:hAnsiTheme="majorHAnsi" w:cstheme="majorHAnsi"/>
+        </w:rPr>
+        <w:t>On 2</w:t>
+      </w:r>
+      <w:r>
+        <w:rPr>
+          <w:rFonts w:asciiTheme="majorHAnsi" w:hAnsiTheme="majorHAnsi" w:cstheme="majorHAnsi"/>
+        </w:rPr>
+        <w:t>1</w:t>
+      </w:r>
+      <w:r>
+        <w:rPr>
+          <w:rFonts w:asciiTheme="majorHAnsi" w:hAnsiTheme="majorHAnsi" w:cstheme="majorHAnsi"/>
+        </w:rPr>
+        <w:t xml:space="preserve"> January, Cyclone Harry intensified over the Strait of Sicily. Sustained winds exceeded 80 km/h and wave heights rose sharply across the crossing zone. Multiple boats in the water at the time capsized or were swamped.</w:t>
+      </w:r>
+    </w:p>
+    <w:p>
+      <w:pPr>
+        <w:pStyle w:val="NormaleWeb"/>
+        <w:spacing w:line="276" w:lineRule="auto"/>
+        <w:rPr>
+          <w:rFonts w:asciiTheme="majorHAnsi" w:hAnsiTheme="majorHAnsi" w:cstheme="majorHAnsi"/>
+          <w:sz w:val="22"/>
+          <w:szCs w:val="22"/>
+        </w:rPr>
+      </w:pPr>
+      <w:r>
+        <w:rPr>
+          <w:rFonts w:asciiTheme="majorHAnsi" w:hAnsiTheme="majorHAnsi" w:cstheme="majorHAnsi"/>
+          <w:sz w:val="22"/>
+          <w:szCs w:val="22"/>
+        </w:rPr>
+        <w:t xml:space="preserve">According to </w:t>
+      </w:r>
+      <w:r>
+        <w:rPr>
+          <w:rFonts w:asciiTheme="majorHAnsi" w:hAnsiTheme="majorHAnsi" w:cstheme="majorHAnsi"/>
+          <w:sz w:val="22"/>
+          <w:szCs w:val="22"/>
+        </w:rPr>
+        <w:t>[</w:t>
+      </w:r>
+      <w:r>
+        <w:rPr>
+          <w:rFonts w:asciiTheme="majorHAnsi" w:hAnsiTheme="majorHAnsi" w:cstheme="majorHAnsi"/>
+          <w:sz w:val="22"/>
+          <w:szCs w:val="22"/>
+        </w:rPr>
+        <w:fldChar w:fldCharType="begin"/>
+      </w:r>
+      <w:r>
+        <w:rPr>
+          <w:rFonts w:asciiTheme="majorHAnsi" w:hAnsiTheme="majorHAnsi" w:cstheme="majorHAnsi"/>
+          <w:sz w:val="22"/>
+          <w:szCs w:val="22"/>
+        </w:rPr>
+        <w:instrText>HYPERLINK "https://mediterranearescue.org/it/news/potrebbero-essere-1000-le-persone-disperse-in-mare-durante-il-ciclone-harry"</w:instrText>
+      </w:r>
+      <w:r>
+        <w:rPr>
+          <w:rFonts w:asciiTheme="majorHAnsi" w:hAnsiTheme="majorHAnsi" w:cstheme="majorHAnsi"/>
+          <w:sz w:val="22"/>
+          <w:szCs w:val="22"/>
+        </w:rPr>
+      </w:r>
+      <w:r>
+        <w:rPr>
+          <w:rFonts w:asciiTheme="majorHAnsi" w:hAnsiTheme="majorHAnsi" w:cstheme="majorHAnsi"/>
+          <w:sz w:val="22"/>
+          <w:szCs w:val="22"/>
+        </w:rPr>
+        <w:fldChar w:fldCharType="separate"/>
+      </w:r>
+      <w:r>
+        <w:rPr>
+          <w:rStyle w:val="Collegamentoipertestuale"/>
+          <w:rFonts w:asciiTheme="majorHAnsi" w:hAnsiTheme="majorHAnsi" w:cstheme="majorHAnsi"/>
+          <w:sz w:val="22"/>
+          <w:szCs w:val="22"/>
+        </w:rPr>
+        <w:t>Mediterranea</w:t>
+      </w:r>
+      <w:r>
+        <w:rPr>
+          <w:rStyle w:val="Collegamentoipertestuale"/>
+          <w:rFonts w:asciiTheme="majorHAnsi" w:hAnsiTheme="majorHAnsi" w:cstheme="majorHAnsi"/>
+          <w:sz w:val="22"/>
+          <w:szCs w:val="22"/>
+        </w:rPr>
+        <w:t xml:space="preserve"> </w:t>
+      </w:r>
+      <w:r>
+        <w:rPr>
+          <w:rStyle w:val="Collegamentoipertestuale"/>
+          <w:rFonts w:asciiTheme="majorHAnsi" w:hAnsiTheme="majorHAnsi" w:cstheme="majorHAnsi"/>
+          <w:sz w:val="22"/>
+          <w:szCs w:val="22"/>
+        </w:rPr>
+        <w:t>Saving H</w:t>
+      </w:r>
+      <w:r>
+        <w:rPr>
+          <w:rStyle w:val="Collegamentoipertestuale"/>
+          <w:rFonts w:asciiTheme="majorHAnsi" w:hAnsiTheme="majorHAnsi" w:cstheme="majorHAnsi"/>
+          <w:sz w:val="22"/>
+          <w:szCs w:val="22"/>
+        </w:rPr>
+        <w:t>u</w:t>
+      </w:r>
+      <w:r>
+        <w:rPr>
+          <w:rStyle w:val="Collegamentoipertestuale"/>
+          <w:rFonts w:asciiTheme="majorHAnsi" w:hAnsiTheme="majorHAnsi" w:cstheme="majorHAnsi"/>
+          <w:sz w:val="22"/>
+          <w:szCs w:val="22"/>
+        </w:rPr>
+        <w:t>mans</w:t>
+      </w:r>
+      <w:r>
+        <w:rPr>
+          <w:rFonts w:asciiTheme="majorHAnsi" w:hAnsiTheme="majorHAnsi" w:cstheme="majorHAnsi"/>
+          <w:sz w:val="22"/>
+          <w:szCs w:val="22"/>
+        </w:rPr>
+        <w:fldChar w:fldCharType="end"/>
+      </w:r>
+      <w:r>
+        <w:rPr>
+          <w:rFonts w:asciiTheme="majorHAnsi" w:hAnsiTheme="majorHAnsi" w:cstheme="majorHAnsi"/>
+          <w:sz w:val="22"/>
+          <w:szCs w:val="22"/>
+        </w:rPr>
+        <w:t xml:space="preserve"> &lt;</w:t>
+      </w:r>
+      <w:r>
+        <w:rPr>
+          <w:rFonts w:asciiTheme="majorHAnsi" w:hAnsiTheme="majorHAnsi" w:cstheme="majorHAnsi"/>
+          <w:sz w:val="22"/>
+          <w:szCs w:val="22"/>
+        </w:rPr>
+        <w:t>https://mediterranearescue.org/it/news/potrebbero-essere-1000-le-persone-disperse-in-mare-durante-il-ciclone-harry</w:t>
+      </w:r>
+      <w:r>
+        <w:rPr>
+          <w:rFonts w:asciiTheme="majorHAnsi" w:hAnsiTheme="majorHAnsi" w:cstheme="majorHAnsi"/>
+          <w:sz w:val="22"/>
+          <w:szCs w:val="22"/>
+        </w:rPr>
+        <w:t>&gt;]</w:t>
+      </w:r>
+      <w:r>
+        <w:rPr>
+          <w:rFonts w:asciiTheme="majorHAnsi" w:hAnsiTheme="majorHAnsi" w:cstheme="majorHAnsi"/>
+          <w:sz w:val="22"/>
+          <w:szCs w:val="22"/>
+        </w:rPr>
+        <w:t xml:space="preserve">, an official maritime alert was transmitted through the Inmarsat network by the Italian Coast Guard’s Maritime Rescue Coordination Center in Rome. The alert, dated </w:t>
+      </w:r>
+      <w:r>
+        <w:rPr>
+          <w:rStyle w:val="Enfasigrassetto"/>
+          <w:rFonts w:asciiTheme="majorHAnsi" w:hAnsiTheme="majorHAnsi" w:cstheme="majorHAnsi"/>
+          <w:b w:val="0"/>
+          <w:bCs w:val="0"/>
+          <w:sz w:val="22"/>
+          <w:szCs w:val="22"/>
+        </w:rPr>
+        <w:t>24 January 2026</w:t>
+      </w:r>
+      <w:r>
+        <w:rPr>
+          <w:rFonts w:asciiTheme="majorHAnsi" w:hAnsiTheme="majorHAnsi" w:cstheme="majorHAnsi"/>
+          <w:sz w:val="22"/>
+          <w:szCs w:val="22"/>
+        </w:rPr>
+        <w:t xml:space="preserve">, referred to </w:t>
+      </w:r>
+      <w:r>
+        <w:rPr>
+          <w:rStyle w:val="Enfasigrassetto"/>
+          <w:rFonts w:asciiTheme="majorHAnsi" w:hAnsiTheme="majorHAnsi" w:cstheme="majorHAnsi"/>
+          <w:b w:val="0"/>
+          <w:bCs w:val="0"/>
+          <w:sz w:val="22"/>
+          <w:szCs w:val="22"/>
+        </w:rPr>
+        <w:t>eight separate SAR cases</w:t>
+      </w:r>
+      <w:r>
+        <w:rPr>
+          <w:rFonts w:asciiTheme="majorHAnsi" w:hAnsiTheme="majorHAnsi" w:cstheme="majorHAnsi"/>
+          <w:sz w:val="22"/>
+          <w:szCs w:val="22"/>
+        </w:rPr>
+        <w:t xml:space="preserve">: eight boats that had left Sfax between </w:t>
+      </w:r>
+      <w:r>
+        <w:rPr>
+          <w:rStyle w:val="Enfasigrassetto"/>
+          <w:rFonts w:asciiTheme="majorHAnsi" w:hAnsiTheme="majorHAnsi" w:cstheme="majorHAnsi"/>
+          <w:b w:val="0"/>
+          <w:bCs w:val="0"/>
+          <w:sz w:val="22"/>
+          <w:szCs w:val="22"/>
+        </w:rPr>
+        <w:t>14 and 21 January</w:t>
+      </w:r>
+      <w:r>
+        <w:rPr>
+          <w:rFonts w:asciiTheme="majorHAnsi" w:hAnsiTheme="majorHAnsi" w:cstheme="majorHAnsi"/>
+          <w:sz w:val="22"/>
+          <w:szCs w:val="22"/>
+        </w:rPr>
+        <w:t xml:space="preserve">, carrying about </w:t>
+      </w:r>
+      <w:r>
+        <w:rPr>
+          <w:rStyle w:val="Enfasigrassetto"/>
+          <w:rFonts w:asciiTheme="majorHAnsi" w:hAnsiTheme="majorHAnsi" w:cstheme="majorHAnsi"/>
+          <w:b w:val="0"/>
+          <w:bCs w:val="0"/>
+          <w:sz w:val="22"/>
+          <w:szCs w:val="22"/>
+        </w:rPr>
+        <w:t>380 people in total</w:t>
+      </w:r>
+      <w:r>
+        <w:rPr>
+          <w:rFonts w:asciiTheme="majorHAnsi" w:hAnsiTheme="majorHAnsi" w:cstheme="majorHAnsi"/>
+          <w:sz w:val="22"/>
+          <w:szCs w:val="22"/>
+        </w:rPr>
+        <w:t xml:space="preserve">. As of that date, none of those boats had been found, and no confirmed rescues linked to those eight cases had been reported. However, testimonies collected in Tunisia by </w:t>
+      </w:r>
+      <w:r>
+        <w:rPr>
+          <w:rFonts w:asciiTheme="majorHAnsi" w:hAnsiTheme="majorHAnsi" w:cstheme="majorHAnsi"/>
+          <w:sz w:val="22"/>
+          <w:szCs w:val="22"/>
+        </w:rPr>
+        <w:t>[</w:t>
+      </w:r>
+      <w:r>
+        <w:rPr>
+          <w:rFonts w:asciiTheme="majorHAnsi" w:hAnsiTheme="majorHAnsi" w:cstheme="majorHAnsi"/>
+          <w:sz w:val="22"/>
+          <w:szCs w:val="22"/>
+        </w:rPr>
+        <w:fldChar w:fldCharType="begin"/>
+      </w:r>
+      <w:r>
+        <w:rPr>
+          <w:rFonts w:asciiTheme="majorHAnsi" w:hAnsiTheme="majorHAnsi" w:cstheme="majorHAnsi"/>
+          <w:sz w:val="22"/>
+          <w:szCs w:val="22"/>
+        </w:rPr>
+        <w:instrText>HYPERLINK "https://www.refugeesinlibya.org/post/over-1-000-people-missing-in-the-mediterranean-following-cyclone-harry-what-we-know-and-what-rema"</w:instrText>
+      </w:r>
+      <w:r>
+        <w:rPr>
+          <w:rFonts w:asciiTheme="majorHAnsi" w:hAnsiTheme="majorHAnsi" w:cstheme="majorHAnsi"/>
+          <w:sz w:val="22"/>
+          <w:szCs w:val="22"/>
+        </w:rPr>
+      </w:r>
+      <w:r>
+        <w:rPr>
+          <w:rFonts w:asciiTheme="majorHAnsi" w:hAnsiTheme="majorHAnsi" w:cstheme="majorHAnsi"/>
+          <w:sz w:val="22"/>
+          <w:szCs w:val="22"/>
+        </w:rPr>
+        <w:fldChar w:fldCharType="separate"/>
+      </w:r>
+      <w:r>
+        <w:rPr>
+          <w:rStyle w:val="Collegamentoipertestuale"/>
+          <w:rFonts w:asciiTheme="majorHAnsi" w:hAnsiTheme="majorHAnsi" w:cstheme="majorHAnsi"/>
+          <w:sz w:val="22"/>
+          <w:szCs w:val="22"/>
+        </w:rPr>
+        <w:t>Refu</w:t>
+      </w:r>
+      <w:r>
+        <w:rPr>
+          <w:rStyle w:val="Collegamentoipertestuale"/>
+          <w:rFonts w:asciiTheme="majorHAnsi" w:hAnsiTheme="majorHAnsi" w:cstheme="majorHAnsi"/>
+          <w:sz w:val="22"/>
+          <w:szCs w:val="22"/>
+        </w:rPr>
+        <w:t>g</w:t>
+      </w:r>
+      <w:r>
+        <w:rPr>
+          <w:rStyle w:val="Collegamentoipertestuale"/>
+          <w:rFonts w:asciiTheme="majorHAnsi" w:hAnsiTheme="majorHAnsi" w:cstheme="majorHAnsi"/>
+          <w:sz w:val="22"/>
+          <w:szCs w:val="22"/>
+        </w:rPr>
+        <w:t>e</w:t>
+      </w:r>
+      <w:r>
+        <w:rPr>
+          <w:rStyle w:val="Collegamentoipertestuale"/>
+          <w:rFonts w:asciiTheme="majorHAnsi" w:hAnsiTheme="majorHAnsi" w:cstheme="majorHAnsi"/>
+          <w:sz w:val="22"/>
+          <w:szCs w:val="22"/>
+        </w:rPr>
+        <w:t>e</w:t>
+      </w:r>
+      <w:r>
+        <w:rPr>
+          <w:rStyle w:val="Collegamentoipertestuale"/>
+          <w:rFonts w:asciiTheme="majorHAnsi" w:hAnsiTheme="majorHAnsi" w:cstheme="majorHAnsi"/>
+          <w:sz w:val="22"/>
+          <w:szCs w:val="22"/>
+        </w:rPr>
+        <w:t>s in Libya</w:t>
+      </w:r>
+      <w:r>
+        <w:rPr>
+          <w:rFonts w:asciiTheme="majorHAnsi" w:hAnsiTheme="majorHAnsi" w:cstheme="majorHAnsi"/>
+          <w:sz w:val="22"/>
+          <w:szCs w:val="22"/>
+        </w:rPr>
+        <w:fldChar w:fldCharType="end"/>
+      </w:r>
+      <w:r>
+        <w:rPr>
+          <w:rFonts w:asciiTheme="majorHAnsi" w:hAnsiTheme="majorHAnsi" w:cstheme="majorHAnsi"/>
+          <w:sz w:val="22"/>
+          <w:szCs w:val="22"/>
+        </w:rPr>
+        <w:t xml:space="preserve"> &lt;</w:t>
+      </w:r>
+      <w:r>
+        <w:rPr>
+          <w:rFonts w:asciiTheme="majorHAnsi" w:hAnsiTheme="majorHAnsi" w:cstheme="majorHAnsi"/>
+          <w:sz w:val="22"/>
+          <w:szCs w:val="22"/>
+        </w:rPr>
+        <w:t>https://www.refugeesinlibya.org/post/over-1-000-people-missing-in-the-mediterranean-following-cyclone-harry-what-we-know-and-what-rema</w:t>
+      </w:r>
+      <w:r>
+        <w:rPr>
+          <w:rFonts w:asciiTheme="majorHAnsi" w:hAnsiTheme="majorHAnsi" w:cstheme="majorHAnsi"/>
+          <w:sz w:val="22"/>
+          <w:szCs w:val="22"/>
+        </w:rPr>
+        <w:t>&gt;</w:t>
+      </w:r>
+      <w:r>
+        <w:rPr>
+          <w:rFonts w:asciiTheme="majorHAnsi" w:hAnsiTheme="majorHAnsi" w:cstheme="majorHAnsi"/>
+          <w:sz w:val="22"/>
+          <w:szCs w:val="22"/>
+        </w:rPr>
+        <w:t>]</w:t>
+      </w:r>
+      <w:r>
+        <w:rPr>
+          <w:rFonts w:asciiTheme="majorHAnsi" w:hAnsiTheme="majorHAnsi" w:cstheme="majorHAnsi"/>
+          <w:sz w:val="22"/>
+          <w:szCs w:val="22"/>
+        </w:rPr>
+        <w:t xml:space="preserve"> from families of people who had disappeared after leaving the Sfax area describe the number of missing persons during that day as closer to 1000.</w:t>
+      </w:r>
+    </w:p>
+    <w:p>
+      <w:pPr>
+        <w:rPr>
+          <w:rFonts w:asciiTheme="majorHAnsi" w:hAnsiTheme="majorHAnsi" w:cstheme="majorHAnsi"/>
+        </w:rPr>
+      </w:pPr>
+      <w:r>
+        <w:rPr>
+          <w:rFonts w:asciiTheme="majorHAnsi" w:hAnsiTheme="majorHAnsi" w:cstheme="majorHAnsi"/>
+        </w:rPr>
+        <w:t>The satellite view above shows the cyclone from space: the coldest cloud tops (white and magenta) mark the deepest convection at the storm's centre. Toggle to the wind &amp; pressure view to see the same period through ERA5 meteorological data.</w:t>
+      </w:r>
+    </w:p>
+    <w:p>
+      <w:pPr>
+        <w:rPr>
+          <w:rFonts w:asciiTheme="majorHAnsi" w:hAnsiTheme="majorHAnsi" w:cstheme="majorHAnsi"/>
+        </w:rPr>
+      </w:pPr>
+      <w:r>
+        <w:rPr>
+          <w:rFonts w:asciiTheme="majorHAnsi" w:hAnsiTheme="majorHAnsi" w:cstheme="majorHAnsi"/>
+          <w:b/>
+        </w:rPr>
+        <w:t>February 2026 — Bodies wash ashore</w:t>
+      </w:r>
+    </w:p>
+    <w:p>
+      <w:pPr>
+        <w:rPr>
+          <w:rFonts w:asciiTheme="majorHAnsi" w:hAnsiTheme="majorHAnsi" w:cstheme="majorHAnsi"/>
+        </w:rPr>
+      </w:pPr>
+      <w:r>
+        <w:rPr>
+          <w:rFonts w:asciiTheme="majorHAnsi" w:hAnsiTheme="majorHAnsi" w:cstheme="majorHAnsi"/>
+        </w:rPr>
+        <w:lastRenderedPageBreak/>
+        <w:t xml:space="preserve">In the weeks after the storm, </w:t>
+      </w:r>
+      <w:r>
+        <w:rPr>
+          <w:rFonts w:asciiTheme="majorHAnsi" w:hAnsiTheme="majorHAnsi" w:cstheme="majorHAnsi"/>
+        </w:rPr>
+        <w:t>[</w:t>
       </w:r>
       <w:hyperlink r:id="rId7" w:history="1">
         <w:r>
           <w:rPr>
             <w:rStyle w:val="Collegamentoipertestuale"/>
+            <w:rFonts w:asciiTheme="majorHAnsi" w:hAnsiTheme="majorHAnsi" w:cstheme="majorHAnsi"/>
           </w:rPr>
-          <w:t>eumetsat.int</w:t>
+          <w:t>14 bod</w:t>
+        </w:r>
+        <w:r>
+          <w:rPr>
+            <w:rStyle w:val="Collegamentoipertestuale"/>
+            <w:rFonts w:asciiTheme="majorHAnsi" w:hAnsiTheme="majorHAnsi" w:cstheme="majorHAnsi"/>
+          </w:rPr>
+          <w:t>i</w:t>
+        </w:r>
+        <w:r>
+          <w:rPr>
+            <w:rStyle w:val="Collegamentoipertestuale"/>
+            <w:rFonts w:asciiTheme="majorHAnsi" w:hAnsiTheme="majorHAnsi" w:cstheme="majorHAnsi"/>
+          </w:rPr>
+          <w:t xml:space="preserve">es were </w:t>
+        </w:r>
+        <w:r>
+          <w:rPr>
+            <w:rStyle w:val="Collegamentoipertestuale"/>
+            <w:rFonts w:asciiTheme="majorHAnsi" w:hAnsiTheme="majorHAnsi" w:cstheme="majorHAnsi"/>
+          </w:rPr>
+          <w:t>r</w:t>
+        </w:r>
+        <w:r>
+          <w:rPr>
+            <w:rStyle w:val="Collegamentoipertestuale"/>
+            <w:rFonts w:asciiTheme="majorHAnsi" w:hAnsiTheme="majorHAnsi" w:cstheme="majorHAnsi"/>
+          </w:rPr>
+          <w:t>e</w:t>
+        </w:r>
+        <w:r>
+          <w:rPr>
+            <w:rStyle w:val="Collegamentoipertestuale"/>
+            <w:rFonts w:asciiTheme="majorHAnsi" w:hAnsiTheme="majorHAnsi" w:cstheme="majorHAnsi"/>
+          </w:rPr>
+          <w:t>cove</w:t>
+        </w:r>
+        <w:r>
+          <w:rPr>
+            <w:rStyle w:val="Collegamentoipertestuale"/>
+            <w:rFonts w:asciiTheme="majorHAnsi" w:hAnsiTheme="majorHAnsi" w:cstheme="majorHAnsi"/>
+          </w:rPr>
+          <w:t>r</w:t>
+        </w:r>
+        <w:r>
+          <w:rPr>
+            <w:rStyle w:val="Collegamentoipertestuale"/>
+            <w:rFonts w:asciiTheme="majorHAnsi" w:hAnsiTheme="majorHAnsi" w:cstheme="majorHAnsi"/>
+          </w:rPr>
+          <w:t>ed along the coasts of Sicily and Calabria</w:t>
         </w:r>
       </w:hyperlink>
       <w:r>
-        <w:br/>
-        <w:t>IOM Missing Migrants Project. (2026). </w:t>
-      </w:r>
-      <w:r>
-        <w:rPr>
-          <w:i/>
-          <w:iCs/>
-        </w:rPr>
-        <w:t>Missing Migrants Project dataset, May 2026 snapshot.</w:t>
-      </w:r>
-      <w:r>
-        <w:t> </w:t>
+        <w:rPr>
+          <w:rFonts w:asciiTheme="majorHAnsi" w:hAnsiTheme="majorHAnsi" w:cstheme="majorHAnsi"/>
+        </w:rPr>
+        <w:t xml:space="preserve"> &lt;</w:t>
+      </w:r>
+      <w:r>
+        <w:rPr>
+          <w:rFonts w:asciiTheme="majorHAnsi" w:hAnsiTheme="majorHAnsi" w:cstheme="majorHAnsi"/>
+        </w:rPr>
+        <w:t>https://www.ilpost.it/2026/02/20/migranti-corpi-sicilia-calabria-sud-italia-ciclone-harry/</w:t>
+      </w:r>
+      <w:r>
+        <w:rPr>
+          <w:rFonts w:asciiTheme="majorHAnsi" w:hAnsiTheme="majorHAnsi" w:cstheme="majorHAnsi"/>
+        </w:rPr>
+        <w:t>&gt;</w:t>
+      </w:r>
+      <w:r>
+        <w:rPr>
+          <w:rFonts w:asciiTheme="majorHAnsi" w:hAnsiTheme="majorHAnsi" w:cstheme="majorHAnsi"/>
+        </w:rPr>
+        <w:t>]</w:t>
+      </w:r>
+      <w:r>
+        <w:rPr>
+          <w:rFonts w:asciiTheme="majorHAnsi" w:hAnsiTheme="majorHAnsi" w:cstheme="majorHAnsi"/>
+        </w:rPr>
+        <w:t xml:space="preserve">. In Calabria, the dead reached the beaches of </w:t>
+      </w:r>
+      <w:proofErr w:type="spellStart"/>
+      <w:r>
+        <w:rPr>
+          <w:rFonts w:asciiTheme="majorHAnsi" w:hAnsiTheme="majorHAnsi" w:cstheme="majorHAnsi"/>
+        </w:rPr>
+        <w:t>Scalea</w:t>
+      </w:r>
+      <w:proofErr w:type="spellEnd"/>
+      <w:r>
+        <w:rPr>
+          <w:rFonts w:asciiTheme="majorHAnsi" w:hAnsiTheme="majorHAnsi" w:cstheme="majorHAnsi"/>
+        </w:rPr>
+        <w:t xml:space="preserve">, </w:t>
+      </w:r>
+      <w:r>
+        <w:rPr>
+          <w:rFonts w:asciiTheme="majorHAnsi" w:hAnsiTheme="majorHAnsi" w:cstheme="majorHAnsi"/>
+        </w:rPr>
+        <w:t xml:space="preserve">Amantea, </w:t>
+      </w:r>
+      <w:r>
+        <w:rPr>
+          <w:rFonts w:asciiTheme="majorHAnsi" w:hAnsiTheme="majorHAnsi" w:cstheme="majorHAnsi"/>
+        </w:rPr>
+        <w:t>and</w:t>
+      </w:r>
+      <w:r>
+        <w:rPr>
+          <w:rFonts w:asciiTheme="majorHAnsi" w:hAnsiTheme="majorHAnsi" w:cstheme="majorHAnsi"/>
+        </w:rPr>
+        <w:t xml:space="preserve"> Tropea. In Sicily, five were found in the sea around </w:t>
+      </w:r>
+      <w:proofErr w:type="spellStart"/>
+      <w:r>
+        <w:rPr>
+          <w:rFonts w:asciiTheme="majorHAnsi" w:hAnsiTheme="majorHAnsi" w:cstheme="majorHAnsi"/>
+        </w:rPr>
+        <w:t>Pantelleria</w:t>
+      </w:r>
+      <w:proofErr w:type="spellEnd"/>
+      <w:r>
+        <w:rPr>
+          <w:rFonts w:asciiTheme="majorHAnsi" w:hAnsiTheme="majorHAnsi" w:cstheme="majorHAnsi"/>
+        </w:rPr>
+        <w:t xml:space="preserve">, with others at San Vito Lo Capo, Marsala — one body still wearing a life jacket — Trapani, Petrosino and </w:t>
+      </w:r>
+      <w:proofErr w:type="spellStart"/>
+      <w:r>
+        <w:rPr>
+          <w:rFonts w:asciiTheme="majorHAnsi" w:hAnsiTheme="majorHAnsi" w:cstheme="majorHAnsi"/>
+        </w:rPr>
+        <w:t>Custonaci</w:t>
+      </w:r>
+      <w:proofErr w:type="spellEnd"/>
+      <w:r>
+        <w:rPr>
+          <w:rFonts w:asciiTheme="majorHAnsi" w:hAnsiTheme="majorHAnsi" w:cstheme="majorHAnsi"/>
+        </w:rPr>
+        <w:t>.</w:t>
+      </w:r>
+    </w:p>
+    <w:p>
+      <w:pPr>
+        <w:rPr>
+          <w:rFonts w:asciiTheme="majorHAnsi" w:hAnsiTheme="majorHAnsi" w:cstheme="majorHAnsi"/>
+        </w:rPr>
+      </w:pPr>
+      <w:r>
+        <w:rPr>
+          <w:rFonts w:asciiTheme="majorHAnsi" w:hAnsiTheme="majorHAnsi" w:cstheme="majorHAnsi"/>
+        </w:rPr>
+        <w:t xml:space="preserve">The </w:t>
+      </w:r>
+      <w:r>
+        <w:rPr>
+          <w:rFonts w:asciiTheme="majorHAnsi" w:hAnsiTheme="majorHAnsi" w:cstheme="majorHAnsi"/>
+        </w:rPr>
+        <w:t>visualization zooms into the Calabrian coast as circles accumulate on shore.</w:t>
+      </w:r>
+      <w:r>
+        <w:rPr>
+          <w:rFonts w:asciiTheme="majorHAnsi" w:hAnsiTheme="majorHAnsi" w:cstheme="majorHAnsi"/>
+        </w:rPr>
+        <w:t xml:space="preserve"> </w:t>
+      </w:r>
+      <w:r>
+        <w:rPr>
+          <w:rFonts w:asciiTheme="majorHAnsi" w:hAnsiTheme="majorHAnsi" w:cstheme="majorHAnsi"/>
+        </w:rPr>
+        <w:t>Each body recovered represented a family waiting for news. Activists and forensic teams worked to identify the deceased, many of whom had no documentation. Most will remain unnamed.</w:t>
+      </w:r>
+    </w:p>
+    <w:p>
+      <w:pPr>
+        <w:rPr>
+          <w:rFonts w:asciiTheme="majorHAnsi" w:hAnsiTheme="majorHAnsi" w:cstheme="majorHAnsi"/>
+        </w:rPr>
+      </w:pPr>
+      <w:r>
+        <w:rPr>
+          <w:rFonts w:asciiTheme="majorHAnsi" w:hAnsiTheme="majorHAnsi" w:cstheme="majorHAnsi"/>
+          <w:b/>
+        </w:rPr>
+        <w:t>17 February 2026 — Over a thousand dead or missing</w:t>
+      </w:r>
+    </w:p>
+    <w:p>
+      <w:pPr>
+        <w:rPr>
+          <w:rFonts w:asciiTheme="majorHAnsi" w:hAnsiTheme="majorHAnsi" w:cstheme="majorHAnsi"/>
+        </w:rPr>
+      </w:pPr>
+      <w:r>
+        <w:rPr>
+          <w:rFonts w:asciiTheme="majorHAnsi" w:hAnsiTheme="majorHAnsi" w:cstheme="majorHAnsi"/>
+        </w:rPr>
+        <w:t xml:space="preserve">By mid-February, </w:t>
+      </w:r>
+      <w:r>
+        <w:rPr>
+          <w:rFonts w:asciiTheme="majorHAnsi" w:hAnsiTheme="majorHAnsi" w:cstheme="majorHAnsi"/>
+        </w:rPr>
+        <w:t>[</w:t>
       </w:r>
       <w:hyperlink r:id="rId8" w:history="1">
         <w:r>
           <w:rPr>
             <w:rStyle w:val="Collegamentoipertestuale"/>
+            <w:rFonts w:asciiTheme="majorHAnsi" w:hAnsiTheme="majorHAnsi" w:cstheme="majorHAnsi"/>
           </w:rPr>
-          <w:t>missingmigrants.iom.int</w:t>
+          <w:t>UNITED for Intercultural Acti</w:t>
+        </w:r>
+        <w:r>
+          <w:rPr>
+            <w:rStyle w:val="Collegamentoipertestuale"/>
+            <w:rFonts w:asciiTheme="majorHAnsi" w:hAnsiTheme="majorHAnsi" w:cstheme="majorHAnsi"/>
+          </w:rPr>
+          <w:t>o</w:t>
+        </w:r>
+        <w:r>
+          <w:rPr>
+            <w:rStyle w:val="Collegamentoipertestuale"/>
+            <w:rFonts w:asciiTheme="majorHAnsi" w:hAnsiTheme="majorHAnsi" w:cstheme="majorHAnsi"/>
+          </w:rPr>
+          <w:t>n</w:t>
         </w:r>
       </w:hyperlink>
       <w:r>
-        <w:br/>
-        <w:t>IOM. (2021, September 14). </w:t>
-      </w:r>
-      <w:r>
-        <w:rPr>
-          <w:i/>
-          <w:iCs/>
-        </w:rPr>
-        <w:t>Deadly "invisible shipwrecks" plague migrants bound for Europe.</w:t>
-      </w:r>
-      <w:r>
-        <w:t> UN News. </w:t>
+        <w:rPr>
+          <w:rFonts w:asciiTheme="majorHAnsi" w:hAnsiTheme="majorHAnsi" w:cstheme="majorHAnsi"/>
+        </w:rPr>
+        <w:t xml:space="preserve"> &lt;</w:t>
+      </w:r>
+      <w:r>
+        <w:rPr>
+          <w:rFonts w:asciiTheme="majorHAnsi" w:hAnsiTheme="majorHAnsi" w:cstheme="majorHAnsi"/>
+        </w:rPr>
+        <w:t>https://unitedagainstrefugeedeaths.eu/about-the-campaign/about-the-united-list-of-deaths/</w:t>
+      </w:r>
+      <w:r>
+        <w:rPr>
+          <w:rFonts w:asciiTheme="majorHAnsi" w:hAnsiTheme="majorHAnsi" w:cstheme="majorHAnsi"/>
+        </w:rPr>
+        <w:t>&gt;</w:t>
+      </w:r>
+      <w:r>
+        <w:rPr>
+          <w:rFonts w:asciiTheme="majorHAnsi" w:hAnsiTheme="majorHAnsi" w:cstheme="majorHAnsi"/>
+        </w:rPr>
+        <w:t>]</w:t>
+      </w:r>
+      <w:r>
+        <w:rPr>
+          <w:rFonts w:asciiTheme="majorHAnsi" w:hAnsiTheme="majorHAnsi" w:cstheme="majorHAnsi"/>
+        </w:rPr>
+        <w:t xml:space="preserve"> had recorded 20 incidents directly linked to Cyclone Harry, accounting for 1,109 deaths. The IOM's Missing Migrants Project registered 25 events in the same window, totalling 499 dead or missing.</w:t>
+      </w:r>
+    </w:p>
+    <w:p>
+      <w:pPr>
+        <w:rPr>
+          <w:rFonts w:asciiTheme="majorHAnsi" w:hAnsiTheme="majorHAnsi" w:cstheme="majorHAnsi"/>
+        </w:rPr>
+      </w:pPr>
+      <w:r>
+        <w:rPr>
+          <w:rFonts w:asciiTheme="majorHAnsi" w:hAnsiTheme="majorHAnsi" w:cstheme="majorHAnsi"/>
+        </w:rPr>
+        <w:t>The real toll is almost certainly higher. Many boats never make it to a shore that could report them missing. Many bodies are never recovered.</w:t>
+      </w:r>
+    </w:p>
+    <w:p>
+      <w:pPr>
+        <w:pStyle w:val="NormaleWeb"/>
+        <w:pBdr>
+          <w:bottom w:val="single" w:sz="6" w:space="1" w:color="auto"/>
+        </w:pBdr>
+        <w:spacing w:line="276" w:lineRule="auto"/>
+        <w:rPr>
+          <w:rFonts w:asciiTheme="majorHAnsi" w:hAnsiTheme="majorHAnsi" w:cstheme="majorHAnsi"/>
+          <w:sz w:val="22"/>
+          <w:szCs w:val="22"/>
+        </w:rPr>
+      </w:pPr>
+    </w:p>
+    <w:p>
+      <w:pPr>
+        <w:rPr>
+          <w:rFonts w:asciiTheme="majorHAnsi" w:hAnsiTheme="majorHAnsi" w:cstheme="majorHAnsi"/>
+        </w:rPr>
+      </w:pPr>
+    </w:p>
+    <w:p>
+      <w:pPr>
+        <w:rPr>
+          <w:rFonts w:asciiTheme="majorHAnsi" w:hAnsiTheme="majorHAnsi" w:cstheme="majorHAnsi"/>
+          <w:b/>
+        </w:rPr>
+      </w:pPr>
+      <w:r>
+        <w:rPr>
+          <w:rFonts w:asciiTheme="majorHAnsi" w:hAnsiTheme="majorHAnsi" w:cstheme="majorHAnsi"/>
+          <w:b/>
+        </w:rPr>
+        <w:t>What the data captured</w:t>
+      </w:r>
+    </w:p>
+    <w:p>
+      <w:pPr>
+        <w:rPr>
+          <w:rFonts w:asciiTheme="majorHAnsi" w:hAnsiTheme="majorHAnsi" w:cstheme="majorHAnsi"/>
+          <w:bCs/>
+        </w:rPr>
+      </w:pPr>
+      <w:r>
+        <w:rPr>
+          <w:rFonts w:asciiTheme="majorHAnsi" w:hAnsiTheme="majorHAnsi" w:cstheme="majorHAnsi"/>
+          <w:bCs/>
+        </w:rPr>
+        <w:t xml:space="preserve">The following interactive map shows the incidents that have been identified as linked to the passage of Cyclone Harry. Hovering over the black bubble, it is possible to read information about each specific incident, and toggling from IOM to UNITED allows to visualize how the two organization </w:t>
+      </w:r>
+      <w:r>
+        <w:rPr>
+          <w:rFonts w:asciiTheme="majorHAnsi" w:hAnsiTheme="majorHAnsi" w:cstheme="majorHAnsi"/>
+          <w:bCs/>
+        </w:rPr>
+        <w:t>classify and count incident differently.</w:t>
+      </w:r>
+    </w:p>
+    <w:p>
+      <w:pPr>
+        <w:rPr>
+          <w:rFonts w:asciiTheme="majorHAnsi" w:hAnsiTheme="majorHAnsi" w:cstheme="majorHAnsi"/>
+        </w:rPr>
+      </w:pPr>
+      <w:r>
+        <w:rPr>
+          <w:rFonts w:asciiTheme="majorHAnsi" w:hAnsiTheme="majorHAnsi" w:cstheme="majorHAnsi"/>
+        </w:rPr>
+        <w:t xml:space="preserve">The figures differ because the organizations that produce them </w:t>
+      </w:r>
+      <w:r>
+        <w:rPr>
+          <w:rFonts w:asciiTheme="majorHAnsi" w:hAnsiTheme="majorHAnsi" w:cstheme="majorHAnsi"/>
+        </w:rPr>
+        <w:t>operate</w:t>
+      </w:r>
+      <w:r>
+        <w:rPr>
+          <w:rFonts w:asciiTheme="majorHAnsi" w:hAnsiTheme="majorHAnsi" w:cstheme="majorHAnsi"/>
+        </w:rPr>
+        <w:t xml:space="preserve"> </w:t>
+      </w:r>
+      <w:r>
+        <w:rPr>
+          <w:rFonts w:asciiTheme="majorHAnsi" w:hAnsiTheme="majorHAnsi" w:cstheme="majorHAnsi"/>
+        </w:rPr>
+        <w:t>differently, and b</w:t>
+      </w:r>
+      <w:r>
+        <w:rPr>
+          <w:rFonts w:asciiTheme="majorHAnsi" w:hAnsiTheme="majorHAnsi" w:cstheme="majorHAnsi"/>
+        </w:rPr>
+        <w:t>oth datasets are authoritative, though they show slightly different data.</w:t>
+      </w:r>
+      <w:r>
+        <w:rPr>
+          <w:rFonts w:asciiTheme="majorHAnsi" w:hAnsiTheme="majorHAnsi" w:cstheme="majorHAnsi"/>
+        </w:rPr>
+        <w:t xml:space="preserve"> </w:t>
+      </w:r>
+      <w:r>
+        <w:rPr>
+          <w:rFonts w:asciiTheme="majorHAnsi" w:hAnsiTheme="majorHAnsi" w:cstheme="majorHAnsi"/>
+        </w:rPr>
+        <w:t xml:space="preserve">IOM's Missing Migrants Project, launched in 2014, builds each incident from a hierarchy of evidence — </w:t>
+      </w:r>
+      <w:proofErr w:type="gramStart"/>
+      <w:r>
+        <w:rPr>
+          <w:rFonts w:asciiTheme="majorHAnsi" w:hAnsiTheme="majorHAnsi" w:cstheme="majorHAnsi"/>
+        </w:rPr>
+        <w:t>coast-guard</w:t>
+      </w:r>
+      <w:proofErr w:type="gramEnd"/>
+      <w:r>
+        <w:rPr>
+          <w:rFonts w:asciiTheme="majorHAnsi" w:hAnsiTheme="majorHAnsi" w:cstheme="majorHAnsi"/>
+        </w:rPr>
+        <w:t xml:space="preserve"> and forensic records where available, then media reports, then NGO and survivor testimony — and publishes a documented minimum for each event it can verify through more than one source</w:t>
+      </w:r>
+      <w:r>
+        <w:rPr>
+          <w:rFonts w:asciiTheme="majorHAnsi" w:hAnsiTheme="majorHAnsi" w:cstheme="majorHAnsi"/>
+        </w:rPr>
+        <w:t>, which is quite restrictive</w:t>
+      </w:r>
+      <w:r>
+        <w:rPr>
+          <w:rFonts w:asciiTheme="majorHAnsi" w:hAnsiTheme="majorHAnsi" w:cstheme="majorHAnsi"/>
+        </w:rPr>
+        <w:t>. UNITED for Intercultural Action has been doing something different, and for longer: since 1993 its List of Refugee Deaths has recorded individua</w:t>
+      </w:r>
+      <w:r>
+        <w:rPr>
+          <w:rFonts w:asciiTheme="majorHAnsi" w:hAnsiTheme="majorHAnsi" w:cstheme="majorHAnsi"/>
+        </w:rPr>
+        <w:t>l</w:t>
+      </w:r>
+      <w:r>
+        <w:rPr>
+          <w:rFonts w:asciiTheme="majorHAnsi" w:hAnsiTheme="majorHAnsi" w:cstheme="majorHAnsi"/>
+        </w:rPr>
+        <w:t xml:space="preserve"> deaths attributable to European border policy, drawing on a wider evidentiary base (member organizations, families, media) and a broader definition that includes deaths at land borders, in detention, and after arrival. In between sit the actors who </w:t>
+      </w:r>
+      <w:r>
+        <w:rPr>
+          <w:rFonts w:asciiTheme="majorHAnsi" w:hAnsiTheme="majorHAnsi" w:cstheme="majorHAnsi"/>
+        </w:rPr>
+        <w:t>witness</w:t>
+      </w:r>
+      <w:r>
+        <w:rPr>
+          <w:rFonts w:asciiTheme="majorHAnsi" w:hAnsiTheme="majorHAnsi" w:cstheme="majorHAnsi"/>
+        </w:rPr>
+        <w:t xml:space="preserve"> events at sea: NGO rescue ships such as Mediterranea, SOS </w:t>
+      </w:r>
+      <w:proofErr w:type="spellStart"/>
+      <w:r>
+        <w:rPr>
+          <w:rFonts w:asciiTheme="majorHAnsi" w:hAnsiTheme="majorHAnsi" w:cstheme="majorHAnsi"/>
+        </w:rPr>
+        <w:t>Méditerranée</w:t>
+      </w:r>
+      <w:proofErr w:type="spellEnd"/>
+      <w:r>
+        <w:rPr>
+          <w:rFonts w:asciiTheme="majorHAnsi" w:hAnsiTheme="majorHAnsi" w:cstheme="majorHAnsi"/>
+        </w:rPr>
+        <w:t xml:space="preserve"> and Sea-Watch, the Alarm Phone distress hotline, and activist networks like Refugees in Libya, whose incident logs and survivor testimonies feed into both </w:t>
+      </w:r>
+      <w:r>
+        <w:rPr>
+          <w:rFonts w:asciiTheme="majorHAnsi" w:hAnsiTheme="majorHAnsi" w:cstheme="majorHAnsi"/>
+        </w:rPr>
+        <w:lastRenderedPageBreak/>
+        <w:t>datasets. For events like the January 2026</w:t>
+      </w:r>
+      <w:r>
+        <w:rPr>
+          <w:rFonts w:asciiTheme="majorHAnsi" w:hAnsiTheme="majorHAnsi" w:cstheme="majorHAnsi"/>
+        </w:rPr>
+        <w:t xml:space="preserve"> </w:t>
+      </w:r>
+      <w:r>
+        <w:rPr>
+          <w:rFonts w:asciiTheme="majorHAnsi" w:hAnsiTheme="majorHAnsi" w:cstheme="majorHAnsi"/>
+        </w:rPr>
+        <w:t>crossings, where most boats left no survivors, these civil-society sources are often the only ones that exist.</w:t>
+      </w:r>
+      <w:r>
+        <w:rPr>
+          <w:rFonts w:asciiTheme="majorHAnsi" w:hAnsiTheme="majorHAnsi" w:cstheme="majorHAnsi"/>
+        </w:rPr>
+        <w:t xml:space="preserve"> </w:t>
+      </w:r>
+      <w:r>
+        <w:rPr>
+          <w:rFonts w:asciiTheme="majorHAnsi" w:hAnsiTheme="majorHAnsi" w:cstheme="majorHAnsi"/>
+        </w:rPr>
+        <w:t xml:space="preserve">The core problem is what researchers call "invisible shipwrecks": boats that leave shore, disappear with no survivors, and leave no trace. </w:t>
+      </w:r>
+      <w:r>
+        <w:rPr>
+          <w:rFonts w:asciiTheme="majorHAnsi" w:hAnsiTheme="majorHAnsi" w:cstheme="majorHAnsi"/>
+        </w:rPr>
+        <w:t xml:space="preserve">That’s why all the estimates are minimum estimates, while </w:t>
+      </w:r>
+      <w:r>
+        <w:rPr>
+          <w:rFonts w:asciiTheme="majorHAnsi" w:hAnsiTheme="majorHAnsi" w:cstheme="majorHAnsi"/>
+        </w:rPr>
+        <w:t>[</w:t>
       </w:r>
       <w:hyperlink r:id="rId9" w:history="1">
         <w:r>
           <w:rPr>
             <w:rStyle w:val="Collegamentoipertestuale"/>
+            <w:rFonts w:asciiTheme="majorHAnsi" w:hAnsiTheme="majorHAnsi" w:cstheme="majorHAnsi"/>
           </w:rPr>
-          <w:t>news.un.org/</w:t>
+          <w:t xml:space="preserve">the actual figures </w:t>
         </w:r>
-        <w:proofErr w:type="spellStart"/>
         <w:r>
           <w:rPr>
             <w:rStyle w:val="Collegamentoipertestuale"/>
+            <w:rFonts w:asciiTheme="majorHAnsi" w:hAnsiTheme="majorHAnsi" w:cstheme="majorHAnsi"/>
           </w:rPr>
-          <w:t>en</w:t>
+          <w:t>a</w:t>
         </w:r>
-        <w:proofErr w:type="spellEnd"/>
         <w:r>
           <w:rPr>
             <w:rStyle w:val="Collegamentoipertestuale"/>
+            <w:rFonts w:asciiTheme="majorHAnsi" w:hAnsiTheme="majorHAnsi" w:cstheme="majorHAnsi"/>
           </w:rPr>
-          <w:t>/story/2021/09/1101072</w:t>
+          <w:t>re m</w:t>
+        </w:r>
+        <w:r>
+          <w:rPr>
+            <w:rStyle w:val="Collegamentoipertestuale"/>
+            <w:rFonts w:asciiTheme="majorHAnsi" w:hAnsiTheme="majorHAnsi" w:cstheme="majorHAnsi"/>
+          </w:rPr>
+          <w:t>o</w:t>
+        </w:r>
+        <w:r>
+          <w:rPr>
+            <w:rStyle w:val="Collegamentoipertestuale"/>
+            <w:rFonts w:asciiTheme="majorHAnsi" w:hAnsiTheme="majorHAnsi" w:cstheme="majorHAnsi"/>
+          </w:rPr>
+          <w:t xml:space="preserve">st </w:t>
+        </w:r>
+        <w:r>
+          <w:rPr>
+            <w:rStyle w:val="Collegamentoipertestuale"/>
+            <w:rFonts w:asciiTheme="majorHAnsi" w:hAnsiTheme="majorHAnsi" w:cstheme="majorHAnsi"/>
+          </w:rPr>
+          <w:t>p</w:t>
+        </w:r>
+        <w:r>
+          <w:rPr>
+            <w:rStyle w:val="Collegamentoipertestuale"/>
+            <w:rFonts w:asciiTheme="majorHAnsi" w:hAnsiTheme="majorHAnsi" w:cstheme="majorHAnsi"/>
+          </w:rPr>
+          <w:t>robably much higher</w:t>
         </w:r>
       </w:hyperlink>
       <w:r>
-        <w:br/>
-        <w:t>Mediterranea. (2026). </w:t>
-      </w:r>
-      <w:proofErr w:type="spellStart"/>
-      <w:r>
-        <w:rPr>
-          <w:i/>
-          <w:iCs/>
-        </w:rPr>
-        <w:t>Potrebbero</w:t>
-      </w:r>
-      <w:proofErr w:type="spellEnd"/>
-      <w:r>
-        <w:rPr>
-          <w:i/>
-          <w:iCs/>
+        <w:rPr>
+          <w:rFonts w:asciiTheme="majorHAnsi" w:hAnsiTheme="majorHAnsi" w:cstheme="majorHAnsi"/>
+        </w:rPr>
+        <w:t xml:space="preserve"> &lt;</w:t>
+      </w:r>
+      <w:r>
+        <w:rPr>
+          <w:rFonts w:asciiTheme="majorHAnsi" w:hAnsiTheme="majorHAnsi" w:cstheme="majorHAnsi"/>
+        </w:rPr>
+        <w:t>https://mixedmigration.org/articles/uncounted-unknown-migrant-deaths-disappearances-atlantic/</w:t>
+      </w:r>
+      <w:r>
+        <w:rPr>
+          <w:rFonts w:asciiTheme="majorHAnsi" w:hAnsiTheme="majorHAnsi" w:cstheme="majorHAnsi"/>
+        </w:rPr>
+        <w:t>&gt;</w:t>
+      </w:r>
+      <w:r>
+        <w:rPr>
+          <w:rFonts w:asciiTheme="majorHAnsi" w:hAnsiTheme="majorHAnsi" w:cstheme="majorHAnsi"/>
+        </w:rPr>
+        <w:t>]</w:t>
+      </w:r>
+      <w:r>
+        <w:rPr>
+          <w:rFonts w:asciiTheme="majorHAnsi" w:hAnsiTheme="majorHAnsi" w:cstheme="majorHAnsi"/>
+        </w:rPr>
+        <w:t>.</w:t>
+      </w:r>
+    </w:p>
+    <w:p>
+      <w:pPr>
+        <w:pStyle w:val="NormaleWeb"/>
+        <w:pBdr>
+          <w:bottom w:val="single" w:sz="6" w:space="1" w:color="auto"/>
+        </w:pBdr>
+        <w:spacing w:line="276" w:lineRule="auto"/>
+        <w:rPr>
+          <w:rFonts w:asciiTheme="majorHAnsi" w:hAnsiTheme="majorHAnsi" w:cstheme="majorHAnsi"/>
+          <w:b/>
+          <w:sz w:val="22"/>
+          <w:szCs w:val="22"/>
+        </w:rPr>
+      </w:pPr>
+      <w:r>
+        <w:rPr>
+          <w:rFonts w:asciiTheme="majorHAnsi" w:hAnsiTheme="majorHAnsi" w:cstheme="majorHAnsi"/>
+          <w:b/>
+          <w:sz w:val="22"/>
+          <w:szCs w:val="22"/>
+        </w:rPr>
+        <w:t>How to identify the bodies, and why it is important</w:t>
+      </w:r>
+    </w:p>
+    <w:p>
+      <w:pPr>
+        <w:pStyle w:val="NormaleWeb"/>
+        <w:pBdr>
+          <w:bottom w:val="single" w:sz="6" w:space="1" w:color="auto"/>
+        </w:pBdr>
+        <w:spacing w:line="276" w:lineRule="auto"/>
+        <w:rPr>
+          <w:rFonts w:asciiTheme="majorHAnsi" w:eastAsiaTheme="minorEastAsia" w:hAnsiTheme="majorHAnsi" w:cstheme="majorHAnsi"/>
+          <w:sz w:val="22"/>
+          <w:szCs w:val="22"/>
+          <w:lang w:val="en-US" w:eastAsia="en-US"/>
+        </w:rPr>
+      </w:pPr>
+      <w:r>
+        <w:rPr>
+          <w:rFonts w:asciiTheme="majorHAnsi" w:eastAsiaTheme="minorEastAsia" w:hAnsiTheme="majorHAnsi" w:cstheme="majorHAnsi"/>
+          <w:sz w:val="22"/>
+          <w:szCs w:val="22"/>
+          <w:lang w:val="en-US" w:eastAsia="en-US"/>
+        </w:rPr>
+        <w:t>Identifying the dead is extremely difficult. Bodies recovered after days or weeks at sea may be decomposed beyond visual recognition.</w:t>
+      </w:r>
+      <w:r>
+        <w:rPr>
+          <w:rFonts w:asciiTheme="majorHAnsi" w:eastAsiaTheme="minorEastAsia" w:hAnsiTheme="majorHAnsi" w:cstheme="majorHAnsi"/>
+          <w:sz w:val="22"/>
+          <w:szCs w:val="22"/>
+          <w:lang w:val="en-US" w:eastAsia="en-US"/>
         </w:rPr>
         <w:t xml:space="preserve"> </w:t>
       </w:r>
-      <w:proofErr w:type="spellStart"/>
-      <w:r>
-        <w:rPr>
-          <w:i/>
-          <w:iCs/>
-        </w:rPr>
-        <w:t>essere</w:t>
-      </w:r>
-      <w:proofErr w:type="spellEnd"/>
-      <w:r>
-        <w:rPr>
-          <w:i/>
-          <w:iCs/>
-        </w:rPr>
-        <w:t xml:space="preserve"> 1000 le </w:t>
-      </w:r>
-      <w:proofErr w:type="spellStart"/>
-      <w:r>
-        <w:rPr>
-          <w:i/>
-          <w:iCs/>
-        </w:rPr>
-        <w:t>persone</w:t>
-      </w:r>
-      <w:proofErr w:type="spellEnd"/>
-      <w:r>
-        <w:rPr>
-          <w:i/>
-          <w:iCs/>
-        </w:rPr>
-        <w:t xml:space="preserve"> disperse in mare </w:t>
-      </w:r>
-      <w:proofErr w:type="spellStart"/>
-      <w:r>
-        <w:rPr>
-          <w:i/>
-          <w:iCs/>
-        </w:rPr>
-        <w:t>durante</w:t>
-      </w:r>
-      <w:proofErr w:type="spellEnd"/>
-      <w:r>
-        <w:rPr>
-          <w:i/>
-          <w:iCs/>
-        </w:rPr>
-        <w:t xml:space="preserve"> il </w:t>
-      </w:r>
-      <w:proofErr w:type="spellStart"/>
-      <w:r>
-        <w:rPr>
-          <w:i/>
-          <w:iCs/>
-        </w:rPr>
-        <w:t>Ciclone</w:t>
-      </w:r>
-      <w:proofErr w:type="spellEnd"/>
-      <w:r>
-        <w:rPr>
-          <w:i/>
-          <w:iCs/>
-        </w:rPr>
-        <w:t xml:space="preserve"> Harry.</w:t>
-      </w:r>
-      <w:r>
-        <w:t> </w:t>
+      <w:r>
+        <w:rPr>
+          <w:rFonts w:asciiTheme="majorHAnsi" w:eastAsiaTheme="minorEastAsia" w:hAnsiTheme="majorHAnsi" w:cstheme="majorHAnsi"/>
+          <w:sz w:val="22"/>
+          <w:szCs w:val="22"/>
+          <w:lang w:val="en-US" w:eastAsia="en-US"/>
+        </w:rPr>
+        <w:t xml:space="preserve">There is no </w:t>
+      </w:r>
+      <w:r>
+        <w:rPr>
+          <w:rFonts w:asciiTheme="majorHAnsi" w:eastAsiaTheme="minorEastAsia" w:hAnsiTheme="majorHAnsi" w:cstheme="majorHAnsi"/>
+          <w:sz w:val="22"/>
+          <w:szCs w:val="22"/>
+          <w:lang w:val="en-US" w:eastAsia="en-US"/>
+        </w:rPr>
+        <w:t>international DNA</w:t>
+      </w:r>
+      <w:r>
+        <w:rPr>
+          <w:rFonts w:asciiTheme="majorHAnsi" w:eastAsiaTheme="minorEastAsia" w:hAnsiTheme="majorHAnsi" w:cstheme="majorHAnsi"/>
+          <w:sz w:val="22"/>
+          <w:szCs w:val="22"/>
+          <w:lang w:val="en-US" w:eastAsia="en-US"/>
+        </w:rPr>
+        <w:t xml:space="preserve"> </w:t>
+      </w:r>
+      <w:r>
+        <w:rPr>
+          <w:rFonts w:asciiTheme="majorHAnsi" w:eastAsiaTheme="minorEastAsia" w:hAnsiTheme="majorHAnsi" w:cstheme="majorHAnsi"/>
+          <w:sz w:val="22"/>
+          <w:szCs w:val="22"/>
+          <w:lang w:val="en-US" w:eastAsia="en-US"/>
+        </w:rPr>
+        <w:t>comparison system</w:t>
+      </w:r>
+      <w:r>
+        <w:rPr>
+          <w:rFonts w:asciiTheme="majorHAnsi" w:eastAsiaTheme="minorEastAsia" w:hAnsiTheme="majorHAnsi" w:cstheme="majorHAnsi"/>
+          <w:sz w:val="22"/>
+          <w:szCs w:val="22"/>
+          <w:lang w:val="en-US" w:eastAsia="en-US"/>
+        </w:rPr>
+        <w:t>, and</w:t>
+      </w:r>
+      <w:r>
+        <w:rPr>
+          <w:rFonts w:asciiTheme="majorHAnsi" w:eastAsiaTheme="minorEastAsia" w:hAnsiTheme="majorHAnsi" w:cstheme="majorHAnsi"/>
+          <w:sz w:val="22"/>
+          <w:szCs w:val="22"/>
+          <w:lang w:val="en-US" w:eastAsia="en-US"/>
+        </w:rPr>
+        <w:t xml:space="preserve"> post-mortem procedures on the Italian side are </w:t>
+      </w:r>
+      <w:r>
+        <w:rPr>
+          <w:rFonts w:asciiTheme="majorHAnsi" w:eastAsiaTheme="minorEastAsia" w:hAnsiTheme="majorHAnsi" w:cstheme="majorHAnsi"/>
+          <w:sz w:val="22"/>
+          <w:szCs w:val="22"/>
+          <w:lang w:val="en-US" w:eastAsia="en-US"/>
+        </w:rPr>
+        <w:t>inconsistent</w:t>
+      </w:r>
+      <w:r>
+        <w:rPr>
+          <w:rFonts w:asciiTheme="majorHAnsi" w:eastAsiaTheme="minorEastAsia" w:hAnsiTheme="majorHAnsi" w:cstheme="majorHAnsi"/>
+          <w:sz w:val="22"/>
+          <w:szCs w:val="22"/>
+          <w:lang w:val="en-US" w:eastAsia="en-US"/>
+        </w:rPr>
+        <w:t>. The result is large-scale anonymity</w:t>
+      </w:r>
+      <w:r>
+        <w:rPr>
+          <w:rFonts w:asciiTheme="majorHAnsi" w:eastAsiaTheme="minorEastAsia" w:hAnsiTheme="majorHAnsi" w:cstheme="majorHAnsi"/>
+          <w:sz w:val="22"/>
+          <w:szCs w:val="22"/>
+          <w:lang w:val="en-US" w:eastAsia="en-US"/>
+        </w:rPr>
+        <w:t>.</w:t>
+      </w:r>
+    </w:p>
+    <w:p>
+      <w:pPr>
+        <w:pStyle w:val="NormaleWeb"/>
+        <w:pBdr>
+          <w:bottom w:val="single" w:sz="6" w:space="1" w:color="auto"/>
+        </w:pBdr>
+        <w:spacing w:line="276" w:lineRule="auto"/>
+        <w:rPr>
+          <w:rFonts w:asciiTheme="majorHAnsi" w:eastAsiaTheme="minorEastAsia" w:hAnsiTheme="majorHAnsi" w:cstheme="majorHAnsi"/>
+          <w:sz w:val="22"/>
+          <w:szCs w:val="22"/>
+          <w:lang w:val="en-US" w:eastAsia="en-US"/>
+        </w:rPr>
+      </w:pPr>
+      <w:r>
+        <w:rPr>
+          <w:rFonts w:asciiTheme="majorHAnsi" w:eastAsiaTheme="minorEastAsia" w:hAnsiTheme="majorHAnsi" w:cstheme="majorHAnsi"/>
+          <w:sz w:val="22"/>
+          <w:szCs w:val="22"/>
+          <w:lang w:val="en-US" w:eastAsia="en-US"/>
+        </w:rPr>
+        <w:t>However, the</w:t>
+      </w:r>
+      <w:r>
+        <w:rPr>
+          <w:rFonts w:asciiTheme="majorHAnsi" w:eastAsiaTheme="minorEastAsia" w:hAnsiTheme="majorHAnsi" w:cstheme="majorHAnsi"/>
+          <w:sz w:val="22"/>
+          <w:szCs w:val="22"/>
+          <w:lang w:val="en-US" w:eastAsia="en-US"/>
+        </w:rPr>
+        <w:t xml:space="preserve"> technical capacity exists</w:t>
+      </w:r>
+      <w:r>
+        <w:rPr>
+          <w:rFonts w:asciiTheme="majorHAnsi" w:eastAsiaTheme="minorEastAsia" w:hAnsiTheme="majorHAnsi" w:cstheme="majorHAnsi"/>
+          <w:sz w:val="22"/>
+          <w:szCs w:val="22"/>
+          <w:lang w:val="en-US" w:eastAsia="en-US"/>
+        </w:rPr>
+        <w:t>, but not at scale</w:t>
+      </w:r>
+      <w:r>
+        <w:rPr>
+          <w:rFonts w:asciiTheme="majorHAnsi" w:eastAsiaTheme="minorEastAsia" w:hAnsiTheme="majorHAnsi" w:cstheme="majorHAnsi"/>
+          <w:sz w:val="22"/>
+          <w:szCs w:val="22"/>
+          <w:lang w:val="en-US" w:eastAsia="en-US"/>
+        </w:rPr>
+        <w:t xml:space="preserve">. </w:t>
+      </w:r>
+      <w:r>
+        <w:rPr>
+          <w:rFonts w:asciiTheme="majorHAnsi" w:eastAsiaTheme="minorEastAsia" w:hAnsiTheme="majorHAnsi" w:cstheme="majorHAnsi"/>
+          <w:sz w:val="22"/>
+          <w:szCs w:val="22"/>
+          <w:lang w:val="en-US" w:eastAsia="en-US"/>
+        </w:rPr>
+        <w:t>[</w:t>
       </w:r>
       <w:hyperlink r:id="rId10" w:history="1">
         <w:r>
           <w:rPr>
             <w:rStyle w:val="Collegamentoipertestuale"/>
+            <w:rFonts w:asciiTheme="majorHAnsi" w:eastAsiaTheme="minorEastAsia" w:hAnsiTheme="majorHAnsi" w:cstheme="majorHAnsi"/>
+            <w:sz w:val="22"/>
+            <w:szCs w:val="22"/>
+            <w:lang w:val="en-US" w:eastAsia="en-US"/>
           </w:rPr>
-          <w:t>mediterranearescue.org</w:t>
+          <w:t>Cristina Cat</w:t>
+        </w:r>
+        <w:r>
+          <w:rPr>
+            <w:rStyle w:val="Collegamentoipertestuale"/>
+            <w:rFonts w:asciiTheme="majorHAnsi" w:eastAsiaTheme="minorEastAsia" w:hAnsiTheme="majorHAnsi" w:cstheme="majorHAnsi"/>
+            <w:sz w:val="22"/>
+            <w:szCs w:val="22"/>
+            <w:lang w:val="en-US" w:eastAsia="en-US"/>
+          </w:rPr>
+          <w:t>t</w:t>
+        </w:r>
+        <w:r>
+          <w:rPr>
+            <w:rStyle w:val="Collegamentoipertestuale"/>
+            <w:rFonts w:asciiTheme="majorHAnsi" w:eastAsiaTheme="minorEastAsia" w:hAnsiTheme="majorHAnsi" w:cstheme="majorHAnsi"/>
+            <w:sz w:val="22"/>
+            <w:szCs w:val="22"/>
+            <w:lang w:val="en-US" w:eastAsia="en-US"/>
+          </w:rPr>
+          <w:t>aneo and the LABANOF forensic laboratory at the University of Mila</w:t>
+        </w:r>
+        <w:r>
+          <w:rPr>
+            <w:rStyle w:val="Collegamentoipertestuale"/>
+            <w:rFonts w:asciiTheme="majorHAnsi" w:eastAsiaTheme="minorEastAsia" w:hAnsiTheme="majorHAnsi" w:cstheme="majorHAnsi"/>
+            <w:sz w:val="22"/>
+            <w:szCs w:val="22"/>
+            <w:lang w:val="en-US" w:eastAsia="en-US"/>
+          </w:rPr>
+          <w:t>n</w:t>
         </w:r>
       </w:hyperlink>
       <w:r>
-        <w:br/>
-        <w:t>Mixed Migration Centre. (2025). </w:t>
-      </w:r>
-      <w:r>
-        <w:rPr>
-          <w:i/>
-          <w:iCs/>
-        </w:rPr>
-        <w:t>Uncounted &amp; Unknown: Tracking deaths and disappearances on the Atlantic and other irregular migration routes.</w:t>
-      </w:r>
-      <w:r>
-        <w:t> </w:t>
+        <w:rPr>
+          <w:rFonts w:asciiTheme="majorHAnsi" w:eastAsiaTheme="minorEastAsia" w:hAnsiTheme="majorHAnsi" w:cstheme="majorHAnsi"/>
+          <w:sz w:val="22"/>
+          <w:szCs w:val="22"/>
+          <w:lang w:val="en-US" w:eastAsia="en-US"/>
+        </w:rPr>
+        <w:t xml:space="preserve"> &lt;</w:t>
+      </w:r>
+      <w:r>
+        <w:rPr>
+          <w:rFonts w:asciiTheme="majorHAnsi" w:eastAsiaTheme="minorEastAsia" w:hAnsiTheme="majorHAnsi" w:cstheme="majorHAnsi"/>
+          <w:sz w:val="22"/>
+          <w:szCs w:val="22"/>
+          <w:lang w:val="en-US" w:eastAsia="en-US"/>
+        </w:rPr>
+        <w:t>https://www.scientificamerican.com/article/giving-dead-migrants-a-name/</w:t>
+      </w:r>
+      <w:r>
+        <w:rPr>
+          <w:rFonts w:asciiTheme="majorHAnsi" w:eastAsiaTheme="minorEastAsia" w:hAnsiTheme="majorHAnsi" w:cstheme="majorHAnsi"/>
+          <w:sz w:val="22"/>
+          <w:szCs w:val="22"/>
+          <w:lang w:val="en-US" w:eastAsia="en-US"/>
+        </w:rPr>
+        <w:t>&gt;</w:t>
+      </w:r>
+      <w:r>
+        <w:rPr>
+          <w:rFonts w:asciiTheme="majorHAnsi" w:eastAsiaTheme="minorEastAsia" w:hAnsiTheme="majorHAnsi" w:cstheme="majorHAnsi"/>
+          <w:sz w:val="22"/>
+          <w:szCs w:val="22"/>
+          <w:lang w:val="en-US" w:eastAsia="en-US"/>
+        </w:rPr>
+        <w:t>]</w:t>
+      </w:r>
+      <w:r>
+        <w:rPr>
+          <w:rFonts w:asciiTheme="majorHAnsi" w:eastAsiaTheme="minorEastAsia" w:hAnsiTheme="majorHAnsi" w:cstheme="majorHAnsi"/>
+          <w:sz w:val="22"/>
+          <w:szCs w:val="22"/>
+          <w:lang w:val="en-US" w:eastAsia="en-US"/>
+        </w:rPr>
+        <w:t xml:space="preserve"> have served as</w:t>
+      </w:r>
+      <w:r>
+        <w:rPr>
+          <w:rFonts w:asciiTheme="majorHAnsi" w:eastAsiaTheme="minorEastAsia" w:hAnsiTheme="majorHAnsi" w:cstheme="majorHAnsi"/>
+          <w:sz w:val="22"/>
+          <w:szCs w:val="22"/>
+          <w:lang w:val="en-US" w:eastAsia="en-US"/>
+        </w:rPr>
+        <w:t xml:space="preserve"> </w:t>
+      </w:r>
+      <w:r>
+        <w:rPr>
+          <w:rFonts w:asciiTheme="majorHAnsi" w:eastAsiaTheme="minorEastAsia" w:hAnsiTheme="majorHAnsi" w:cstheme="majorHAnsi"/>
+          <w:sz w:val="22"/>
+          <w:szCs w:val="22"/>
+          <w:lang w:val="en-US" w:eastAsia="en-US"/>
+        </w:rPr>
+        <w:t>medico-legal coordinators for Italy's Commissioner for Missing Persons. Their pilot studies — including the October 2013 Lampedusa</w:t>
+      </w:r>
+      <w:r>
+        <w:rPr>
+          <w:rFonts w:asciiTheme="majorHAnsi" w:eastAsiaTheme="minorEastAsia" w:hAnsiTheme="majorHAnsi" w:cstheme="majorHAnsi"/>
+          <w:sz w:val="22"/>
+          <w:szCs w:val="22"/>
+          <w:lang w:val="en-US" w:eastAsia="en-US"/>
+        </w:rPr>
+        <w:t xml:space="preserve"> </w:t>
+      </w:r>
+      <w:r>
+        <w:rPr>
+          <w:rFonts w:asciiTheme="majorHAnsi" w:eastAsiaTheme="minorEastAsia" w:hAnsiTheme="majorHAnsi" w:cstheme="majorHAnsi"/>
+          <w:sz w:val="22"/>
+          <w:szCs w:val="22"/>
+          <w:lang w:val="en-US" w:eastAsia="en-US"/>
+        </w:rPr>
+        <w:t>shipwreck, in which 39 of 366 recovered bodies were positively identified — show that decomposed remains can be matched to ante-mortem</w:t>
+      </w:r>
+      <w:r>
+        <w:rPr>
+          <w:rFonts w:asciiTheme="majorHAnsi" w:eastAsiaTheme="minorEastAsia" w:hAnsiTheme="majorHAnsi" w:cstheme="majorHAnsi"/>
+          <w:sz w:val="22"/>
+          <w:szCs w:val="22"/>
+          <w:lang w:val="en-US" w:eastAsia="en-US"/>
+        </w:rPr>
+        <w:t xml:space="preserve"> </w:t>
+      </w:r>
+      <w:r>
+        <w:rPr>
+          <w:rFonts w:asciiTheme="majorHAnsi" w:eastAsiaTheme="minorEastAsia" w:hAnsiTheme="majorHAnsi" w:cstheme="majorHAnsi"/>
+          <w:sz w:val="22"/>
+          <w:szCs w:val="22"/>
+          <w:lang w:val="en-US" w:eastAsia="en-US"/>
+        </w:rPr>
+        <w:t>data from relatives when both ends of the chain are properly resourced. What is missing, Cattaneo and her co-authors argue, is a legal</w:t>
+      </w:r>
+      <w:r>
+        <w:rPr>
+          <w:rFonts w:asciiTheme="majorHAnsi" w:eastAsiaTheme="minorEastAsia" w:hAnsiTheme="majorHAnsi" w:cstheme="majorHAnsi"/>
+          <w:sz w:val="22"/>
+          <w:szCs w:val="22"/>
+          <w:lang w:val="en-US" w:eastAsia="en-US"/>
+        </w:rPr>
+        <w:t xml:space="preserve"> </w:t>
+      </w:r>
+      <w:r>
+        <w:rPr>
+          <w:rFonts w:asciiTheme="majorHAnsi" w:eastAsiaTheme="minorEastAsia" w:hAnsiTheme="majorHAnsi" w:cstheme="majorHAnsi"/>
+          <w:sz w:val="22"/>
+          <w:szCs w:val="22"/>
+          <w:lang w:val="en-US" w:eastAsia="en-US"/>
+        </w:rPr>
+        <w:t>framework that makes post-mortem data collection mandatory rather than discretionary, an Italian database that pools anthropological,</w:t>
+      </w:r>
+      <w:r>
+        <w:rPr>
+          <w:rFonts w:asciiTheme="majorHAnsi" w:eastAsiaTheme="minorEastAsia" w:hAnsiTheme="majorHAnsi" w:cstheme="majorHAnsi"/>
+          <w:sz w:val="22"/>
+          <w:szCs w:val="22"/>
+          <w:lang w:val="en-US" w:eastAsia="en-US"/>
+        </w:rPr>
+        <w:t xml:space="preserve"> </w:t>
+      </w:r>
+      <w:r>
+        <w:rPr>
+          <w:rFonts w:asciiTheme="majorHAnsi" w:eastAsiaTheme="minorEastAsia" w:hAnsiTheme="majorHAnsi" w:cstheme="majorHAnsi"/>
+          <w:sz w:val="22"/>
+          <w:szCs w:val="22"/>
+          <w:lang w:val="en-US" w:eastAsia="en-US"/>
+        </w:rPr>
+        <w:t>genetic</w:t>
+      </w:r>
+      <w:r>
+        <w:rPr>
+          <w:rFonts w:asciiTheme="majorHAnsi" w:eastAsiaTheme="minorEastAsia" w:hAnsiTheme="majorHAnsi" w:cstheme="majorHAnsi"/>
+          <w:sz w:val="22"/>
+          <w:szCs w:val="22"/>
+          <w:lang w:val="en-US" w:eastAsia="en-US"/>
+        </w:rPr>
+        <w:t>,</w:t>
+      </w:r>
+      <w:r>
+        <w:rPr>
+          <w:rFonts w:asciiTheme="majorHAnsi" w:eastAsiaTheme="minorEastAsia" w:hAnsiTheme="majorHAnsi" w:cstheme="majorHAnsi"/>
+          <w:sz w:val="22"/>
+          <w:szCs w:val="22"/>
+          <w:lang w:val="en-US" w:eastAsia="en-US"/>
+        </w:rPr>
+        <w:t xml:space="preserve"> and medico-legal records across jurisdictions, and an international data-sharing infrastructure modeled on Interpol procedures</w:t>
+      </w:r>
+      <w:r>
+        <w:rPr>
+          <w:rFonts w:asciiTheme="majorHAnsi" w:eastAsiaTheme="minorEastAsia" w:hAnsiTheme="majorHAnsi" w:cstheme="majorHAnsi"/>
+          <w:sz w:val="22"/>
+          <w:szCs w:val="22"/>
+          <w:lang w:val="en-US" w:eastAsia="en-US"/>
+        </w:rPr>
+        <w:t>.</w:t>
+      </w:r>
+    </w:p>
+    <w:p>
+      <w:pPr>
+        <w:pStyle w:val="NormaleWeb"/>
+        <w:pBdr>
+          <w:bottom w:val="single" w:sz="6" w:space="1" w:color="auto"/>
+        </w:pBdr>
+        <w:spacing w:line="276" w:lineRule="auto"/>
+        <w:rPr>
+          <w:rFonts w:asciiTheme="majorHAnsi" w:eastAsiaTheme="minorEastAsia" w:hAnsiTheme="majorHAnsi" w:cstheme="majorHAnsi"/>
+          <w:sz w:val="22"/>
+          <w:szCs w:val="22"/>
+          <w:lang w:val="en-US" w:eastAsia="en-US"/>
+        </w:rPr>
+      </w:pPr>
+      <w:proofErr w:type="spellStart"/>
+      <w:r>
+        <w:rPr>
+          <w:rFonts w:asciiTheme="majorHAnsi" w:eastAsiaTheme="minorEastAsia" w:hAnsiTheme="majorHAnsi" w:cstheme="majorHAnsi"/>
+          <w:sz w:val="22"/>
+          <w:szCs w:val="22"/>
+          <w:lang w:val="en-US" w:eastAsia="en-US"/>
+        </w:rPr>
+        <w:t>On</w:t>
+      </w:r>
+      <w:proofErr w:type="spellEnd"/>
+      <w:r>
+        <w:rPr>
+          <w:rFonts w:asciiTheme="majorHAnsi" w:eastAsiaTheme="minorEastAsia" w:hAnsiTheme="majorHAnsi" w:cstheme="majorHAnsi"/>
+          <w:sz w:val="22"/>
+          <w:szCs w:val="22"/>
+          <w:lang w:val="en-US" w:eastAsia="en-US"/>
+        </w:rPr>
+        <w:t xml:space="preserve"> 24 February 2026, four organi</w:t>
+      </w:r>
+      <w:r>
+        <w:rPr>
+          <w:rFonts w:asciiTheme="majorHAnsi" w:eastAsiaTheme="minorEastAsia" w:hAnsiTheme="majorHAnsi" w:cstheme="majorHAnsi"/>
+          <w:sz w:val="22"/>
+          <w:szCs w:val="22"/>
+          <w:lang w:val="en-US" w:eastAsia="en-US"/>
+        </w:rPr>
+        <w:t>z</w:t>
+      </w:r>
+      <w:r>
+        <w:rPr>
+          <w:rFonts w:asciiTheme="majorHAnsi" w:eastAsiaTheme="minorEastAsia" w:hAnsiTheme="majorHAnsi" w:cstheme="majorHAnsi"/>
+          <w:sz w:val="22"/>
+          <w:szCs w:val="22"/>
+          <w:lang w:val="en-US" w:eastAsia="en-US"/>
+        </w:rPr>
+        <w:t xml:space="preserve">ations — </w:t>
+      </w:r>
+      <w:proofErr w:type="spellStart"/>
+      <w:r>
+        <w:rPr>
+          <w:rFonts w:asciiTheme="majorHAnsi" w:eastAsiaTheme="minorEastAsia" w:hAnsiTheme="majorHAnsi" w:cstheme="majorHAnsi"/>
+          <w:sz w:val="22"/>
+          <w:szCs w:val="22"/>
+          <w:lang w:val="en-US" w:eastAsia="en-US"/>
+        </w:rPr>
+        <w:t>Mem.Med</w:t>
+      </w:r>
+      <w:proofErr w:type="spellEnd"/>
+      <w:r>
+        <w:rPr>
+          <w:rFonts w:asciiTheme="majorHAnsi" w:eastAsiaTheme="minorEastAsia" w:hAnsiTheme="majorHAnsi" w:cstheme="majorHAnsi"/>
+          <w:sz w:val="22"/>
+          <w:szCs w:val="22"/>
+          <w:lang w:val="en-US" w:eastAsia="en-US"/>
+        </w:rPr>
+        <w:t xml:space="preserve"> (Memoria Mediterranea), ASGI, Mediterranea</w:t>
+      </w:r>
+      <w:r>
+        <w:rPr>
+          <w:rFonts w:asciiTheme="majorHAnsi" w:eastAsiaTheme="minorEastAsia" w:hAnsiTheme="majorHAnsi" w:cstheme="majorHAnsi"/>
+          <w:sz w:val="22"/>
+          <w:szCs w:val="22"/>
+          <w:lang w:val="en-US" w:eastAsia="en-US"/>
+        </w:rPr>
+        <w:t xml:space="preserve"> Saving Humans</w:t>
+      </w:r>
+      <w:r>
+        <w:rPr>
+          <w:rFonts w:asciiTheme="majorHAnsi" w:eastAsiaTheme="minorEastAsia" w:hAnsiTheme="majorHAnsi" w:cstheme="majorHAnsi"/>
+          <w:sz w:val="22"/>
+          <w:szCs w:val="22"/>
+          <w:lang w:val="en-US" w:eastAsia="en-US"/>
+        </w:rPr>
+        <w:t xml:space="preserve"> and Alarm Phone — </w:t>
+      </w:r>
+      <w:r>
+        <w:rPr>
+          <w:rFonts w:asciiTheme="majorHAnsi" w:eastAsiaTheme="minorEastAsia" w:hAnsiTheme="majorHAnsi" w:cstheme="majorHAnsi"/>
+          <w:sz w:val="22"/>
+          <w:szCs w:val="22"/>
+          <w:lang w:val="en-US" w:eastAsia="en-US"/>
+        </w:rPr>
+        <w:t>[</w:t>
       </w:r>
       <w:hyperlink r:id="rId11" w:history="1">
         <w:r>
           <w:rPr>
             <w:rStyle w:val="Collegamentoipertestuale"/>
+            <w:rFonts w:asciiTheme="majorHAnsi" w:eastAsiaTheme="minorEastAsia" w:hAnsiTheme="majorHAnsi" w:cstheme="majorHAnsi"/>
+            <w:sz w:val="22"/>
+            <w:szCs w:val="22"/>
+            <w:lang w:val="en-US" w:eastAsia="en-US"/>
           </w:rPr>
-          <w:t>mixedmigration.org</w:t>
+          <w:t>appeale</w:t>
+        </w:r>
+        <w:r>
+          <w:rPr>
+            <w:rStyle w:val="Collegamentoipertestuale"/>
+            <w:rFonts w:asciiTheme="majorHAnsi" w:eastAsiaTheme="minorEastAsia" w:hAnsiTheme="majorHAnsi" w:cstheme="majorHAnsi"/>
+            <w:sz w:val="22"/>
+            <w:szCs w:val="22"/>
+            <w:lang w:val="en-US" w:eastAsia="en-US"/>
+          </w:rPr>
+          <w:t>d</w:t>
+        </w:r>
+        <w:r>
+          <w:rPr>
+            <w:rStyle w:val="Collegamentoipertestuale"/>
+            <w:rFonts w:asciiTheme="majorHAnsi" w:eastAsiaTheme="minorEastAsia" w:hAnsiTheme="majorHAnsi" w:cstheme="majorHAnsi"/>
+            <w:sz w:val="22"/>
+            <w:szCs w:val="22"/>
+            <w:lang w:val="en-US" w:eastAsia="en-US"/>
+          </w:rPr>
+          <w:t xml:space="preserve"> to Ital</w:t>
+        </w:r>
+        <w:r>
+          <w:rPr>
+            <w:rStyle w:val="Collegamentoipertestuale"/>
+            <w:rFonts w:asciiTheme="majorHAnsi" w:eastAsiaTheme="minorEastAsia" w:hAnsiTheme="majorHAnsi" w:cstheme="majorHAnsi"/>
+            <w:sz w:val="22"/>
+            <w:szCs w:val="22"/>
+            <w:lang w:val="en-US" w:eastAsia="en-US"/>
+          </w:rPr>
+          <w:t>i</w:t>
+        </w:r>
+        <w:r>
+          <w:rPr>
+            <w:rStyle w:val="Collegamentoipertestuale"/>
+            <w:rFonts w:asciiTheme="majorHAnsi" w:eastAsiaTheme="minorEastAsia" w:hAnsiTheme="majorHAnsi" w:cstheme="majorHAnsi"/>
+            <w:sz w:val="22"/>
+            <w:szCs w:val="22"/>
+            <w:lang w:val="en-US" w:eastAsia="en-US"/>
+          </w:rPr>
+          <w:t>a</w:t>
+        </w:r>
+        <w:r>
+          <w:rPr>
+            <w:rStyle w:val="Collegamentoipertestuale"/>
+            <w:rFonts w:asciiTheme="majorHAnsi" w:eastAsiaTheme="minorEastAsia" w:hAnsiTheme="majorHAnsi" w:cstheme="majorHAnsi"/>
+            <w:sz w:val="22"/>
+            <w:szCs w:val="22"/>
+            <w:lang w:val="en-US" w:eastAsia="en-US"/>
+          </w:rPr>
+          <w:t>n authorities</w:t>
         </w:r>
       </w:hyperlink>
       <w:r>
-        <w:br/>
-        <w:t>Refugees in Libya. (2026). </w:t>
-      </w:r>
-      <w:r>
-        <w:rPr>
-          <w:i/>
-          <w:iCs/>
-        </w:rPr>
-        <w:t>[Video]</w:t>
-      </w:r>
-      <w:r>
-        <w:t>. Facebook. </w:t>
+        <w:rPr>
+          <w:rFonts w:asciiTheme="majorHAnsi" w:eastAsiaTheme="minorEastAsia" w:hAnsiTheme="majorHAnsi" w:cstheme="majorHAnsi"/>
+          <w:sz w:val="22"/>
+          <w:szCs w:val="22"/>
+          <w:lang w:val="en-US" w:eastAsia="en-US"/>
+        </w:rPr>
+        <w:t xml:space="preserve"> &lt;</w:t>
+      </w:r>
+      <w:r>
+        <w:rPr>
+          <w:rFonts w:asciiTheme="majorHAnsi" w:eastAsiaTheme="minorEastAsia" w:hAnsiTheme="majorHAnsi" w:cstheme="majorHAnsi"/>
+          <w:sz w:val="22"/>
+          <w:szCs w:val="22"/>
+          <w:lang w:val="en-US" w:eastAsia="en-US"/>
+        </w:rPr>
+        <w:t>https://lavialibera.it/it-schede-2598-corpi_migranti_ciclone_harry_appello_identificare_dare_nome</w:t>
+      </w:r>
+      <w:r>
+        <w:rPr>
+          <w:rFonts w:asciiTheme="majorHAnsi" w:eastAsiaTheme="minorEastAsia" w:hAnsiTheme="majorHAnsi" w:cstheme="majorHAnsi"/>
+          <w:sz w:val="22"/>
+          <w:szCs w:val="22"/>
+          <w:lang w:val="en-US" w:eastAsia="en-US"/>
+        </w:rPr>
+        <w:t>&gt;</w:t>
+      </w:r>
+      <w:r>
+        <w:rPr>
+          <w:rFonts w:asciiTheme="majorHAnsi" w:eastAsiaTheme="minorEastAsia" w:hAnsiTheme="majorHAnsi" w:cstheme="majorHAnsi"/>
+          <w:sz w:val="22"/>
+          <w:szCs w:val="22"/>
+          <w:lang w:val="en-US" w:eastAsia="en-US"/>
+        </w:rPr>
+        <w:t>]</w:t>
+      </w:r>
+      <w:r>
+        <w:rPr>
+          <w:rFonts w:asciiTheme="majorHAnsi" w:eastAsiaTheme="minorEastAsia" w:hAnsiTheme="majorHAnsi" w:cstheme="majorHAnsi"/>
+          <w:sz w:val="22"/>
+          <w:szCs w:val="22"/>
+          <w:lang w:val="en-US" w:eastAsia="en-US"/>
+        </w:rPr>
+        <w:t xml:space="preserve"> to apply exactly that framework to the Cyclone Harry recoveries: to collect DNA and fingerprints from the remains, complete the standard post-mortem identification forms, register each body in the Registro Nazionale </w:t>
+      </w:r>
+      <w:proofErr w:type="spellStart"/>
+      <w:r>
+        <w:rPr>
+          <w:rFonts w:asciiTheme="majorHAnsi" w:eastAsiaTheme="minorEastAsia" w:hAnsiTheme="majorHAnsi" w:cstheme="majorHAnsi"/>
+          <w:sz w:val="22"/>
+          <w:szCs w:val="22"/>
+          <w:lang w:val="en-US" w:eastAsia="en-US"/>
+        </w:rPr>
+        <w:t>dei</w:t>
+      </w:r>
+      <w:proofErr w:type="spellEnd"/>
+      <w:r>
+        <w:rPr>
+          <w:rFonts w:asciiTheme="majorHAnsi" w:eastAsiaTheme="minorEastAsia" w:hAnsiTheme="majorHAnsi" w:cstheme="majorHAnsi"/>
+          <w:sz w:val="22"/>
+          <w:szCs w:val="22"/>
+          <w:lang w:val="en-US" w:eastAsia="en-US"/>
+        </w:rPr>
+        <w:t xml:space="preserve"> </w:t>
+      </w:r>
+      <w:proofErr w:type="spellStart"/>
+      <w:r>
+        <w:rPr>
+          <w:rFonts w:asciiTheme="majorHAnsi" w:eastAsiaTheme="minorEastAsia" w:hAnsiTheme="majorHAnsi" w:cstheme="majorHAnsi"/>
+          <w:sz w:val="22"/>
+          <w:szCs w:val="22"/>
+          <w:lang w:val="en-US" w:eastAsia="en-US"/>
+        </w:rPr>
+        <w:t>Cadaveri</w:t>
+      </w:r>
+      <w:proofErr w:type="spellEnd"/>
+      <w:r>
+        <w:rPr>
+          <w:rFonts w:asciiTheme="majorHAnsi" w:eastAsiaTheme="minorEastAsia" w:hAnsiTheme="majorHAnsi" w:cstheme="majorHAnsi"/>
+          <w:sz w:val="22"/>
+          <w:szCs w:val="22"/>
+          <w:lang w:val="en-US" w:eastAsia="en-US"/>
+        </w:rPr>
+        <w:t xml:space="preserve"> Non </w:t>
+      </w:r>
+      <w:proofErr w:type="spellStart"/>
+      <w:r>
+        <w:rPr>
+          <w:rFonts w:asciiTheme="majorHAnsi" w:eastAsiaTheme="minorEastAsia" w:hAnsiTheme="majorHAnsi" w:cstheme="majorHAnsi"/>
+          <w:sz w:val="22"/>
+          <w:szCs w:val="22"/>
+          <w:lang w:val="en-US" w:eastAsia="en-US"/>
+        </w:rPr>
+        <w:t>Identificati</w:t>
+      </w:r>
+      <w:proofErr w:type="spellEnd"/>
+      <w:r>
+        <w:rPr>
+          <w:rFonts w:asciiTheme="majorHAnsi" w:eastAsiaTheme="minorEastAsia" w:hAnsiTheme="majorHAnsi" w:cstheme="majorHAnsi"/>
+          <w:sz w:val="22"/>
+          <w:szCs w:val="22"/>
+          <w:lang w:val="en-US" w:eastAsia="en-US"/>
+        </w:rPr>
+        <w:t xml:space="preserve">, and establish a procedure that would let families abroad submit comparative DNA. </w:t>
+      </w:r>
+      <w:r>
+        <w:rPr>
+          <w:rFonts w:asciiTheme="majorHAnsi" w:eastAsiaTheme="minorEastAsia" w:hAnsiTheme="majorHAnsi" w:cstheme="majorHAnsi"/>
+          <w:sz w:val="22"/>
+          <w:szCs w:val="22"/>
+          <w:lang w:val="en-US" w:eastAsia="en-US"/>
+        </w:rPr>
+        <w:t>The problem, as the</w:t>
+      </w:r>
+      <w:r>
+        <w:rPr>
+          <w:rFonts w:asciiTheme="majorHAnsi" w:eastAsiaTheme="minorEastAsia" w:hAnsiTheme="majorHAnsi" w:cstheme="majorHAnsi"/>
+          <w:sz w:val="22"/>
+          <w:szCs w:val="22"/>
+          <w:lang w:val="en-US" w:eastAsia="en-US"/>
+        </w:rPr>
+        <w:t xml:space="preserve"> </w:t>
+      </w:r>
+      <w:proofErr w:type="gramStart"/>
+      <w:r>
+        <w:rPr>
+          <w:rFonts w:asciiTheme="majorHAnsi" w:eastAsiaTheme="minorEastAsia" w:hAnsiTheme="majorHAnsi" w:cstheme="majorHAnsi"/>
+          <w:sz w:val="22"/>
+          <w:szCs w:val="22"/>
+          <w:lang w:val="en-US" w:eastAsia="en-US"/>
+        </w:rPr>
+        <w:t>attorney  for</w:t>
+      </w:r>
+      <w:proofErr w:type="gramEnd"/>
+      <w:r>
+        <w:rPr>
+          <w:rFonts w:asciiTheme="majorHAnsi" w:eastAsiaTheme="minorEastAsia" w:hAnsiTheme="majorHAnsi" w:cstheme="majorHAnsi"/>
+          <w:sz w:val="22"/>
+          <w:szCs w:val="22"/>
+          <w:lang w:val="en-US" w:eastAsia="en-US"/>
+        </w:rPr>
+        <w:t xml:space="preserve"> </w:t>
+      </w:r>
+      <w:proofErr w:type="spellStart"/>
+      <w:r>
+        <w:rPr>
+          <w:rFonts w:asciiTheme="majorHAnsi" w:eastAsiaTheme="minorEastAsia" w:hAnsiTheme="majorHAnsi" w:cstheme="majorHAnsi"/>
+          <w:sz w:val="22"/>
+          <w:szCs w:val="22"/>
+          <w:lang w:val="en-US" w:eastAsia="en-US"/>
+        </w:rPr>
+        <w:t>Mem.Med</w:t>
+      </w:r>
+      <w:proofErr w:type="spellEnd"/>
+      <w:r>
+        <w:rPr>
+          <w:rFonts w:asciiTheme="majorHAnsi" w:eastAsiaTheme="minorEastAsia" w:hAnsiTheme="majorHAnsi" w:cstheme="majorHAnsi"/>
+          <w:sz w:val="22"/>
+          <w:szCs w:val="22"/>
+          <w:lang w:val="en-US" w:eastAsia="en-US"/>
+        </w:rPr>
+        <w:t xml:space="preserve"> </w:t>
+      </w:r>
+      <w:r>
+        <w:rPr>
+          <w:rFonts w:asciiTheme="majorHAnsi" w:eastAsiaTheme="minorEastAsia" w:hAnsiTheme="majorHAnsi" w:cstheme="majorHAnsi"/>
+          <w:sz w:val="22"/>
+          <w:szCs w:val="22"/>
+          <w:lang w:val="en-US" w:eastAsia="en-US"/>
+        </w:rPr>
+        <w:t>Serena Romano</w:t>
+      </w:r>
+      <w:r>
+        <w:rPr>
+          <w:rFonts w:asciiTheme="majorHAnsi" w:eastAsiaTheme="minorEastAsia" w:hAnsiTheme="majorHAnsi" w:cstheme="majorHAnsi"/>
+          <w:sz w:val="22"/>
+          <w:szCs w:val="22"/>
+          <w:lang w:val="en-US" w:eastAsia="en-US"/>
+        </w:rPr>
+        <w:t xml:space="preserve"> </w:t>
+      </w:r>
+      <w:r>
+        <w:rPr>
+          <w:rFonts w:asciiTheme="majorHAnsi" w:eastAsiaTheme="minorEastAsia" w:hAnsiTheme="majorHAnsi" w:cstheme="majorHAnsi"/>
+          <w:sz w:val="22"/>
+          <w:szCs w:val="22"/>
+          <w:lang w:val="en-US" w:eastAsia="en-US"/>
+        </w:rPr>
+        <w:t>[</w:t>
       </w:r>
       <w:hyperlink r:id="rId12" w:history="1">
         <w:r>
           <w:rPr>
             <w:rStyle w:val="Collegamentoipertestuale"/>
+            <w:rFonts w:asciiTheme="majorHAnsi" w:eastAsiaTheme="minorEastAsia" w:hAnsiTheme="majorHAnsi" w:cstheme="majorHAnsi"/>
+            <w:sz w:val="22"/>
+            <w:szCs w:val="22"/>
+            <w:lang w:val="en-US" w:eastAsia="en-US"/>
           </w:rPr>
-          <w:t>facebook.com/reel/864119369728342</w:t>
+          <w:t>ex</w:t>
+        </w:r>
+        <w:r>
+          <w:rPr>
+            <w:rStyle w:val="Collegamentoipertestuale"/>
+            <w:rFonts w:asciiTheme="majorHAnsi" w:eastAsiaTheme="minorEastAsia" w:hAnsiTheme="majorHAnsi" w:cstheme="majorHAnsi"/>
+            <w:sz w:val="22"/>
+            <w:szCs w:val="22"/>
+            <w:lang w:val="en-US" w:eastAsia="en-US"/>
+          </w:rPr>
+          <w:t>p</w:t>
+        </w:r>
+        <w:r>
+          <w:rPr>
+            <w:rStyle w:val="Collegamentoipertestuale"/>
+            <w:rFonts w:asciiTheme="majorHAnsi" w:eastAsiaTheme="minorEastAsia" w:hAnsiTheme="majorHAnsi" w:cstheme="majorHAnsi"/>
+            <w:sz w:val="22"/>
+            <w:szCs w:val="22"/>
+            <w:lang w:val="en-US" w:eastAsia="en-US"/>
+          </w:rPr>
+          <w:t>lained</w:t>
         </w:r>
       </w:hyperlink>
       <w:r>
-        <w:br/>
-        <w:t>UNITED for Intercultural Action. (2025). </w:t>
-      </w:r>
-      <w:r>
-        <w:rPr>
-          <w:i/>
-          <w:iCs/>
-        </w:rPr>
-        <w:t>List of Refugee Deaths.</w:t>
-      </w:r>
-      <w:r>
-        <w:rPr>
-          <w:i/>
-          <w:iCs/>
-        </w:rPr>
-        <w:t xml:space="preserve"> </w:t>
-      </w:r>
-      <w:r>
-        <w:rPr>
-          <w:rFonts w:ascii="Times New Roman" w:eastAsia="Times New Roman" w:hAnsi="Times New Roman" w:cs="Times New Roman"/>
-          <w:color w:val="000000"/>
-          <w:sz w:val="24"/>
-          <w:szCs w:val="24"/>
-          <w:lang w:val="it-DE" w:eastAsia="it-IT"/>
-        </w:rPr>
-        <w:t>C</w:t>
-      </w:r>
-      <w:r>
-        <w:rPr>
-          <w:rFonts w:ascii="Times New Roman" w:eastAsia="Times New Roman" w:hAnsi="Times New Roman" w:cs="Times New Roman"/>
-          <w:color w:val="000000"/>
-          <w:sz w:val="24"/>
-          <w:szCs w:val="24"/>
-          <w:lang w:val="it-DE" w:eastAsia="it-IT"/>
-        </w:rPr>
-        <w:t>ampaign 'Fatal Policies of Fortress Europe'</w:t>
-      </w:r>
-      <w:r>
-        <w:t> </w:t>
+        <w:rPr>
+          <w:rFonts w:asciiTheme="majorHAnsi" w:eastAsiaTheme="minorEastAsia" w:hAnsiTheme="majorHAnsi" w:cstheme="majorHAnsi"/>
+          <w:sz w:val="22"/>
+          <w:szCs w:val="22"/>
+          <w:lang w:val="en-US" w:eastAsia="en-US"/>
+        </w:rPr>
+        <w:t xml:space="preserve"> &lt;</w:t>
+      </w:r>
+      <w:r>
+        <w:rPr>
+          <w:rFonts w:asciiTheme="majorHAnsi" w:eastAsiaTheme="minorEastAsia" w:hAnsiTheme="majorHAnsi" w:cstheme="majorHAnsi"/>
+          <w:sz w:val="22"/>
+          <w:szCs w:val="22"/>
+          <w:lang w:val="en-US" w:eastAsia="en-US"/>
+        </w:rPr>
+        <w:t>https://lavialibera.it/it-schede-2598-corpi_migranti_ciclone_harry_appello_identificare_dare_nome</w:t>
+      </w:r>
+      <w:r>
+        <w:rPr>
+          <w:rFonts w:asciiTheme="majorHAnsi" w:eastAsiaTheme="minorEastAsia" w:hAnsiTheme="majorHAnsi" w:cstheme="majorHAnsi"/>
+          <w:sz w:val="22"/>
+          <w:szCs w:val="22"/>
+          <w:lang w:val="en-US" w:eastAsia="en-US"/>
+        </w:rPr>
+        <w:t>&gt;</w:t>
+      </w:r>
+      <w:r>
+        <w:rPr>
+          <w:rFonts w:asciiTheme="majorHAnsi" w:eastAsiaTheme="minorEastAsia" w:hAnsiTheme="majorHAnsi" w:cstheme="majorHAnsi"/>
+          <w:sz w:val="22"/>
+          <w:szCs w:val="22"/>
+          <w:lang w:val="en-US" w:eastAsia="en-US"/>
+        </w:rPr>
+        <w:t>]</w:t>
+      </w:r>
+      <w:r>
+        <w:rPr>
+          <w:rFonts w:asciiTheme="majorHAnsi" w:eastAsiaTheme="minorEastAsia" w:hAnsiTheme="majorHAnsi" w:cstheme="majorHAnsi"/>
+          <w:sz w:val="22"/>
+          <w:szCs w:val="22"/>
+          <w:lang w:val="en-US" w:eastAsia="en-US"/>
+        </w:rPr>
+        <w:t xml:space="preserve">, is that </w:t>
+      </w:r>
+      <w:r>
+        <w:rPr>
+          <w:rFonts w:asciiTheme="majorHAnsi" w:eastAsiaTheme="minorEastAsia" w:hAnsiTheme="majorHAnsi" w:cstheme="majorHAnsi"/>
+          <w:sz w:val="22"/>
+          <w:szCs w:val="22"/>
+          <w:lang w:val="en-US" w:eastAsia="en-US"/>
+        </w:rPr>
+        <w:t xml:space="preserve">there is "zero political will" to identify the dead, and accused authorities of acting to "make </w:t>
+      </w:r>
+      <w:proofErr w:type="gramStart"/>
+      <w:r>
+        <w:rPr>
+          <w:rFonts w:asciiTheme="majorHAnsi" w:eastAsiaTheme="minorEastAsia" w:hAnsiTheme="majorHAnsi" w:cstheme="majorHAnsi"/>
+          <w:sz w:val="22"/>
+          <w:szCs w:val="22"/>
+          <w:lang w:val="en-US" w:eastAsia="en-US"/>
+        </w:rPr>
+        <w:t>deaths  invisible</w:t>
+      </w:r>
+      <w:proofErr w:type="gramEnd"/>
+      <w:r>
+        <w:rPr>
+          <w:rFonts w:asciiTheme="majorHAnsi" w:eastAsiaTheme="minorEastAsia" w:hAnsiTheme="majorHAnsi" w:cstheme="majorHAnsi"/>
+          <w:sz w:val="22"/>
+          <w:szCs w:val="22"/>
+          <w:lang w:val="en-US" w:eastAsia="en-US"/>
+        </w:rPr>
+        <w:t xml:space="preserve">." The Italian government has not responded. The same demand was </w:t>
+      </w:r>
+      <w:r>
+        <w:rPr>
+          <w:rFonts w:asciiTheme="majorHAnsi" w:eastAsiaTheme="minorEastAsia" w:hAnsiTheme="majorHAnsi" w:cstheme="majorHAnsi"/>
+          <w:sz w:val="22"/>
+          <w:szCs w:val="22"/>
+          <w:lang w:val="en-US" w:eastAsia="en-US"/>
+        </w:rPr>
+        <w:t>[</w:t>
       </w:r>
       <w:hyperlink r:id="rId13" w:history="1">
         <w:r>
           <w:rPr>
             <w:rStyle w:val="Collegamentoipertestuale"/>
+            <w:rFonts w:asciiTheme="majorHAnsi" w:eastAsiaTheme="minorEastAsia" w:hAnsiTheme="majorHAnsi" w:cstheme="majorHAnsi"/>
+            <w:sz w:val="22"/>
+            <w:szCs w:val="22"/>
+            <w:lang w:val="en-US" w:eastAsia="en-US"/>
           </w:rPr>
-          <w:t>unitedagainstrefugeedeaths.eu</w:t>
+          <w:t>re</w:t>
+        </w:r>
+        <w:r>
+          <w:rPr>
+            <w:rStyle w:val="Collegamentoipertestuale"/>
+            <w:rFonts w:asciiTheme="majorHAnsi" w:eastAsiaTheme="minorEastAsia" w:hAnsiTheme="majorHAnsi" w:cstheme="majorHAnsi"/>
+            <w:sz w:val="22"/>
+            <w:szCs w:val="22"/>
+            <w:lang w:val="en-US" w:eastAsia="en-US"/>
+          </w:rPr>
+          <w:t>p</w:t>
+        </w:r>
+        <w:r>
+          <w:rPr>
+            <w:rStyle w:val="Collegamentoipertestuale"/>
+            <w:rFonts w:asciiTheme="majorHAnsi" w:eastAsiaTheme="minorEastAsia" w:hAnsiTheme="majorHAnsi" w:cstheme="majorHAnsi"/>
+            <w:sz w:val="22"/>
+            <w:szCs w:val="22"/>
+            <w:lang w:val="en-US" w:eastAsia="en-US"/>
+          </w:rPr>
+          <w:t>e</w:t>
+        </w:r>
+        <w:r>
+          <w:rPr>
+            <w:rStyle w:val="Collegamentoipertestuale"/>
+            <w:rFonts w:asciiTheme="majorHAnsi" w:eastAsiaTheme="minorEastAsia" w:hAnsiTheme="majorHAnsi" w:cstheme="majorHAnsi"/>
+            <w:sz w:val="22"/>
+            <w:szCs w:val="22"/>
+            <w:lang w:val="en-US" w:eastAsia="en-US"/>
+          </w:rPr>
+          <w:t>a</w:t>
+        </w:r>
+        <w:r>
+          <w:rPr>
+            <w:rStyle w:val="Collegamentoipertestuale"/>
+            <w:rFonts w:asciiTheme="majorHAnsi" w:eastAsiaTheme="minorEastAsia" w:hAnsiTheme="majorHAnsi" w:cstheme="majorHAnsi"/>
+            <w:sz w:val="22"/>
+            <w:szCs w:val="22"/>
+            <w:lang w:val="en-US" w:eastAsia="en-US"/>
+          </w:rPr>
+          <w:t>ted in</w:t>
+        </w:r>
+        <w:r>
+          <w:rPr>
+            <w:rStyle w:val="Collegamentoipertestuale"/>
+            <w:rFonts w:asciiTheme="majorHAnsi" w:eastAsiaTheme="minorEastAsia" w:hAnsiTheme="majorHAnsi" w:cstheme="majorHAnsi"/>
+            <w:sz w:val="22"/>
+            <w:szCs w:val="22"/>
+            <w:lang w:val="en-US" w:eastAsia="en-US"/>
+          </w:rPr>
+          <w:t xml:space="preserve"> </w:t>
+        </w:r>
+        <w:r>
+          <w:rPr>
+            <w:rStyle w:val="Collegamentoipertestuale"/>
+            <w:rFonts w:asciiTheme="majorHAnsi" w:eastAsiaTheme="minorEastAsia" w:hAnsiTheme="majorHAnsi" w:cstheme="majorHAnsi"/>
+            <w:sz w:val="22"/>
+            <w:szCs w:val="22"/>
+            <w:lang w:val="en-US" w:eastAsia="en-US"/>
+          </w:rPr>
+          <w:t>July 2025</w:t>
         </w:r>
       </w:hyperlink>
+      <w:r>
+        <w:rPr>
+          <w:rFonts w:asciiTheme="majorHAnsi" w:eastAsiaTheme="minorEastAsia" w:hAnsiTheme="majorHAnsi" w:cstheme="majorHAnsi"/>
+          <w:sz w:val="22"/>
+          <w:szCs w:val="22"/>
+          <w:lang w:val="en-US" w:eastAsia="en-US"/>
+        </w:rPr>
+        <w:t xml:space="preserve"> &lt;</w:t>
+      </w:r>
+      <w:r>
+        <w:rPr>
+          <w:rFonts w:asciiTheme="majorHAnsi" w:eastAsiaTheme="minorEastAsia" w:hAnsiTheme="majorHAnsi" w:cstheme="majorHAnsi"/>
+          <w:sz w:val="22"/>
+          <w:szCs w:val="22"/>
+          <w:lang w:val="en-US" w:eastAsia="en-US"/>
+        </w:rPr>
+        <w:t>https://www.asgi.it/asilo-e-protezione-internazionale/identificazione-migranti-mediterraneo/</w:t>
+      </w:r>
+      <w:r>
+        <w:rPr>
+          <w:rFonts w:asciiTheme="majorHAnsi" w:eastAsiaTheme="minorEastAsia" w:hAnsiTheme="majorHAnsi" w:cstheme="majorHAnsi"/>
+          <w:sz w:val="22"/>
+          <w:szCs w:val="22"/>
+          <w:lang w:val="en-US" w:eastAsia="en-US"/>
+        </w:rPr>
+        <w:t>&gt;</w:t>
+      </w:r>
+      <w:r>
+        <w:rPr>
+          <w:rFonts w:asciiTheme="majorHAnsi" w:eastAsiaTheme="minorEastAsia" w:hAnsiTheme="majorHAnsi" w:cstheme="majorHAnsi"/>
+          <w:sz w:val="22"/>
+          <w:szCs w:val="22"/>
+          <w:lang w:val="en-US" w:eastAsia="en-US"/>
+        </w:rPr>
+        <w:t>]</w:t>
+      </w:r>
+      <w:r>
+        <w:rPr>
+          <w:rFonts w:asciiTheme="majorHAnsi" w:eastAsiaTheme="minorEastAsia" w:hAnsiTheme="majorHAnsi" w:cstheme="majorHAnsi"/>
+          <w:sz w:val="22"/>
+          <w:szCs w:val="22"/>
+          <w:lang w:val="en-US" w:eastAsia="en-US"/>
+        </w:rPr>
+        <w:t xml:space="preserve"> by ASGI, EMERGENCY, Sea-Watch </w:t>
+      </w:r>
+      <w:proofErr w:type="gramStart"/>
+      <w:r>
+        <w:rPr>
+          <w:rFonts w:asciiTheme="majorHAnsi" w:eastAsiaTheme="minorEastAsia" w:hAnsiTheme="majorHAnsi" w:cstheme="majorHAnsi"/>
+          <w:sz w:val="22"/>
+          <w:szCs w:val="22"/>
+          <w:lang w:val="en-US" w:eastAsia="en-US"/>
+        </w:rPr>
+        <w:t xml:space="preserve">and  </w:t>
+      </w:r>
+      <w:proofErr w:type="spellStart"/>
+      <w:r>
+        <w:rPr>
+          <w:rFonts w:asciiTheme="majorHAnsi" w:eastAsiaTheme="minorEastAsia" w:hAnsiTheme="majorHAnsi" w:cstheme="majorHAnsi"/>
+          <w:sz w:val="22"/>
+          <w:szCs w:val="22"/>
+          <w:lang w:val="en-US" w:eastAsia="en-US"/>
+        </w:rPr>
+        <w:t>Mem.Med</w:t>
+      </w:r>
+      <w:proofErr w:type="spellEnd"/>
+      <w:proofErr w:type="gramEnd"/>
+      <w:r>
+        <w:rPr>
+          <w:rFonts w:asciiTheme="majorHAnsi" w:eastAsiaTheme="minorEastAsia" w:hAnsiTheme="majorHAnsi" w:cstheme="majorHAnsi"/>
+          <w:sz w:val="22"/>
+          <w:szCs w:val="22"/>
+          <w:lang w:val="en-US" w:eastAsia="en-US"/>
+        </w:rPr>
+        <w:t xml:space="preserve"> about two migrants recovered in Libyan SAR waters, where they noted that immediate burial often prevents identification</w:t>
+      </w:r>
+      <w:r>
+        <w:rPr>
+          <w:rFonts w:asciiTheme="majorHAnsi" w:eastAsiaTheme="minorEastAsia" w:hAnsiTheme="majorHAnsi" w:cstheme="majorHAnsi"/>
+          <w:sz w:val="22"/>
+          <w:szCs w:val="22"/>
+          <w:lang w:val="en-US" w:eastAsia="en-US"/>
+        </w:rPr>
+        <w:t xml:space="preserve">. </w:t>
+      </w:r>
+      <w:r>
+        <w:rPr>
+          <w:rFonts w:asciiTheme="majorHAnsi" w:eastAsiaTheme="minorEastAsia" w:hAnsiTheme="majorHAnsi" w:cstheme="majorHAnsi"/>
+          <w:sz w:val="22"/>
+          <w:szCs w:val="22"/>
+          <w:lang w:val="en-US" w:eastAsia="en-US"/>
+        </w:rPr>
+        <w:t>Without these procedures, people disappear twice: first in the sea, and then again in the administrative silence that follows</w:t>
+      </w:r>
+      <w:r>
+        <w:rPr>
+          <w:rFonts w:asciiTheme="majorHAnsi" w:eastAsiaTheme="minorEastAsia" w:hAnsiTheme="majorHAnsi" w:cstheme="majorHAnsi"/>
+          <w:sz w:val="22"/>
+          <w:szCs w:val="22"/>
+          <w:lang w:val="en-US" w:eastAsia="en-US"/>
+        </w:rPr>
+        <w:t>.</w:t>
+      </w:r>
+    </w:p>
+    <w:p>
+      <w:pPr>
+        <w:pStyle w:val="NormaleWeb"/>
+        <w:pBdr>
+          <w:bottom w:val="single" w:sz="6" w:space="1" w:color="auto"/>
+        </w:pBdr>
+        <w:spacing w:line="276" w:lineRule="auto"/>
+        <w:rPr>
+          <w:rFonts w:asciiTheme="majorHAnsi" w:hAnsiTheme="majorHAnsi" w:cstheme="majorHAnsi"/>
+          <w:sz w:val="22"/>
+          <w:szCs w:val="22"/>
+        </w:rPr>
+      </w:pPr>
+      <w:r>
+        <w:rPr>
+          <w:rFonts w:asciiTheme="majorHAnsi" w:hAnsiTheme="majorHAnsi" w:cstheme="majorHAnsi"/>
+          <w:b/>
+          <w:bCs/>
+          <w:sz w:val="22"/>
+          <w:szCs w:val="22"/>
+        </w:rPr>
+        <w:lastRenderedPageBreak/>
+        <w:t>References.</w:t>
+      </w:r>
+      <w:r>
+        <w:rPr>
+          <w:rFonts w:asciiTheme="majorHAnsi" w:hAnsiTheme="majorHAnsi" w:cstheme="majorHAnsi"/>
+          <w:sz w:val="22"/>
+          <w:szCs w:val="22"/>
+        </w:rPr>
+        <w:br/>
+      </w:r>
+      <w:r>
+        <w:rPr>
+          <w:rFonts w:asciiTheme="majorHAnsi" w:hAnsiTheme="majorHAnsi" w:cstheme="majorHAnsi"/>
+          <w:sz w:val="22"/>
+          <w:szCs w:val="22"/>
+        </w:rPr>
+        <w:t>Amnesty International. (2025, November 6). Tunisia: Rampant violations against refugees and migrants expose EU's complicity risk.</w:t>
+      </w:r>
+      <w:r>
+        <w:rPr>
+          <w:rFonts w:asciiTheme="majorHAnsi" w:hAnsiTheme="majorHAnsi" w:cstheme="majorHAnsi"/>
+          <w:sz w:val="22"/>
+          <w:szCs w:val="22"/>
+        </w:rPr>
+        <w:t xml:space="preserve"> </w:t>
+      </w:r>
+      <w:r>
+        <w:rPr>
+          <w:rFonts w:asciiTheme="majorHAnsi" w:hAnsiTheme="majorHAnsi" w:cstheme="majorHAnsi"/>
+          <w:sz w:val="22"/>
+          <w:szCs w:val="22"/>
+        </w:rPr>
+        <w:t>https://www.amnesty.org/en/latest/news/2025/11/tunisia-rampant-violations-against-refugees-migrants-eu-risks-complicity/</w:t>
+      </w:r>
+    </w:p>
+    <w:p>
+      <w:pPr>
+        <w:pStyle w:val="NormaleWeb"/>
+        <w:pBdr>
+          <w:bottom w:val="single" w:sz="6" w:space="1" w:color="auto"/>
+        </w:pBdr>
+        <w:spacing w:line="276" w:lineRule="auto"/>
+        <w:rPr>
+          <w:rFonts w:asciiTheme="majorHAnsi" w:hAnsiTheme="majorHAnsi" w:cstheme="majorHAnsi"/>
+          <w:sz w:val="22"/>
+          <w:szCs w:val="22"/>
+        </w:rPr>
+      </w:pPr>
+      <w:r>
+        <w:rPr>
+          <w:rFonts w:asciiTheme="majorHAnsi" w:hAnsiTheme="majorHAnsi" w:cstheme="majorHAnsi"/>
+          <w:sz w:val="22"/>
+          <w:szCs w:val="22"/>
+        </w:rPr>
+        <w:t>ASGI. (2025, July 18). Dare un nome alle vittime della migrazione recuperate nel Mediterraneo centrale. La richiesta delle Ong per restituire dignità ai morti e conforto ai loro cari.</w:t>
+      </w:r>
+      <w:r>
+        <w:rPr>
+          <w:rFonts w:asciiTheme="majorHAnsi" w:hAnsiTheme="majorHAnsi" w:cstheme="majorHAnsi"/>
+          <w:sz w:val="22"/>
+          <w:szCs w:val="22"/>
+        </w:rPr>
+        <w:t xml:space="preserve"> </w:t>
+      </w:r>
+      <w:r>
+        <w:rPr>
+          <w:rFonts w:asciiTheme="majorHAnsi" w:hAnsiTheme="majorHAnsi" w:cstheme="majorHAnsi"/>
+          <w:sz w:val="22"/>
+          <w:szCs w:val="22"/>
+        </w:rPr>
+        <w:t>https://www.asgi.it/asilo-e-protezione-internazionale/identificazione-migranti-mediterraneo/</w:t>
+      </w:r>
+    </w:p>
+    <w:p>
+      <w:pPr>
+        <w:pStyle w:val="NormaleWeb"/>
+        <w:pBdr>
+          <w:bottom w:val="single" w:sz="6" w:space="1" w:color="auto"/>
+        </w:pBdr>
+        <w:spacing w:line="276" w:lineRule="auto"/>
+        <w:rPr>
+          <w:rFonts w:asciiTheme="majorHAnsi" w:hAnsiTheme="majorHAnsi" w:cstheme="majorHAnsi"/>
+          <w:sz w:val="22"/>
+          <w:szCs w:val="22"/>
+        </w:rPr>
+      </w:pPr>
+      <w:r>
+        <w:rPr>
+          <w:rFonts w:asciiTheme="majorHAnsi" w:hAnsiTheme="majorHAnsi" w:cstheme="majorHAnsi"/>
+          <w:sz w:val="22"/>
+          <w:szCs w:val="22"/>
+        </w:rPr>
+        <w:t>The Guardian. (2026, February 9). 'We've lost everything': anger and despair in Sicilian town collapsing after landslide.</w:t>
+      </w:r>
+      <w:r>
+        <w:rPr>
+          <w:rFonts w:asciiTheme="majorHAnsi" w:hAnsiTheme="majorHAnsi" w:cstheme="majorHAnsi"/>
+          <w:sz w:val="22"/>
+          <w:szCs w:val="22"/>
+        </w:rPr>
+        <w:t xml:space="preserve"> </w:t>
+      </w:r>
+      <w:r>
+        <w:rPr>
+          <w:rFonts w:asciiTheme="majorHAnsi" w:hAnsiTheme="majorHAnsi" w:cstheme="majorHAnsi"/>
+          <w:sz w:val="22"/>
+          <w:szCs w:val="22"/>
+        </w:rPr>
+        <w:t>https://www.theguardian.com/world/2026/feb/09/anger-despair-sicilian-town-crumbles-landslide-niscemi</w:t>
+      </w:r>
+    </w:p>
+    <w:p>
+      <w:pPr>
+        <w:pStyle w:val="NormaleWeb"/>
+        <w:pBdr>
+          <w:bottom w:val="single" w:sz="6" w:space="1" w:color="auto"/>
+        </w:pBdr>
+        <w:spacing w:line="276" w:lineRule="auto"/>
+        <w:rPr>
+          <w:rFonts w:asciiTheme="majorHAnsi" w:hAnsiTheme="majorHAnsi" w:cstheme="majorHAnsi"/>
+          <w:sz w:val="22"/>
+          <w:szCs w:val="22"/>
+        </w:rPr>
+      </w:pPr>
+      <w:r>
+        <w:rPr>
+          <w:rFonts w:asciiTheme="majorHAnsi" w:hAnsiTheme="majorHAnsi" w:cstheme="majorHAnsi"/>
+          <w:sz w:val="22"/>
+          <w:szCs w:val="22"/>
+        </w:rPr>
+        <w:t>Human Rights Watch. (2023, July 19). Tunisia: No Safe Haven for Black African Migrants, Refugees.</w:t>
+      </w:r>
+      <w:r>
+        <w:rPr>
+          <w:rFonts w:asciiTheme="majorHAnsi" w:hAnsiTheme="majorHAnsi" w:cstheme="majorHAnsi"/>
+          <w:sz w:val="22"/>
+          <w:szCs w:val="22"/>
+        </w:rPr>
+        <w:t xml:space="preserve"> </w:t>
+      </w:r>
+      <w:r>
+        <w:rPr>
+          <w:rFonts w:asciiTheme="majorHAnsi" w:hAnsiTheme="majorHAnsi" w:cstheme="majorHAnsi"/>
+          <w:sz w:val="22"/>
+          <w:szCs w:val="22"/>
+        </w:rPr>
+        <w:t>https://www.hrw.org/news/2023/07/19/tunisia-no-safe-haven-black-african-migrants-refugees</w:t>
+      </w:r>
+    </w:p>
+    <w:p>
+      <w:pPr>
+        <w:pStyle w:val="NormaleWeb"/>
+        <w:pBdr>
+          <w:bottom w:val="single" w:sz="6" w:space="1" w:color="auto"/>
+        </w:pBdr>
+        <w:spacing w:line="276" w:lineRule="auto"/>
+        <w:rPr>
+          <w:rFonts w:asciiTheme="majorHAnsi" w:hAnsiTheme="majorHAnsi" w:cstheme="majorHAnsi"/>
+          <w:sz w:val="22"/>
+          <w:szCs w:val="22"/>
+        </w:rPr>
+      </w:pPr>
+      <w:r>
+        <w:rPr>
+          <w:rFonts w:asciiTheme="majorHAnsi" w:hAnsiTheme="majorHAnsi" w:cstheme="majorHAnsi"/>
+          <w:sz w:val="22"/>
+          <w:szCs w:val="22"/>
+        </w:rPr>
+        <w:t>Il Post. (2026, February 20). Stanno riemergendo i corpi dei migranti morti in mare durante il ciclone Harry.</w:t>
+      </w:r>
+      <w:r>
+        <w:rPr>
+          <w:rFonts w:asciiTheme="majorHAnsi" w:hAnsiTheme="majorHAnsi" w:cstheme="majorHAnsi"/>
+          <w:sz w:val="22"/>
+          <w:szCs w:val="22"/>
+        </w:rPr>
+        <w:t xml:space="preserve"> </w:t>
+      </w:r>
+      <w:r>
+        <w:rPr>
+          <w:rFonts w:asciiTheme="majorHAnsi" w:hAnsiTheme="majorHAnsi" w:cstheme="majorHAnsi"/>
+          <w:sz w:val="22"/>
+          <w:szCs w:val="22"/>
+        </w:rPr>
+        <w:t>https://www.ilpost.it/2026/02/20/migranti-corpi-sicilia-calabria-sud-italia-ciclone-harry/</w:t>
+      </w:r>
+    </w:p>
+    <w:p>
+      <w:pPr>
+        <w:pStyle w:val="NormaleWeb"/>
+        <w:pBdr>
+          <w:bottom w:val="single" w:sz="6" w:space="1" w:color="auto"/>
+        </w:pBdr>
+        <w:spacing w:line="276" w:lineRule="auto"/>
+        <w:rPr>
+          <w:rFonts w:asciiTheme="majorHAnsi" w:hAnsiTheme="majorHAnsi" w:cstheme="majorHAnsi"/>
+          <w:sz w:val="22"/>
+          <w:szCs w:val="22"/>
+        </w:rPr>
+      </w:pPr>
+      <w:r>
+        <w:rPr>
+          <w:rFonts w:asciiTheme="majorHAnsi" w:hAnsiTheme="majorHAnsi" w:cstheme="majorHAnsi"/>
+          <w:sz w:val="22"/>
+          <w:szCs w:val="22"/>
+        </w:rPr>
+        <w:t>InfoMigrants. (2026, January 26). EU delivers more migration control equipment to Tunisian National Guard.</w:t>
+      </w:r>
+      <w:r>
+        <w:rPr>
+          <w:rFonts w:asciiTheme="majorHAnsi" w:hAnsiTheme="majorHAnsi" w:cstheme="majorHAnsi"/>
+          <w:sz w:val="22"/>
+          <w:szCs w:val="22"/>
+        </w:rPr>
+        <w:t xml:space="preserve"> </w:t>
+      </w:r>
+      <w:r>
+        <w:rPr>
+          <w:rFonts w:asciiTheme="majorHAnsi" w:hAnsiTheme="majorHAnsi" w:cstheme="majorHAnsi"/>
+          <w:sz w:val="22"/>
+          <w:szCs w:val="22"/>
+        </w:rPr>
+        <w:t>https://www.infomigrants.net/en/post/69438/eu-delivers-more-migration-control-equipment-to-tunisian-national-guard</w:t>
+      </w:r>
+    </w:p>
+    <w:p>
+      <w:pPr>
+        <w:pStyle w:val="NormaleWeb"/>
+        <w:pBdr>
+          <w:bottom w:val="single" w:sz="6" w:space="1" w:color="auto"/>
+        </w:pBdr>
+        <w:spacing w:line="276" w:lineRule="auto"/>
+        <w:rPr>
+          <w:rFonts w:asciiTheme="majorHAnsi" w:hAnsiTheme="majorHAnsi" w:cstheme="majorHAnsi"/>
+          <w:sz w:val="22"/>
+          <w:szCs w:val="22"/>
+        </w:rPr>
+      </w:pPr>
+      <w:r>
+        <w:rPr>
+          <w:rFonts w:asciiTheme="majorHAnsi" w:hAnsiTheme="majorHAnsi" w:cstheme="majorHAnsi"/>
+          <w:sz w:val="22"/>
+          <w:szCs w:val="22"/>
+        </w:rPr>
+        <w:t>InfoMigrants. (2026, January 7) 'Life in Tunisia is getting worse every day': A young Senegalese who lost everything in the destruction of his shelter.</w:t>
+      </w:r>
+      <w:r>
+        <w:rPr>
+          <w:rFonts w:asciiTheme="majorHAnsi" w:hAnsiTheme="majorHAnsi" w:cstheme="majorHAnsi"/>
+          <w:sz w:val="22"/>
+          <w:szCs w:val="22"/>
+        </w:rPr>
+        <w:t xml:space="preserve"> </w:t>
+      </w:r>
+      <w:r>
+        <w:rPr>
+          <w:rFonts w:asciiTheme="majorHAnsi" w:hAnsiTheme="majorHAnsi" w:cstheme="majorHAnsi"/>
+          <w:sz w:val="22"/>
+          <w:szCs w:val="22"/>
+        </w:rPr>
+        <w:t>https://www.infomigrants.net/en/post/69058/life-in-tunisia-is-getting-worse-every-day-a-young-senegalese-who-lost-everything-in-the-destruction-of-his-shelter</w:t>
+      </w:r>
+    </w:p>
+    <w:p>
+      <w:pPr>
+        <w:pStyle w:val="NormaleWeb"/>
+        <w:pBdr>
+          <w:bottom w:val="single" w:sz="6" w:space="1" w:color="auto"/>
+        </w:pBdr>
+        <w:spacing w:line="276" w:lineRule="auto"/>
+        <w:rPr>
+          <w:rFonts w:asciiTheme="majorHAnsi" w:hAnsiTheme="majorHAnsi" w:cstheme="majorHAnsi"/>
+          <w:sz w:val="22"/>
+          <w:szCs w:val="22"/>
+        </w:rPr>
+      </w:pPr>
+      <w:r>
+        <w:rPr>
+          <w:rFonts w:asciiTheme="majorHAnsi" w:hAnsiTheme="majorHAnsi" w:cstheme="majorHAnsi"/>
+          <w:sz w:val="22"/>
+          <w:szCs w:val="22"/>
+        </w:rPr>
+        <w:t>IOM Missing Migrants Project. Migration within the Mediterranean.</w:t>
+      </w:r>
+      <w:r>
+        <w:rPr>
+          <w:rFonts w:asciiTheme="majorHAnsi" w:hAnsiTheme="majorHAnsi" w:cstheme="majorHAnsi"/>
+          <w:sz w:val="22"/>
+          <w:szCs w:val="22"/>
+        </w:rPr>
+        <w:t xml:space="preserve"> </w:t>
+      </w:r>
+      <w:r>
+        <w:rPr>
+          <w:rFonts w:asciiTheme="majorHAnsi" w:hAnsiTheme="majorHAnsi" w:cstheme="majorHAnsi"/>
+          <w:sz w:val="22"/>
+          <w:szCs w:val="22"/>
+        </w:rPr>
+        <w:t>https://missingmigrants.iom.int/region/mediterranean</w:t>
+      </w:r>
+    </w:p>
+    <w:p>
+      <w:pPr>
+        <w:pStyle w:val="NormaleWeb"/>
+        <w:pBdr>
+          <w:bottom w:val="single" w:sz="6" w:space="1" w:color="auto"/>
+        </w:pBdr>
+        <w:spacing w:line="276" w:lineRule="auto"/>
+        <w:rPr>
+          <w:rFonts w:asciiTheme="majorHAnsi" w:hAnsiTheme="majorHAnsi" w:cstheme="majorHAnsi"/>
+          <w:sz w:val="22"/>
+          <w:szCs w:val="22"/>
+        </w:rPr>
+      </w:pPr>
+      <w:r>
+        <w:rPr>
+          <w:rFonts w:asciiTheme="majorHAnsi" w:hAnsiTheme="majorHAnsi" w:cstheme="majorHAnsi"/>
+          <w:sz w:val="22"/>
+          <w:szCs w:val="22"/>
+        </w:rPr>
+        <w:t>Lavialibera. (2026, February 24). "Identificate i corpi": l'appello per dare un nome ai migranti uccisi dal ciclone Harry (P. Valenti).</w:t>
+      </w:r>
+      <w:r>
+        <w:rPr>
+          <w:rFonts w:asciiTheme="majorHAnsi" w:hAnsiTheme="majorHAnsi" w:cstheme="majorHAnsi"/>
+          <w:sz w:val="22"/>
+          <w:szCs w:val="22"/>
+        </w:rPr>
+        <w:t xml:space="preserve"> </w:t>
+      </w:r>
+      <w:r>
+        <w:rPr>
+          <w:rFonts w:asciiTheme="majorHAnsi" w:hAnsiTheme="majorHAnsi" w:cstheme="majorHAnsi"/>
+          <w:sz w:val="22"/>
+          <w:szCs w:val="22"/>
+        </w:rPr>
+        <w:t>https://lavialibera.it/it-schede-2598-corpi_migranti_ciclone_harry_appello_identificare_dare_nome</w:t>
+      </w:r>
+    </w:p>
+    <w:p>
+      <w:pPr>
+        <w:pStyle w:val="NormaleWeb"/>
+        <w:pBdr>
+          <w:bottom w:val="single" w:sz="6" w:space="1" w:color="auto"/>
+        </w:pBdr>
+        <w:spacing w:line="276" w:lineRule="auto"/>
+        <w:rPr>
+          <w:rFonts w:asciiTheme="majorHAnsi" w:hAnsiTheme="majorHAnsi" w:cstheme="majorHAnsi"/>
+          <w:sz w:val="22"/>
+          <w:szCs w:val="22"/>
+        </w:rPr>
+      </w:pPr>
+      <w:r>
+        <w:rPr>
+          <w:rFonts w:asciiTheme="majorHAnsi" w:hAnsiTheme="majorHAnsi" w:cstheme="majorHAnsi"/>
+          <w:sz w:val="22"/>
+          <w:szCs w:val="22"/>
+        </w:rPr>
+        <w:t>Mediterranea. (2026, February 2). Potrebbero essere 1000 le persone disperse in mare durante il Ciclone Harry.</w:t>
+      </w:r>
+      <w:r>
+        <w:rPr>
+          <w:rFonts w:asciiTheme="majorHAnsi" w:hAnsiTheme="majorHAnsi" w:cstheme="majorHAnsi"/>
+          <w:sz w:val="22"/>
+          <w:szCs w:val="22"/>
+        </w:rPr>
+        <w:t xml:space="preserve"> </w:t>
+      </w:r>
+      <w:hyperlink r:id="rId14" w:history="1">
+        <w:r>
+          <w:rPr>
+            <w:rStyle w:val="Collegamentoipertestuale"/>
+            <w:rFonts w:asciiTheme="majorHAnsi" w:hAnsiTheme="majorHAnsi" w:cstheme="majorHAnsi"/>
+            <w:sz w:val="22"/>
+            <w:szCs w:val="22"/>
+          </w:rPr>
+          <w:t>https://mediterranearescue.org/it/news/potrebbero-essere-1000-le-persone-disperse-in-mare-durante-il-ciclone-harry</w:t>
+        </w:r>
+      </w:hyperlink>
+    </w:p>
+    <w:p>
+      <w:pPr>
+        <w:pStyle w:val="NormaleWeb"/>
+        <w:pBdr>
+          <w:bottom w:val="single" w:sz="6" w:space="1" w:color="auto"/>
+        </w:pBdr>
+        <w:spacing w:line="276" w:lineRule="auto"/>
+        <w:rPr>
+          <w:rFonts w:asciiTheme="majorHAnsi" w:hAnsiTheme="majorHAnsi" w:cstheme="majorHAnsi"/>
+          <w:sz w:val="22"/>
+          <w:szCs w:val="22"/>
+        </w:rPr>
+      </w:pPr>
+      <w:r>
+        <w:rPr>
+          <w:rFonts w:asciiTheme="majorHAnsi" w:hAnsiTheme="majorHAnsi" w:cstheme="majorHAnsi"/>
+          <w:sz w:val="22"/>
+          <w:szCs w:val="22"/>
+        </w:rPr>
+        <w:lastRenderedPageBreak/>
+        <w:t xml:space="preserve">Mixed Migration Center (2025, March 31) Uncounted &amp; Unknown: Tracking deaths &amp; disappearances on the Atlantic &amp; other irregular migration routes. </w:t>
+      </w:r>
+      <w:hyperlink r:id="rId15" w:history="1">
+        <w:r>
+          <w:rPr>
+            <w:rStyle w:val="Collegamentoipertestuale"/>
+            <w:rFonts w:asciiTheme="majorHAnsi" w:hAnsiTheme="majorHAnsi" w:cstheme="majorHAnsi"/>
+            <w:sz w:val="22"/>
+            <w:szCs w:val="22"/>
+          </w:rPr>
+          <w:t>https://mixedmigration.org/articles/uncounted-unknown-migrant-deaths-disappearances-atlantic/</w:t>
+        </w:r>
+      </w:hyperlink>
+      <w:r>
+        <w:rPr>
+          <w:rFonts w:asciiTheme="majorHAnsi" w:hAnsiTheme="majorHAnsi" w:cstheme="majorHAnsi"/>
+          <w:sz w:val="22"/>
+          <w:szCs w:val="22"/>
+        </w:rPr>
+        <w:t xml:space="preserve"> </w:t>
+      </w:r>
+    </w:p>
+    <w:p>
+      <w:pPr>
+        <w:pStyle w:val="NormaleWeb"/>
+        <w:pBdr>
+          <w:bottom w:val="single" w:sz="6" w:space="1" w:color="auto"/>
+        </w:pBdr>
+        <w:spacing w:line="276" w:lineRule="auto"/>
+        <w:rPr>
+          <w:rFonts w:asciiTheme="majorHAnsi" w:hAnsiTheme="majorHAnsi" w:cstheme="majorHAnsi"/>
+          <w:sz w:val="22"/>
+          <w:szCs w:val="22"/>
+        </w:rPr>
+      </w:pPr>
+      <w:r>
+        <w:rPr>
+          <w:rFonts w:asciiTheme="majorHAnsi" w:hAnsiTheme="majorHAnsi" w:cstheme="majorHAnsi"/>
+          <w:sz w:val="22"/>
+          <w:szCs w:val="22"/>
+        </w:rPr>
+        <w:t>Refugees in Libya. (2026, January 30). Over 1,000 People Missing in the Mediterranean Following Cyclone Harry? What We Know — and What Remains Unaccounted For.https://www.refugeesinlibya.org/post/over-1-000-people-missing-in-the-mediterranean-following-cyclone-harry-what-we-know-and-what-rema</w:t>
+      </w:r>
+    </w:p>
+    <w:p>
+      <w:pPr>
+        <w:pStyle w:val="NormaleWeb"/>
+        <w:pBdr>
+          <w:bottom w:val="single" w:sz="6" w:space="1" w:color="auto"/>
+        </w:pBdr>
+        <w:spacing w:line="276" w:lineRule="auto"/>
+        <w:rPr>
+          <w:rFonts w:asciiTheme="majorHAnsi" w:hAnsiTheme="majorHAnsi" w:cstheme="majorHAnsi"/>
+          <w:sz w:val="22"/>
+          <w:szCs w:val="22"/>
+        </w:rPr>
+      </w:pPr>
+      <w:r>
+        <w:rPr>
+          <w:rFonts w:asciiTheme="majorHAnsi" w:hAnsiTheme="majorHAnsi" w:cstheme="majorHAnsi"/>
+          <w:sz w:val="22"/>
+          <w:szCs w:val="22"/>
+        </w:rPr>
+        <w:t>Rodríguez Sánchez, A., et al. (2023). Search-and-rescue in the Central Mediterranean Route does not induce migration: Predictive modeling to answer causal queries in migration research. Scientific Reports.</w:t>
+      </w:r>
+      <w:r>
+        <w:rPr>
+          <w:rFonts w:asciiTheme="majorHAnsi" w:hAnsiTheme="majorHAnsi" w:cstheme="majorHAnsi"/>
+          <w:sz w:val="22"/>
+          <w:szCs w:val="22"/>
+        </w:rPr>
+        <w:t xml:space="preserve"> </w:t>
+      </w:r>
+      <w:r>
+        <w:rPr>
+          <w:rFonts w:asciiTheme="majorHAnsi" w:hAnsiTheme="majorHAnsi" w:cstheme="majorHAnsi"/>
+          <w:sz w:val="22"/>
+          <w:szCs w:val="22"/>
+        </w:rPr>
+        <w:t>https://www.nature.com/articles/s41598-023-38119-4</w:t>
+      </w:r>
+    </w:p>
+    <w:p>
+      <w:pPr>
+        <w:pStyle w:val="NormaleWeb"/>
+        <w:pBdr>
+          <w:bottom w:val="single" w:sz="6" w:space="1" w:color="auto"/>
+        </w:pBdr>
+        <w:spacing w:line="276" w:lineRule="auto"/>
+        <w:rPr>
+          <w:rFonts w:asciiTheme="majorHAnsi" w:hAnsiTheme="majorHAnsi" w:cstheme="majorHAnsi"/>
+          <w:sz w:val="22"/>
+          <w:szCs w:val="22"/>
+        </w:rPr>
+      </w:pPr>
+      <w:r>
+        <w:rPr>
+          <w:rFonts w:asciiTheme="majorHAnsi" w:hAnsiTheme="majorHAnsi" w:cstheme="majorHAnsi"/>
+          <w:sz w:val="22"/>
+          <w:szCs w:val="22"/>
+        </w:rPr>
+        <w:t>Scientific American. (2017, August 9). Giving Dead Migrants a Name.</w:t>
+      </w:r>
+      <w:r>
+        <w:rPr>
+          <w:rFonts w:asciiTheme="majorHAnsi" w:hAnsiTheme="majorHAnsi" w:cstheme="majorHAnsi"/>
+          <w:sz w:val="22"/>
+          <w:szCs w:val="22"/>
+        </w:rPr>
+        <w:t xml:space="preserve"> </w:t>
+      </w:r>
+      <w:r>
+        <w:rPr>
+          <w:rFonts w:asciiTheme="majorHAnsi" w:hAnsiTheme="majorHAnsi" w:cstheme="majorHAnsi"/>
+          <w:sz w:val="22"/>
+          <w:szCs w:val="22"/>
+        </w:rPr>
+        <w:t>https://www.scientificamerican.com/article/giving-dead-migrants-a-name/</w:t>
+      </w:r>
+    </w:p>
+    <w:p>
+      <w:pPr>
+        <w:pStyle w:val="NormaleWeb"/>
+        <w:pBdr>
+          <w:bottom w:val="single" w:sz="6" w:space="1" w:color="auto"/>
+        </w:pBdr>
+        <w:spacing w:line="276" w:lineRule="auto"/>
+        <w:rPr>
+          <w:rFonts w:asciiTheme="majorHAnsi" w:hAnsiTheme="majorHAnsi" w:cstheme="majorHAnsi"/>
+          <w:sz w:val="22"/>
+          <w:szCs w:val="22"/>
+        </w:rPr>
+      </w:pPr>
+      <w:r>
+        <w:rPr>
+          <w:rFonts w:asciiTheme="majorHAnsi" w:hAnsiTheme="majorHAnsi" w:cstheme="majorHAnsi"/>
+          <w:sz w:val="22"/>
+          <w:szCs w:val="22"/>
+        </w:rPr>
+        <w:t>UNITED for Intercultural Action. Fatal Policies of Fortress Europe — About the United List of Deaths.</w:t>
+      </w:r>
+      <w:r>
+        <w:rPr>
+          <w:rFonts w:asciiTheme="majorHAnsi" w:hAnsiTheme="majorHAnsi" w:cstheme="majorHAnsi"/>
+          <w:sz w:val="22"/>
+          <w:szCs w:val="22"/>
+        </w:rPr>
+        <w:t xml:space="preserve"> </w:t>
+      </w:r>
+      <w:r>
+        <w:rPr>
+          <w:rFonts w:asciiTheme="majorHAnsi" w:hAnsiTheme="majorHAnsi" w:cstheme="majorHAnsi"/>
+          <w:sz w:val="22"/>
+          <w:szCs w:val="22"/>
+        </w:rPr>
+        <w:t>https://unitedagainstrefugeedeaths.eu/about-the-campaign/about-the-united-list-of-deaths/</w:t>
+      </w:r>
+    </w:p>
+    <w:p>
+      <w:pPr>
+        <w:pStyle w:val="NormaleWeb"/>
+        <w:pBdr>
+          <w:bottom w:val="single" w:sz="6" w:space="1" w:color="auto"/>
+        </w:pBdr>
+        <w:spacing w:line="276" w:lineRule="auto"/>
+        <w:rPr>
+          <w:rFonts w:asciiTheme="majorHAnsi" w:eastAsiaTheme="minorEastAsia" w:hAnsiTheme="majorHAnsi" w:cstheme="majorHAnsi"/>
+          <w:sz w:val="22"/>
+          <w:szCs w:val="22"/>
+          <w:lang w:val="en-US" w:eastAsia="en-US"/>
+        </w:rPr>
+      </w:pPr>
     </w:p>
     <w:sectPr>
       <w:pgSz w:w="12240" w:h="15840"/>
@@ -1759,7 +6192,6 @@
   <w:style w:type="character" w:default="1" w:styleId="Carpredefinitoparagrafo">
     <w:name w:val="Default Paragraph Font"/>
     <w:uiPriority w:val="1"/>
-    <w:semiHidden/>
     <w:unhideWhenUsed/>
   </w:style>
   <w:style w:type="table" w:default="1" w:styleId="Tabellanormale">
